--- a/Dokumentation/Project Development.docx
+++ b/Dokumentation/Project Development.docx
@@ -1,10 +1,10 @@
 
 <file path=word/document.xml><?xml version="1.0" encoding="utf-8"?>
-<w:document xmlns:wpc="http://schemas.microsoft.com/office/word/2010/wordprocessingCanvas" xmlns:cx="http://schemas.microsoft.com/office/drawing/2014/chartex" xmlns:cx1="http://schemas.microsoft.com/office/drawing/2015/9/8/chartex" xmlns:cx2="http://schemas.microsoft.com/office/drawing/2015/10/21/chartex" xmlns:cx3="http://schemas.microsoft.com/office/drawing/2016/5/9/chartex" xmlns:cx4="http://schemas.microsoft.com/office/drawing/2016/5/10/chartex" xmlns:cx5="http://schemas.microsoft.com/office/drawing/2016/5/11/chartex" xmlns:cx6="http://schemas.microsoft.com/office/drawing/2016/5/12/chartex" xmlns:cx7="http://schemas.microsoft.com/office/drawing/2016/5/13/chartex" xmlns:cx8="http://schemas.microsoft.com/office/drawing/2016/5/14/chartex" xmlns:mc="http://schemas.openxmlformats.org/markup-compatibility/2006" xmlns:aink="http://schemas.microsoft.com/office/drawing/2016/ink" xmlns:am3d="http://schemas.microsoft.com/office/drawing/2017/model3d" xmlns:o="urn:schemas-microsoft-com:office:office" xmlns:oel="http://schemas.microsoft.com/office/2019/extlst" xmlns:r="http://schemas.openxmlformats.org/officeDocument/2006/relationships" xmlns:m="http://schemas.openxmlformats.org/officeDocument/2006/math" xmlns:v="urn:schemas-microsoft-com:vml" xmlns:wp14="http://schemas.microsoft.com/office/word/2010/wordprocessingDrawing" xmlns:wp="http://schemas.openxmlformats.org/drawingml/2006/wordprocessingDrawing" xmlns:w10="urn:schemas-microsoft-com:office:word" xmlns:w="http://schemas.openxmlformats.org/wordprocessingml/2006/main" xmlns:w14="http://schemas.microsoft.com/office/word/2010/wordml" xmlns:w15="http://schemas.microsoft.com/office/word/2012/wordml" xmlns:w16cex="http://schemas.microsoft.com/office/word/2018/wordml/cex" xmlns:w16cid="http://schemas.microsoft.com/office/word/2016/wordml/cid" xmlns:w16="http://schemas.microsoft.com/office/word/2018/wordml" xmlns:w16du="http://schemas.microsoft.com/office/word/2023/wordml/word16du" xmlns:w16sdtdh="http://schemas.microsoft.com/office/word/2020/wordml/sdtdatahash" xmlns:w16sdtfl="http://schemas.microsoft.com/office/word/2024/wordml/sdtformatlock" xmlns:w16se="http://schemas.microsoft.com/office/word/2015/wordml/symex" xmlns:wpg="http://schemas.microsoft.com/office/word/2010/wordprocessingGroup" xmlns:wpi="http://schemas.microsoft.com/office/word/2010/wordprocessingInk" xmlns:wne="http://schemas.microsoft.com/office/word/2006/wordml" xmlns:wps="http://schemas.microsoft.com/office/word/2010/wordprocessingShape" mc:Ignorable="w14 w15 w16se w16cid w16 w16cex w16sdtdh w16sdtfl w16du wp14">
+<w:document xmlns:o="urn:schemas-microsoft-com:office:office" xmlns:r="http://schemas.openxmlformats.org/officeDocument/2006/relationships" xmlns:v="urn:schemas-microsoft-com:vml" xmlns:w="http://schemas.openxmlformats.org/wordprocessingml/2006/main" xmlns:w10="urn:schemas-microsoft-com:office:word" xmlns:wp="http://schemas.openxmlformats.org/drawingml/2006/wordprocessingDrawing" xmlns:pic="http://schemas.openxmlformats.org/drawingml/2006/picture" xmlns:wps="http://schemas.microsoft.com/office/word/2010/wordprocessingShape" xmlns:wpg="http://schemas.microsoft.com/office/word/2010/wordprocessingGroup" xmlns:mc="http://schemas.openxmlformats.org/markup-compatibility/2006" xmlns:wp14="http://schemas.microsoft.com/office/word/2010/wordprocessingDrawing" xmlns:w14="http://schemas.microsoft.com/office/word/2010/wordml" xmlns:w15="http://schemas.microsoft.com/office/word/2012/wordml" mc:Ignorable="w14 wp14 w15">
   <w:body>
     <w:p>
       <w:pPr>
-        <w:pStyle w:val="Titel"/>
+        <w:pStyle w:val="Title"/>
         <w:rPr>
           <w:rFonts w:ascii="Bahnschrift SemiLight SemiConde" w:hAnsi="Bahnschrift SemiLight SemiConde"/>
         </w:rPr>
@@ -18,6 +18,7 @@
     </w:p>
     <w:p>
       <w:pPr>
+        <w:pStyle w:val="Normal"/>
         <w:rPr>
           <w:rFonts w:ascii="Bahnschrift SemiLight SemiConde" w:hAnsi="Bahnschrift SemiLight SemiConde"/>
         </w:rPr>
@@ -26,58 +27,49 @@
         <w:rPr>
           <w:rFonts w:ascii="Bahnschrift SemiLight SemiConde" w:hAnsi="Bahnschrift SemiLight SemiConde"/>
         </w:rPr>
-        <w:t>HTL-Wels</w:t>
-      </w:r>
-      <w:r>
+        <w:t>HTL-Wels | ITP</w:t>
+      </w:r>
+    </w:p>
+    <w:p>
+      <w:pPr>
+        <w:pStyle w:val="Normal"/>
         <w:rPr>
           <w:rFonts w:ascii="Bahnschrift SemiLight SemiConde" w:hAnsi="Bahnschrift SemiLight SemiConde"/>
         </w:rPr>
-        <w:t xml:space="preserve"> | ITP</w:t>
-      </w:r>
-    </w:p>
-    <w:p>
-      <w:pPr>
+      </w:pPr>
+      <w:r>
         <w:rPr>
           <w:rFonts w:ascii="Bahnschrift SemiLight SemiConde" w:hAnsi="Bahnschrift SemiLight SemiConde"/>
         </w:rPr>
-      </w:pPr>
-      <w:r>
+        <w:t>Brückl Matthias, Aistleitner Daniel, Bergbauer Klaus</w:t>
+      </w:r>
+    </w:p>
+    <w:p>
+      <w:pPr>
+        <w:pStyle w:val="Normal"/>
         <w:rPr>
           <w:rFonts w:ascii="Bahnschrift SemiLight SemiConde" w:hAnsi="Bahnschrift SemiLight SemiConde"/>
         </w:rPr>
-        <w:t>Brückl Matthias, Aistleitner Daniel, Bergbauer Klaus</w:t>
-      </w:r>
-    </w:p>
-    <w:p>
-      <w:pPr>
+      </w:pPr>
+      <w:r>
         <w:rPr>
           <w:rFonts w:ascii="Bahnschrift SemiLight SemiConde" w:hAnsi="Bahnschrift SemiLight SemiConde"/>
         </w:rPr>
-      </w:pPr>
-      <w:r>
-        <w:rPr>
-          <w:rFonts w:ascii="Bahnschrift SemiLight SemiConde" w:hAnsi="Bahnschrift SemiLight SemiConde"/>
-        </w:rPr>
-        <w:t xml:space="preserve">Project </w:t>
-      </w:r>
-      <w:proofErr w:type="spellStart"/>
-      <w:r>
-        <w:rPr>
-          <w:rFonts w:ascii="Bahnschrift SemiLight SemiConde" w:hAnsi="Bahnschrift SemiLight SemiConde"/>
-        </w:rPr>
-        <w:t>close</w:t>
-      </w:r>
-      <w:proofErr w:type="spellEnd"/>
-      <w:r>
-        <w:rPr>
-          <w:rFonts w:ascii="Bahnschrift SemiLight SemiConde" w:hAnsi="Bahnschrift SemiLight SemiConde"/>
-        </w:rPr>
-        <w:t xml:space="preserve"> down: 10.06.2026</w:t>
-      </w:r>
-    </w:p>
-    <w:p/>
-    <w:p>
-      <w:pPr>
+        <w:t>Project close down: 10.06.2026</w:t>
+      </w:r>
+    </w:p>
+    <w:p>
+      <w:pPr>
+        <w:pStyle w:val="Normal"/>
+        <w:rPr/>
+      </w:pPr>
+      <w:r>
+        <w:rPr/>
+      </w:r>
+    </w:p>
+    <w:p>
+      <w:pPr>
+        <w:pStyle w:val="Normal"/>
         <w:rPr>
           <w:rFonts w:ascii="Bahnschrift Light SemiCondensed" w:hAnsi="Bahnschrift Light SemiCondensed"/>
           <w:b/>
@@ -101,6 +93,7 @@
     </w:p>
     <w:p>
       <w:pPr>
+        <w:pStyle w:val="Normal"/>
         <w:rPr>
           <w:rFonts w:ascii="Bahnschrift Light SemiCondensed" w:hAnsi="Bahnschrift Light SemiCondensed"/>
           <w:lang w:val="en-GB"/>
@@ -116,6 +109,7 @@
     </w:p>
     <w:p>
       <w:pPr>
+        <w:pStyle w:val="Normal"/>
         <w:numPr>
           <w:ilvl w:val="0"/>
           <w:numId w:val="1"/>
@@ -135,6 +129,7 @@
     </w:p>
     <w:p>
       <w:pPr>
+        <w:pStyle w:val="Normal"/>
         <w:numPr>
           <w:ilvl w:val="0"/>
           <w:numId w:val="1"/>
@@ -154,6 +149,7 @@
     </w:p>
     <w:p>
       <w:pPr>
+        <w:pStyle w:val="Normal"/>
         <w:numPr>
           <w:ilvl w:val="0"/>
           <w:numId w:val="1"/>
@@ -173,6 +169,7 @@
     </w:p>
     <w:p>
       <w:pPr>
+        <w:pStyle w:val="Normal"/>
         <w:numPr>
           <w:ilvl w:val="0"/>
           <w:numId w:val="1"/>
@@ -185,19 +182,12 @@
         <w:rPr>
           <w:rFonts w:ascii="Bahnschrift Light SemiCondensed" w:hAnsi="Bahnschrift Light SemiCondensed"/>
         </w:rPr>
-        <w:t xml:space="preserve">Minimalist 3D-printed </w:t>
-      </w:r>
-      <w:proofErr w:type="spellStart"/>
-      <w:r>
-        <w:rPr>
-          <w:rFonts w:ascii="Bahnschrift Light SemiCondensed" w:hAnsi="Bahnschrift Light SemiCondensed"/>
-        </w:rPr>
-        <w:t>case</w:t>
-      </w:r>
-      <w:proofErr w:type="spellEnd"/>
-    </w:p>
-    <w:p>
-      <w:pPr>
+        <w:t>Minimalist 3D-printed case</w:t>
+      </w:r>
+    </w:p>
+    <w:p>
+      <w:pPr>
+        <w:pStyle w:val="Normal"/>
         <w:rPr>
           <w:rFonts w:ascii="Bahnschrift Light SemiCondensed" w:hAnsi="Bahnschrift Light SemiCondensed"/>
           <w:lang w:val="en-GB"/>
@@ -213,13 +203,20 @@
     </w:p>
     <w:p>
       <w:pPr>
-        <w:rPr>
-          <w:lang w:val="en-GB"/>
-        </w:rPr>
-      </w:pPr>
-    </w:p>
-    <w:p>
-      <w:pPr>
+        <w:pStyle w:val="Normal"/>
+        <w:rPr>
+          <w:lang w:val="en-GB"/>
+        </w:rPr>
+      </w:pPr>
+      <w:r>
+        <w:rPr>
+          <w:lang w:val="en-GB"/>
+        </w:rPr>
+      </w:r>
+    </w:p>
+    <w:p>
+      <w:pPr>
+        <w:pStyle w:val="Normal"/>
         <w:rPr>
           <w:rFonts w:ascii="Bahnschrift Light SemiCondensed" w:hAnsi="Bahnschrift Light SemiCondensed"/>
           <w:b/>
@@ -243,6 +240,7 @@
     </w:p>
     <w:p>
       <w:pPr>
+        <w:pStyle w:val="Normal"/>
         <w:rPr>
           <w:rFonts w:ascii="Bahnschrift Light SemiCondensed" w:hAnsi="Bahnschrift Light SemiCondensed"/>
           <w:lang w:val="en-GB"/>
@@ -258,39 +256,23 @@
     </w:p>
     <w:p>
       <w:pPr>
-        <w:rPr>
-          <w:rFonts w:ascii="Bahnschrift Light SemiCondensed" w:hAnsi="Bahnschrift Light SemiCondensed"/>
-        </w:rPr>
-      </w:pPr>
-      <w:r>
-        <w:rPr>
-          <w:rFonts w:ascii="Bahnschrift Light SemiCondensed" w:hAnsi="Bahnschrift Light SemiCondensed"/>
-          <w:b/>
-          <w:bCs/>
-        </w:rPr>
-        <w:t xml:space="preserve">Hardware </w:t>
-      </w:r>
-      <w:proofErr w:type="spellStart"/>
-      <w:r>
-        <w:rPr>
-          <w:rFonts w:ascii="Bahnschrift Light SemiCondensed" w:hAnsi="Bahnschrift Light SemiCondensed"/>
-          <w:b/>
-          <w:bCs/>
-        </w:rPr>
-        <w:t>changes</w:t>
-      </w:r>
-      <w:proofErr w:type="spellEnd"/>
-      <w:r>
-        <w:rPr>
-          <w:rFonts w:ascii="Bahnschrift Light SemiCondensed" w:hAnsi="Bahnschrift Light SemiCondensed"/>
-          <w:b/>
-          <w:bCs/>
-        </w:rPr>
-        <w:t>:</w:t>
-      </w:r>
-    </w:p>
-    <w:p>
-      <w:pPr>
+        <w:pStyle w:val="Normal"/>
+        <w:rPr>
+          <w:rFonts w:ascii="Bahnschrift Light SemiCondensed" w:hAnsi="Bahnschrift Light SemiCondensed"/>
+        </w:rPr>
+      </w:pPr>
+      <w:r>
+        <w:rPr>
+          <w:rFonts w:ascii="Bahnschrift Light SemiCondensed" w:hAnsi="Bahnschrift Light SemiCondensed"/>
+          <w:b/>
+          <w:bCs/>
+        </w:rPr>
+        <w:t>Hardware changes:</w:t>
+      </w:r>
+    </w:p>
+    <w:p>
+      <w:pPr>
+        <w:pStyle w:val="Normal"/>
         <w:numPr>
           <w:ilvl w:val="0"/>
           <w:numId w:val="2"/>
@@ -335,6 +317,7 @@
     </w:p>
     <w:p>
       <w:pPr>
+        <w:pStyle w:val="Normal"/>
         <w:numPr>
           <w:ilvl w:val="0"/>
           <w:numId w:val="2"/>
@@ -370,6 +353,7 @@
     </w:p>
     <w:p>
       <w:pPr>
+        <w:pStyle w:val="Normal"/>
         <w:numPr>
           <w:ilvl w:val="0"/>
           <w:numId w:val="2"/>
@@ -421,6 +405,7 @@
     </w:p>
     <w:p>
       <w:pPr>
+        <w:pStyle w:val="Normal"/>
         <w:numPr>
           <w:ilvl w:val="0"/>
           <w:numId w:val="2"/>
@@ -472,6 +457,7 @@
     </w:p>
     <w:p>
       <w:pPr>
+        <w:pStyle w:val="Normal"/>
         <w:numPr>
           <w:ilvl w:val="0"/>
           <w:numId w:val="2"/>
@@ -507,53 +493,36 @@
     </w:p>
     <w:p>
       <w:pPr>
-        <w:rPr>
-          <w:lang w:val="en-GB"/>
-        </w:rPr>
-      </w:pPr>
-    </w:p>
-    <w:p>
-      <w:pPr>
-        <w:rPr>
-          <w:lang w:val="en-GB"/>
-        </w:rPr>
-      </w:pPr>
-    </w:p>
-    <w:p>
-      <w:pPr>
-        <w:rPr>
-          <w:rFonts w:ascii="Bahnschrift Light SemiCondensed" w:hAnsi="Bahnschrift Light SemiCondensed"/>
-        </w:rPr>
-      </w:pPr>
-      <w:r>
-        <w:rPr>
-          <w:rFonts w:ascii="Bahnschrift Light SemiCondensed" w:hAnsi="Bahnschrift Light SemiCondensed"/>
-          <w:b/>
-          <w:bCs/>
-        </w:rPr>
-        <w:t xml:space="preserve">Software </w:t>
-      </w:r>
-      <w:proofErr w:type="spellStart"/>
-      <w:r>
-        <w:rPr>
-          <w:rFonts w:ascii="Bahnschrift Light SemiCondensed" w:hAnsi="Bahnschrift Light SemiCondensed"/>
-          <w:b/>
-          <w:bCs/>
-        </w:rPr>
-        <w:t>changes</w:t>
-      </w:r>
-      <w:proofErr w:type="spellEnd"/>
-      <w:r>
-        <w:rPr>
-          <w:rFonts w:ascii="Bahnschrift Light SemiCondensed" w:hAnsi="Bahnschrift Light SemiCondensed"/>
-          <w:b/>
-          <w:bCs/>
-        </w:rPr>
-        <w:t>:</w:t>
-      </w:r>
-    </w:p>
-    <w:p>
-      <w:pPr>
+        <w:pStyle w:val="Normal"/>
+        <w:rPr>
+          <w:lang w:val="en-GB"/>
+        </w:rPr>
+      </w:pPr>
+      <w:r>
+        <w:rPr>
+          <w:lang w:val="en-GB"/>
+        </w:rPr>
+      </w:r>
+    </w:p>
+    <w:p>
+      <w:pPr>
+        <w:pStyle w:val="Normal"/>
+        <w:rPr>
+          <w:rFonts w:ascii="Bahnschrift Light SemiCondensed" w:hAnsi="Bahnschrift Light SemiCondensed"/>
+        </w:rPr>
+      </w:pPr>
+      <w:r>
+        <w:rPr>
+          <w:rFonts w:ascii="Bahnschrift Light SemiCondensed" w:hAnsi="Bahnschrift Light SemiCondensed"/>
+          <w:b/>
+          <w:bCs/>
+        </w:rPr>
+        <w:t>Software changes:</w:t>
+      </w:r>
+    </w:p>
+    <w:p>
+      <w:pPr>
+        <w:pStyle w:val="Normal"/>
         <w:numPr>
           <w:ilvl w:val="0"/>
           <w:numId w:val="3"/>
@@ -568,65 +537,28 @@
           <w:rFonts w:ascii="Bahnschrift Light SemiCondensed" w:hAnsi="Bahnschrift Light SemiCondensed"/>
           <w:lang w:val="en-GB"/>
         </w:rPr>
-        <w:t xml:space="preserve">An </w:t>
-      </w:r>
-      <w:r>
-        <w:rPr>
-          <w:rFonts w:ascii="Bahnschrift Light SemiCondensed" w:hAnsi="Bahnschrift Light SemiCondensed"/>
-          <w:b/>
-          <w:bCs/>
-          <w:lang w:val="en-GB"/>
-        </w:rPr>
-        <w:t>Apache web server</w:t>
-      </w:r>
-      <w:r>
-        <w:rPr>
-          <w:rFonts w:ascii="Bahnschrift Light SemiCondensed" w:hAnsi="Bahnschrift Light SemiCondensed"/>
-          <w:lang w:val="en-GB"/>
-        </w:rPr>
-        <w:t xml:space="preserve"> was initially installed but later replaced by </w:t>
-      </w:r>
-      <w:proofErr w:type="spellStart"/>
-      <w:r>
-        <w:rPr>
-          <w:rFonts w:ascii="Bahnschrift Light SemiCondensed" w:hAnsi="Bahnschrift Light SemiCondensed"/>
-          <w:b/>
-          <w:bCs/>
-          <w:lang w:val="en-GB"/>
-        </w:rPr>
-        <w:t>uvicorn</w:t>
-      </w:r>
-      <w:proofErr w:type="spellEnd"/>
-      <w:r>
-        <w:rPr>
-          <w:rFonts w:ascii="Bahnschrift Light SemiCondensed" w:hAnsi="Bahnschrift Light SemiCondensed"/>
-          <w:b/>
-          <w:bCs/>
-          <w:lang w:val="en-GB"/>
-        </w:rPr>
-        <w:t>/</w:t>
-      </w:r>
-      <w:proofErr w:type="spellStart"/>
-      <w:r>
-        <w:rPr>
-          <w:rFonts w:ascii="Bahnschrift Light SemiCondensed" w:hAnsi="Bahnschrift Light SemiCondensed"/>
-          <w:b/>
-          <w:bCs/>
-          <w:lang w:val="en-GB"/>
-        </w:rPr>
-        <w:t>FastAPI</w:t>
-      </w:r>
-      <w:proofErr w:type="spellEnd"/>
-      <w:r>
-        <w:rPr>
-          <w:rFonts w:ascii="Bahnschrift Light SemiCondensed" w:hAnsi="Bahnschrift Light SemiCondensed"/>
-          <w:lang w:val="en-GB"/>
-        </w:rPr>
-        <w:t>, which proved more suitable for the REST API architecture</w:t>
-      </w:r>
-    </w:p>
-    <w:p>
-      <w:pPr>
+        <w:t xml:space="preserve">A </w:t>
+      </w:r>
+      <w:r>
+        <w:rPr>
+          <w:rFonts w:ascii="Bahnschrift Light SemiCondensed" w:hAnsi="Bahnschrift Light SemiCondensed"/>
+          <w:b/>
+          <w:bCs/>
+          <w:lang w:val="en-GB"/>
+        </w:rPr>
+        <w:t>hotspot mode</w:t>
+      </w:r>
+      <w:r>
+        <w:rPr>
+          <w:rFonts w:ascii="Bahnschrift Light SemiCondensed" w:hAnsi="Bahnschrift Light SemiCondensed"/>
+          <w:lang w:val="en-GB"/>
+        </w:rPr>
+        <w:t xml:space="preserve"> was added so the Raspberry Pi can create its own WLAN access point when no network is available — this was not in the original scope</w:t>
+      </w:r>
+    </w:p>
+    <w:p>
+      <w:pPr>
+        <w:pStyle w:val="Normal"/>
         <w:numPr>
           <w:ilvl w:val="0"/>
           <w:numId w:val="3"/>
@@ -641,38 +573,28 @@
           <w:rFonts w:ascii="Bahnschrift Light SemiCondensed" w:hAnsi="Bahnschrift Light SemiCondensed"/>
           <w:lang w:val="en-GB"/>
         </w:rPr>
-        <w:t xml:space="preserve">The backend was restructured with a proper main.py entry point and a </w:t>
-      </w:r>
-      <w:proofErr w:type="spellStart"/>
-      <w:r>
-        <w:rPr>
-          <w:rFonts w:ascii="Bahnschrift Light SemiCondensed" w:hAnsi="Bahnschrift Light SemiCondensed"/>
-          <w:b/>
-          <w:bCs/>
-          <w:lang w:val="en-GB"/>
-        </w:rPr>
-        <w:t>systemd</w:t>
-      </w:r>
-      <w:proofErr w:type="spellEnd"/>
-      <w:r>
-        <w:rPr>
-          <w:rFonts w:ascii="Bahnschrift Light SemiCondensed" w:hAnsi="Bahnschrift Light SemiCondensed"/>
-          <w:b/>
-          <w:bCs/>
-          <w:lang w:val="en-GB"/>
-        </w:rPr>
-        <w:t xml:space="preserve"> daemon</w:t>
-      </w:r>
-      <w:r>
-        <w:rPr>
-          <w:rFonts w:ascii="Bahnschrift Light SemiCondensed" w:hAnsi="Bahnschrift Light SemiCondensed"/>
-          <w:lang w:val="en-GB"/>
-        </w:rPr>
-        <w:t xml:space="preserve"> for auto-start on boot</w:t>
-      </w:r>
-    </w:p>
-    <w:p>
-      <w:pPr>
+        <w:t xml:space="preserve">A </w:t>
+      </w:r>
+      <w:r>
+        <w:rPr>
+          <w:rFonts w:ascii="Bahnschrift Light SemiCondensed" w:hAnsi="Bahnschrift Light SemiCondensed"/>
+          <w:b/>
+          <w:bCs/>
+          <w:lang w:val="en-GB"/>
+        </w:rPr>
+        <w:t>WLAN management UI</w:t>
+      </w:r>
+      <w:r>
+        <w:rPr>
+          <w:rFonts w:ascii="Bahnschrift Light SemiCondensed" w:hAnsi="Bahnschrift Light SemiCondensed"/>
+          <w:lang w:val="en-GB"/>
+        </w:rPr>
+        <w:t xml:space="preserve"> was built directly into the web interface (settings page)</w:t>
+      </w:r>
+    </w:p>
+    <w:p>
+      <w:pPr>
+        <w:pStyle w:val="Normal"/>
         <w:numPr>
           <w:ilvl w:val="0"/>
           <w:numId w:val="3"/>
@@ -687,76 +609,6 @@
           <w:rFonts w:ascii="Bahnschrift Light SemiCondensed" w:hAnsi="Bahnschrift Light SemiCondensed"/>
           <w:lang w:val="en-GB"/>
         </w:rPr>
-        <w:t xml:space="preserve">A </w:t>
-      </w:r>
-      <w:r>
-        <w:rPr>
-          <w:rFonts w:ascii="Bahnschrift Light SemiCondensed" w:hAnsi="Bahnschrift Light SemiCondensed"/>
-          <w:b/>
-          <w:bCs/>
-          <w:lang w:val="en-GB"/>
-        </w:rPr>
-        <w:t>hotspot mode</w:t>
-      </w:r>
-      <w:r>
-        <w:rPr>
-          <w:rFonts w:ascii="Bahnschrift Light SemiCondensed" w:hAnsi="Bahnschrift Light SemiCondensed"/>
-          <w:lang w:val="en-GB"/>
-        </w:rPr>
-        <w:t xml:space="preserve"> was added so the Raspberry Pi can create its own WLAN access point when no network is available — this was not in the original scope</w:t>
-      </w:r>
-    </w:p>
-    <w:p>
-      <w:pPr>
-        <w:numPr>
-          <w:ilvl w:val="0"/>
-          <w:numId w:val="3"/>
-        </w:numPr>
-        <w:rPr>
-          <w:rFonts w:ascii="Bahnschrift Light SemiCondensed" w:hAnsi="Bahnschrift Light SemiCondensed"/>
-          <w:lang w:val="en-GB"/>
-        </w:rPr>
-      </w:pPr>
-      <w:r>
-        <w:rPr>
-          <w:rFonts w:ascii="Bahnschrift Light SemiCondensed" w:hAnsi="Bahnschrift Light SemiCondensed"/>
-          <w:lang w:val="en-GB"/>
-        </w:rPr>
-        <w:t xml:space="preserve">A </w:t>
-      </w:r>
-      <w:r>
-        <w:rPr>
-          <w:rFonts w:ascii="Bahnschrift Light SemiCondensed" w:hAnsi="Bahnschrift Light SemiCondensed"/>
-          <w:b/>
-          <w:bCs/>
-          <w:lang w:val="en-GB"/>
-        </w:rPr>
-        <w:t>WLAN management UI</w:t>
-      </w:r>
-      <w:r>
-        <w:rPr>
-          <w:rFonts w:ascii="Bahnschrift Light SemiCondensed" w:hAnsi="Bahnschrift Light SemiCondensed"/>
-          <w:lang w:val="en-GB"/>
-        </w:rPr>
-        <w:t xml:space="preserve"> was built directly into the web interface (settings page)</w:t>
-      </w:r>
-    </w:p>
-    <w:p>
-      <w:pPr>
-        <w:numPr>
-          <w:ilvl w:val="0"/>
-          <w:numId w:val="3"/>
-        </w:numPr>
-        <w:rPr>
-          <w:rFonts w:ascii="Bahnschrift Light SemiCondensed" w:hAnsi="Bahnschrift Light SemiCondensed"/>
-          <w:lang w:val="en-GB"/>
-        </w:rPr>
-      </w:pPr>
-      <w:r>
-        <w:rPr>
-          <w:rFonts w:ascii="Bahnschrift Light SemiCondensed" w:hAnsi="Bahnschrift Light SemiCondensed"/>
-          <w:lang w:val="en-GB"/>
-        </w:rPr>
         <w:t xml:space="preserve">The frontend evolved from a basic React layout into a full </w:t>
       </w:r>
       <w:r>
@@ -771,77 +623,52 @@
     </w:p>
     <w:p>
       <w:pPr>
-        <w:rPr>
-          <w:rFonts w:ascii="Bahnschrift Light SemiCondensed" w:hAnsi="Bahnschrift Light SemiCondensed"/>
-          <w:lang w:val="en-GB"/>
-        </w:rPr>
-      </w:pPr>
-    </w:p>
-    <w:p>
-      <w:pPr>
-        <w:rPr>
-          <w:rFonts w:ascii="Bahnschrift Light SemiCondensed" w:hAnsi="Bahnschrift Light SemiCondensed"/>
-        </w:rPr>
-      </w:pPr>
-      <w:r>
-        <w:rPr>
-          <w:rFonts w:ascii="Bahnschrift Light SemiCondensed" w:hAnsi="Bahnschrift Light SemiCondensed"/>
-          <w:b/>
-          <w:bCs/>
-        </w:rPr>
-        <w:t xml:space="preserve">Project </w:t>
-      </w:r>
-      <w:proofErr w:type="spellStart"/>
-      <w:r>
-        <w:rPr>
-          <w:rFonts w:ascii="Bahnschrift Light SemiCondensed" w:hAnsi="Bahnschrift Light SemiCondensed"/>
-          <w:b/>
-          <w:bCs/>
-        </w:rPr>
-        <w:t>management</w:t>
-      </w:r>
-      <w:proofErr w:type="spellEnd"/>
-      <w:r>
-        <w:rPr>
-          <w:rFonts w:ascii="Bahnschrift Light SemiCondensed" w:hAnsi="Bahnschrift Light SemiCondensed"/>
-          <w:b/>
-          <w:bCs/>
-        </w:rPr>
-        <w:t xml:space="preserve"> </w:t>
-      </w:r>
-      <w:proofErr w:type="spellStart"/>
-      <w:r>
-        <w:rPr>
-          <w:rFonts w:ascii="Bahnschrift Light SemiCondensed" w:hAnsi="Bahnschrift Light SemiCondensed"/>
-          <w:b/>
-          <w:bCs/>
-        </w:rPr>
-        <w:t>changes</w:t>
-      </w:r>
-      <w:proofErr w:type="spellEnd"/>
-      <w:r>
-        <w:rPr>
-          <w:rFonts w:ascii="Bahnschrift Light SemiCondensed" w:hAnsi="Bahnschrift Light SemiCondensed"/>
-          <w:b/>
-          <w:bCs/>
-        </w:rPr>
-        <w:t>:</w:t>
-      </w:r>
-    </w:p>
-    <w:p>
-      <w:pPr>
+        <w:pStyle w:val="Normal"/>
+        <w:rPr>
+          <w:rFonts w:ascii="Bahnschrift Light SemiCondensed" w:hAnsi="Bahnschrift Light SemiCondensed"/>
+          <w:lang w:val="en-GB"/>
+        </w:rPr>
+      </w:pPr>
+      <w:r>
+        <w:rPr>
+          <w:rFonts w:ascii="Bahnschrift Light SemiCondensed" w:hAnsi="Bahnschrift Light SemiCondensed"/>
+          <w:lang w:val="en-GB"/>
+        </w:rPr>
+      </w:r>
+    </w:p>
+    <w:p>
+      <w:pPr>
+        <w:pStyle w:val="Normal"/>
+        <w:rPr>
+          <w:rFonts w:ascii="Bahnschrift Light SemiCondensed" w:hAnsi="Bahnschrift Light SemiCondensed"/>
+        </w:rPr>
+      </w:pPr>
+      <w:r>
+        <w:rPr>
+          <w:rFonts w:ascii="Bahnschrift Light SemiCondensed" w:hAnsi="Bahnschrift Light SemiCondensed"/>
+          <w:b/>
+          <w:bCs/>
+        </w:rPr>
+        <w:t>Project management changes:</w:t>
+      </w:r>
+    </w:p>
+    <w:p>
+      <w:pPr>
+        <w:pStyle w:val="Normal"/>
         <w:numPr>
           <w:ilvl w:val="0"/>
           <w:numId w:val="4"/>
         </w:numPr>
         <w:rPr>
-          <w:rFonts w:ascii="Bahnschrift Light SemiCondensed" w:hAnsi="Bahnschrift Light SemiCondensed"/>
-          <w:lang w:val="en-GB"/>
-        </w:rPr>
-      </w:pPr>
-      <w:r>
-        <w:rPr>
-          <w:rFonts w:ascii="Bahnschrift Light SemiCondensed" w:hAnsi="Bahnschrift Light SemiCondensed"/>
+          <w:b w:val="false"/>
+          <w:bCs w:val="false"/>
+        </w:rPr>
+      </w:pPr>
+      <w:r>
+        <w:rPr>
+          <w:rFonts w:ascii="Bahnschrift Light SemiCondensed" w:hAnsi="Bahnschrift Light SemiCondensed"/>
+          <w:b w:val="false"/>
+          <w:bCs w:val="false"/>
           <w:lang w:val="en-GB"/>
         </w:rPr>
         <w:t xml:space="preserve">The milestone for "Finished Database and APIs" was revised from 26.03.2026 to </w:t>
@@ -849,8 +676,8 @@
       <w:r>
         <w:rPr>
           <w:rFonts w:ascii="Bahnschrift Light SemiCondensed" w:hAnsi="Bahnschrift Light SemiCondensed"/>
-          <w:b/>
-          <w:bCs/>
+          <w:b w:val="false"/>
+          <w:bCs w:val="false"/>
           <w:lang w:val="en-GB"/>
         </w:rPr>
         <w:t>03.06.2026</w:t>
@@ -858,6 +685,8 @@
       <w:r>
         <w:rPr>
           <w:rFonts w:ascii="Bahnschrift Light SemiCondensed" w:hAnsi="Bahnschrift Light SemiCondensed"/>
+          <w:b w:val="false"/>
+          <w:bCs w:val="false"/>
           <w:lang w:val="en-GB"/>
         </w:rPr>
         <w:t xml:space="preserve"> — a significant delay</w:t>
@@ -865,6 +694,7 @@
     </w:p>
     <w:p>
       <w:pPr>
+        <w:pStyle w:val="Normal"/>
         <w:numPr>
           <w:ilvl w:val="0"/>
           <w:numId w:val="4"/>
@@ -879,20 +709,21 @@
           <w:rFonts w:ascii="Bahnschrift Light SemiCondensed" w:hAnsi="Bahnschrift Light SemiCondensed"/>
           <w:lang w:val="en-GB"/>
         </w:rPr>
-        <w:t xml:space="preserve">"Finished Frontend" was similarly pushed from 29.04.2026 to </w:t>
-      </w:r>
-      <w:r>
-        <w:rPr>
-          <w:rFonts w:ascii="Bahnschrift Light SemiCondensed" w:hAnsi="Bahnschrift Light SemiCondensed"/>
-          <w:b/>
-          <w:bCs/>
-          <w:lang w:val="en-GB"/>
-        </w:rPr>
-        <w:t>03.06.2026</w:t>
-      </w:r>
-    </w:p>
-    <w:p>
-      <w:pPr>
+        <w:t>"Finished Frontend" was similarly pushed from 29.04.</w:t>
+      </w:r>
+      <w:r>
+        <w:rPr>
+          <w:rFonts w:ascii="Bahnschrift Light SemiCondensed" w:hAnsi="Bahnschrift Light SemiCondensed"/>
+          <w:b w:val="false"/>
+          <w:bCs w:val="false"/>
+          <w:lang w:val="en-GB"/>
+        </w:rPr>
+        <w:t>2026 to 03.06.2026</w:t>
+      </w:r>
+    </w:p>
+    <w:p>
+      <w:pPr>
+        <w:pStyle w:val="Normal"/>
         <w:numPr>
           <w:ilvl w:val="0"/>
           <w:numId w:val="4"/>
@@ -912,6 +743,7 @@
     </w:p>
     <w:p>
       <w:pPr>
+        <w:pStyle w:val="Normal"/>
         <w:numPr>
           <w:ilvl w:val="0"/>
           <w:numId w:val="4"/>
@@ -926,34 +758,44 @@
           <w:rFonts w:ascii="Bahnschrift Light SemiCondensed" w:hAnsi="Bahnschrift Light SemiCondensed"/>
           <w:lang w:val="en-GB"/>
         </w:rPr>
-        <w:t xml:space="preserve">The project remained </w:t>
-      </w:r>
-      <w:r>
-        <w:rPr>
-          <w:rFonts w:ascii="Bahnschrift Light SemiCondensed" w:hAnsi="Bahnschrift Light SemiCondensed"/>
-          <w:b/>
-          <w:bCs/>
-          <w:lang w:val="en-GB"/>
-        </w:rPr>
-        <w:t>according to plan</w:t>
-      </w:r>
-      <w:r>
-        <w:rPr>
-          <w:rFonts w:ascii="Bahnschrift Light SemiCondensed" w:hAnsi="Bahnschrift Light SemiCondensed"/>
-          <w:lang w:val="en-GB"/>
-        </w:rPr>
-        <w:t xml:space="preserve"> throughout in terms of team organisation and communication, with no major crises reported</w:t>
-      </w:r>
-    </w:p>
-    <w:p>
-      <w:pPr>
-        <w:rPr>
-          <w:lang w:val="en-GB"/>
-        </w:rPr>
-      </w:pPr>
-    </w:p>
-    <w:p>
-      <w:pPr>
+        <w:t>The project re</w:t>
+      </w:r>
+      <w:r>
+        <w:rPr>
+          <w:rFonts w:ascii="Bahnschrift Light SemiCondensed" w:hAnsi="Bahnschrift Light SemiCondensed"/>
+          <w:b w:val="false"/>
+          <w:bCs w:val="false"/>
+          <w:lang w:val="en-GB"/>
+        </w:rPr>
+        <w:t>mained according to plan th</w:t>
+      </w:r>
+      <w:r>
+        <w:rPr>
+          <w:rFonts w:ascii="Bahnschrift Light SemiCondensed" w:hAnsi="Bahnschrift Light SemiCondensed"/>
+          <w:lang w:val="en-GB"/>
+        </w:rPr>
+        <w:t>roughout in terms of team organisation and communication, with no major crises reported</w:t>
+      </w:r>
+    </w:p>
+    <w:p>
+      <w:pPr>
+        <w:pStyle w:val="Normal"/>
+        <w:rPr>
+          <w:lang w:val="en-GB"/>
+        </w:rPr>
+      </w:pPr>
+      <w:r>
+        <w:rPr>
+          <w:lang w:val="en-GB"/>
+        </w:rPr>
+      </w:r>
+      <w:r>
+        <w:br w:type="page"/>
+      </w:r>
+    </w:p>
+    <w:p>
+      <w:pPr>
+        <w:pStyle w:val="Normal"/>
         <w:rPr>
           <w:rFonts w:ascii="Bahnschrift Light SemiCondensed" w:hAnsi="Bahnschrift Light SemiCondensed"/>
           <w:b/>
@@ -977,82 +819,55 @@
     </w:p>
     <w:p>
       <w:pPr>
-        <w:rPr>
-          <w:rFonts w:ascii="Bahnschrift Light SemiCondensed" w:hAnsi="Bahnschrift Light SemiCondensed"/>
-          <w:lang w:val="en-GB"/>
-        </w:rPr>
-      </w:pPr>
-      <w:r>
-        <w:rPr>
-          <w:rFonts w:ascii="Bahnschrift Light SemiCondensed" w:hAnsi="Bahnschrift Light SemiCondensed"/>
-          <w:lang w:val="en-GB"/>
-        </w:rPr>
-        <w:t xml:space="preserve">At the start, project management was primarily focused on setting up structure </w:t>
-      </w:r>
-      <w:r>
-        <w:rPr>
-          <w:rFonts w:ascii="Bahnschrift Light SemiCondensed" w:hAnsi="Bahnschrift Light SemiCondensed"/>
-          <w:lang w:val="en-GB"/>
-        </w:rPr>
-        <w:t>-</w:t>
-      </w:r>
-      <w:r>
-        <w:rPr>
-          <w:rFonts w:ascii="Bahnschrift Light SemiCondensed" w:hAnsi="Bahnschrift Light SemiCondensed"/>
-          <w:lang w:val="en-GB"/>
-        </w:rPr>
-        <w:t xml:space="preserve"> defining work packages, filling the handbook, and establishing communication rules (weekly Monday meetings, GitHub as the only file sharing platform).</w:t>
-      </w:r>
-    </w:p>
-    <w:p>
-      <w:pPr>
-        <w:rPr>
-          <w:rFonts w:ascii="Bahnschrift Light SemiCondensed" w:hAnsi="Bahnschrift Light SemiCondensed"/>
-          <w:lang w:val="en-GB"/>
-        </w:rPr>
-      </w:pPr>
-      <w:r>
-        <w:rPr>
-          <w:rFonts w:ascii="Bahnschrift Light SemiCondensed" w:hAnsi="Bahnschrift Light SemiCondensed"/>
-          <w:lang w:val="en-GB"/>
-        </w:rPr>
-        <w:t xml:space="preserve">As the project progressed, the management style shifted from </w:t>
-      </w:r>
-      <w:r>
-        <w:rPr>
-          <w:rFonts w:ascii="Bahnschrift Light SemiCondensed" w:hAnsi="Bahnschrift Light SemiCondensed"/>
-          <w:b/>
-          <w:bCs/>
-          <w:lang w:val="en-GB"/>
-        </w:rPr>
-        <w:t>planning</w:t>
-      </w:r>
-      <w:r>
-        <w:rPr>
-          <w:rFonts w:ascii="Bahnschrift Light SemiCondensed" w:hAnsi="Bahnschrift Light SemiCondensed"/>
-          <w:lang w:val="en-GB"/>
-        </w:rPr>
-        <w:t xml:space="preserve"> to </w:t>
-      </w:r>
-      <w:r>
-        <w:rPr>
-          <w:rFonts w:ascii="Bahnschrift Light SemiCondensed" w:hAnsi="Bahnschrift Light SemiCondensed"/>
-          <w:b/>
-          <w:bCs/>
-          <w:lang w:val="en-GB"/>
-        </w:rPr>
-        <w:t>adaptive coordination</w:t>
-      </w:r>
-      <w:r>
-        <w:rPr>
-          <w:rFonts w:ascii="Bahnschrift Light SemiCondensed" w:hAnsi="Bahnschrift Light SemiCondensed"/>
-          <w:lang w:val="en-GB"/>
-        </w:rPr>
-        <w:t>. When hardware arrived late, when the solar concept was dropped, and when milestones had to be revised, the team responded pragmatically rather than sticking rigidly to the original plan. The weekly status reports became the core coordination tool, with each team member taking turns writing them.</w:t>
-      </w:r>
-    </w:p>
-    <w:p>
-      <w:pPr>
+        <w:pStyle w:val="Normal"/>
+        <w:rPr>
+          <w:rFonts w:ascii="Bahnschrift Light SemiCondensed" w:hAnsi="Bahnschrift Light SemiCondensed"/>
+          <w:lang w:val="en-GB"/>
+        </w:rPr>
+      </w:pPr>
+      <w:r>
+        <w:rPr>
+          <w:rFonts w:ascii="Bahnschrift Light SemiCondensed" w:hAnsi="Bahnschrift Light SemiCondensed"/>
+          <w:lang w:val="en-GB"/>
+        </w:rPr>
+        <w:t>At the start, project management was primarily focused on setting up structure - defining work packages, filling the handbook, and establishing communication rules (weekly Monday meetings, GitHub as the only file sharing platform).</w:t>
+      </w:r>
+    </w:p>
+    <w:p>
+      <w:pPr>
+        <w:pStyle w:val="Normal"/>
+        <w:rPr>
+          <w:rFonts w:ascii="Bahnschrift Light SemiCondensed" w:hAnsi="Bahnschrift Light SemiCondensed"/>
+          <w:lang w:val="en-GB"/>
+        </w:rPr>
+      </w:pPr>
+      <w:r>
+        <w:rPr>
+          <w:rFonts w:ascii="Bahnschrift Light SemiCondensed" w:hAnsi="Bahnschrift Light SemiCondensed"/>
+          <w:lang w:val="en-GB"/>
+        </w:rPr>
+        <w:t>As the project progressed, the management styl</w:t>
+      </w:r>
+      <w:r>
+        <w:rPr>
+          <w:rFonts w:ascii="Bahnschrift Light SemiCondensed" w:hAnsi="Bahnschrift Light SemiCondensed"/>
+          <w:b w:val="false"/>
+          <w:bCs w:val="false"/>
+          <w:lang w:val="en-GB"/>
+        </w:rPr>
+        <w:t>e shifted from planning to adaptive coordination. When hardware arrived late</w:t>
+      </w:r>
+      <w:r>
+        <w:rPr>
+          <w:rFonts w:ascii="Bahnschrift Light SemiCondensed" w:hAnsi="Bahnschrift Light SemiCondensed"/>
+          <w:lang w:val="en-GB"/>
+        </w:rPr>
+        <w:t>, when the solar concept was dropped, and when milestones had to be revised, the team responded pragmatically rather than sticking rigidly to the original plan. The weekly status reports became the core coordination tool, with each team member taking turns writing them.</w:t>
+      </w:r>
+    </w:p>
+    <w:p>
+      <w:pPr>
+        <w:pStyle w:val="Normal"/>
         <w:rPr>
           <w:rFonts w:ascii="Bahnschrift Light SemiCondensed" w:hAnsi="Bahnschrift Light SemiCondensed"/>
           <w:lang w:val="en-GB"/>
@@ -1068,13 +883,20 @@
     </w:p>
     <w:p>
       <w:pPr>
-        <w:rPr>
-          <w:lang w:val="en-GB"/>
-        </w:rPr>
-      </w:pPr>
-    </w:p>
-    <w:p>
-      <w:pPr>
+        <w:pStyle w:val="Normal"/>
+        <w:rPr>
+          <w:lang w:val="en-GB"/>
+        </w:rPr>
+      </w:pPr>
+      <w:r>
+        <w:rPr>
+          <w:lang w:val="en-GB"/>
+        </w:rPr>
+      </w:r>
+    </w:p>
+    <w:p>
+      <w:pPr>
+        <w:pStyle w:val="Normal"/>
         <w:rPr>
           <w:rFonts w:ascii="Bahnschrift Light SemiCondensed" w:hAnsi="Bahnschrift Light SemiCondensed"/>
           <w:b/>
@@ -1091,23 +913,12 @@
           <w:sz w:val="32"/>
           <w:szCs w:val="32"/>
         </w:rPr>
-        <w:t xml:space="preserve">4. Individual </w:t>
-      </w:r>
-      <w:proofErr w:type="spellStart"/>
-      <w:r>
-        <w:rPr>
-          <w:rFonts w:ascii="Bahnschrift Light SemiCondensed" w:hAnsi="Bahnschrift Light SemiCondensed"/>
-          <w:b/>
-          <w:bCs/>
-          <w:sz w:val="32"/>
-          <w:szCs w:val="32"/>
-        </w:rPr>
-        <w:t>Reflections</w:t>
-      </w:r>
-      <w:proofErr w:type="spellEnd"/>
-    </w:p>
-    <w:p>
-      <w:pPr>
+        <w:t>4. Individual Reflections</w:t>
+      </w:r>
+    </w:p>
+    <w:p>
+      <w:pPr>
+        <w:pStyle w:val="Normal"/>
         <w:rPr>
           <w:rFonts w:ascii="Bahnschrift Light SemiCondensed" w:hAnsi="Bahnschrift Light SemiCondensed"/>
           <w:b/>
@@ -1131,6 +942,7 @@
     </w:p>
     <w:p>
       <w:pPr>
+        <w:pStyle w:val="Normal"/>
         <w:rPr>
           <w:rFonts w:ascii="Bahnschrift Light SemiCondensed" w:hAnsi="Bahnschrift Light SemiCondensed"/>
           <w:lang w:val="en-GB"/>
@@ -1148,53 +960,23 @@
     </w:p>
     <w:p>
       <w:pPr>
-        <w:rPr>
-          <w:rFonts w:ascii="Bahnschrift Light SemiCondensed" w:hAnsi="Bahnschrift Light SemiCondensed"/>
-          <w:lang w:val="en-GB"/>
-        </w:rPr>
-      </w:pPr>
-      <w:r>
-        <w:rPr>
-          <w:rFonts w:ascii="Bahnschrift Light SemiCondensed" w:hAnsi="Bahnschrift Light SemiCondensed"/>
-          <w:lang w:val="en-GB"/>
-        </w:rPr>
-        <w:t xml:space="preserve">Managing a technical project as both project manager and the main backend developer was challenging. I learned that these two roles pull in different directions — as a developer you want to go deep into a problem, but as a project manager you need to keep the overview. I also learned a lot technically: setting up </w:t>
-      </w:r>
-      <w:proofErr w:type="spellStart"/>
-      <w:r>
-        <w:rPr>
-          <w:rFonts w:ascii="Bahnschrift Light SemiCondensed" w:hAnsi="Bahnschrift Light SemiCondensed"/>
-          <w:lang w:val="en-GB"/>
-        </w:rPr>
-        <w:t>systemd</w:t>
-      </w:r>
-      <w:proofErr w:type="spellEnd"/>
-      <w:r>
-        <w:rPr>
-          <w:rFonts w:ascii="Bahnschrift Light SemiCondensed" w:hAnsi="Bahnschrift Light SemiCondensed"/>
-          <w:lang w:val="en-GB"/>
-        </w:rPr>
-        <w:t xml:space="preserve"> services, building a </w:t>
-      </w:r>
-      <w:proofErr w:type="spellStart"/>
-      <w:r>
-        <w:rPr>
-          <w:rFonts w:ascii="Bahnschrift Light SemiCondensed" w:hAnsi="Bahnschrift Light SemiCondensed"/>
-          <w:lang w:val="en-GB"/>
-        </w:rPr>
-        <w:t>FastAPI</w:t>
-      </w:r>
-      <w:proofErr w:type="spellEnd"/>
-      <w:r>
-        <w:rPr>
-          <w:rFonts w:ascii="Bahnschrift Light SemiCondensed" w:hAnsi="Bahnschrift Light SemiCondensed"/>
-          <w:lang w:val="en-GB"/>
-        </w:rPr>
-        <w:t xml:space="preserve"> backend, and connecting everything end-to-end on the Raspberry Pi.</w:t>
-      </w:r>
-    </w:p>
-    <w:p>
-      <w:pPr>
+        <w:pStyle w:val="Normal"/>
+        <w:rPr>
+          <w:rFonts w:ascii="Bahnschrift Light SemiCondensed" w:hAnsi="Bahnschrift Light SemiCondensed"/>
+          <w:lang w:val="en-GB"/>
+        </w:rPr>
+      </w:pPr>
+      <w:r>
+        <w:rPr>
+          <w:rFonts w:ascii="Bahnschrift Light SemiCondensed" w:hAnsi="Bahnschrift Light SemiCondensed"/>
+          <w:lang w:val="en-GB"/>
+        </w:rPr>
+        <w:t>Managing a technical project as both project manager and the main backend developer was challenging. I learned that these two roles pull in different directions — as a developer you want to go deep into a problem, but as a project manager you need to keep the overview. I also learned a lot technically: setting up systemd services, building a FastAPI backend, and connecting everything end-to-end on the Raspberry Pi.</w:t>
+      </w:r>
+    </w:p>
+    <w:p>
+      <w:pPr>
+        <w:pStyle w:val="Normal"/>
         <w:rPr>
           <w:rFonts w:ascii="Bahnschrift Light SemiCondensed" w:hAnsi="Bahnschrift Light SemiCondensed"/>
           <w:lang w:val="en-GB"/>
@@ -1212,53 +994,23 @@
     </w:p>
     <w:p>
       <w:pPr>
-        <w:rPr>
-          <w:rFonts w:ascii="Bahnschrift Light SemiCondensed" w:hAnsi="Bahnschrift Light SemiCondensed"/>
-          <w:lang w:val="en-GB"/>
-        </w:rPr>
-      </w:pPr>
-      <w:r>
-        <w:rPr>
-          <w:rFonts w:ascii="Bahnschrift Light SemiCondensed" w:hAnsi="Bahnschrift Light SemiCondensed"/>
-          <w:lang w:val="en-GB"/>
-        </w:rPr>
-        <w:t xml:space="preserve">The decision to use </w:t>
-      </w:r>
-      <w:proofErr w:type="spellStart"/>
-      <w:r>
-        <w:rPr>
-          <w:rFonts w:ascii="Bahnschrift Light SemiCondensed" w:hAnsi="Bahnschrift Light SemiCondensed"/>
-          <w:lang w:val="en-GB"/>
-        </w:rPr>
-        <w:t>FastAPI</w:t>
-      </w:r>
-      <w:proofErr w:type="spellEnd"/>
-      <w:r>
-        <w:rPr>
-          <w:rFonts w:ascii="Bahnschrift Light SemiCondensed" w:hAnsi="Bahnschrift Light SemiCondensed"/>
-          <w:lang w:val="en-GB"/>
-        </w:rPr>
-        <w:t xml:space="preserve"> with </w:t>
-      </w:r>
-      <w:proofErr w:type="spellStart"/>
-      <w:r>
-        <w:rPr>
-          <w:rFonts w:ascii="Bahnschrift Light SemiCondensed" w:hAnsi="Bahnschrift Light SemiCondensed"/>
-          <w:lang w:val="en-GB"/>
-        </w:rPr>
-        <w:t>uvicorn</w:t>
-      </w:r>
-      <w:proofErr w:type="spellEnd"/>
-      <w:r>
-        <w:rPr>
-          <w:rFonts w:ascii="Bahnschrift Light SemiCondensed" w:hAnsi="Bahnschrift Light SemiCondensed"/>
-          <w:lang w:val="en-GB"/>
-        </w:rPr>
-        <w:t xml:space="preserve"> instead of Apache turned out to be the right call. It made the API development significantly cleaner and the integration with the React frontend much more straightforward. The weekly status reports also worked well — they forced reflection and kept the whole team informed even when not everyone was working on the same thing at the same time.</w:t>
-      </w:r>
-    </w:p>
-    <w:p>
-      <w:pPr>
+        <w:pStyle w:val="Normal"/>
+        <w:rPr>
+          <w:rFonts w:ascii="Bahnschrift Light SemiCondensed" w:hAnsi="Bahnschrift Light SemiCondensed"/>
+          <w:lang w:val="en-GB"/>
+        </w:rPr>
+      </w:pPr>
+      <w:r>
+        <w:rPr>
+          <w:rFonts w:ascii="Bahnschrift Light SemiCondensed" w:hAnsi="Bahnschrift Light SemiCondensed"/>
+          <w:lang w:val="en-GB"/>
+        </w:rPr>
+        <w:t>The decision to use FastAPI with uvicorn turned out to be the right call. It made the API development significantly cleaner and the integration with the React frontend much more straightforward. The weekly status reports also worked well — they forced reflection and kept the whole team informed even when not everyone was working on the same thing at the same time.</w:t>
+      </w:r>
+    </w:p>
+    <w:p>
+      <w:pPr>
+        <w:pStyle w:val="Normal"/>
         <w:rPr>
           <w:rFonts w:ascii="Bahnschrift Light SemiCondensed" w:hAnsi="Bahnschrift Light SemiCondensed"/>
           <w:lang w:val="en-GB"/>
@@ -1276,53 +1028,23 @@
     </w:p>
     <w:p>
       <w:pPr>
-        <w:rPr>
-          <w:rFonts w:ascii="Bahnschrift Light SemiCondensed" w:hAnsi="Bahnschrift Light SemiCondensed"/>
-          <w:lang w:val="en-GB"/>
-        </w:rPr>
-      </w:pPr>
-      <w:r>
-        <w:rPr>
-          <w:rFonts w:ascii="Bahnschrift Light SemiCondensed" w:hAnsi="Bahnschrift Light SemiCondensed"/>
-          <w:lang w:val="en-GB"/>
-        </w:rPr>
-        <w:t xml:space="preserve">I would separate the project manager and developer roles more clearly from the </w:t>
-      </w:r>
-      <w:proofErr w:type="gramStart"/>
-      <w:r>
-        <w:rPr>
-          <w:rFonts w:ascii="Bahnschrift Light SemiCondensed" w:hAnsi="Bahnschrift Light SemiCondensed"/>
-          <w:lang w:val="en-GB"/>
-        </w:rPr>
-        <w:t>beginning, or</w:t>
-      </w:r>
-      <w:proofErr w:type="gramEnd"/>
-      <w:r>
-        <w:rPr>
-          <w:rFonts w:ascii="Bahnschrift Light SemiCondensed" w:hAnsi="Bahnschrift Light SemiCondensed"/>
-          <w:lang w:val="en-GB"/>
-        </w:rPr>
-        <w:t xml:space="preserve"> at least protect dedicated time for management tasks. In this project, the backend work sometimes made it hard to keep the project handbook up to date or to </w:t>
-      </w:r>
-      <w:proofErr w:type="gramStart"/>
-      <w:r>
-        <w:rPr>
-          <w:rFonts w:ascii="Bahnschrift Light SemiCondensed" w:hAnsi="Bahnschrift Light SemiCondensed"/>
-          <w:lang w:val="en-GB"/>
-        </w:rPr>
-        <w:t>plan ahead</w:t>
-      </w:r>
-      <w:proofErr w:type="gramEnd"/>
-      <w:r>
-        <w:rPr>
-          <w:rFonts w:ascii="Bahnschrift Light SemiCondensed" w:hAnsi="Bahnschrift Light SemiCondensed"/>
-          <w:lang w:val="en-GB"/>
-        </w:rPr>
-        <w:t>. I would also define the power supply concept earlier — the solar-to-battery switch cost time and caused a ripple effect on the case design and the milestone plan.</w:t>
-      </w:r>
-    </w:p>
-    <w:p>
-      <w:pPr>
+        <w:pStyle w:val="Normal"/>
+        <w:rPr>
+          <w:rFonts w:ascii="Bahnschrift Light SemiCondensed" w:hAnsi="Bahnschrift Light SemiCondensed"/>
+          <w:lang w:val="en-GB"/>
+        </w:rPr>
+      </w:pPr>
+      <w:r>
+        <w:rPr>
+          <w:rFonts w:ascii="Bahnschrift Light SemiCondensed" w:hAnsi="Bahnschrift Light SemiCondensed"/>
+          <w:lang w:val="en-GB"/>
+        </w:rPr>
+        <w:t>I would separate the project manager and developer roles more clearly from the beginning, or at least protect dedicated time for management tasks. In this project, the backend work sometimes made it hard to keep the project handbook up to date or to plan ahead. I would also define the power supply concept earlier — the solar-to-battery switch cost time and caused a ripple effect on the case design and the milestone plan.</w:t>
+      </w:r>
+    </w:p>
+    <w:p>
+      <w:pPr>
+        <w:pStyle w:val="Normal"/>
         <w:rPr>
           <w:rFonts w:ascii="Bahnschrift Light SemiCondensed" w:hAnsi="Bahnschrift Light SemiCondensed"/>
           <w:lang w:val="en-GB"/>
@@ -1340,6 +1062,7 @@
     </w:p>
     <w:p>
       <w:pPr>
+        <w:pStyle w:val="Normal"/>
         <w:rPr>
           <w:rFonts w:ascii="Bahnschrift Light SemiCondensed" w:hAnsi="Bahnschrift Light SemiCondensed"/>
           <w:lang w:val="en-GB"/>
@@ -1355,14 +1078,22 @@
     </w:p>
     <w:p>
       <w:pPr>
-        <w:rPr>
-          <w:rFonts w:ascii="Bahnschrift Light SemiCondensed" w:hAnsi="Bahnschrift Light SemiCondensed"/>
-          <w:lang w:val="en-GB"/>
-        </w:rPr>
-      </w:pPr>
-    </w:p>
-    <w:p>
-      <w:pPr>
+        <w:pStyle w:val="Normal"/>
+        <w:rPr>
+          <w:rFonts w:ascii="Bahnschrift Light SemiCondensed" w:hAnsi="Bahnschrift Light SemiCondensed"/>
+          <w:lang w:val="en-GB"/>
+        </w:rPr>
+      </w:pPr>
+      <w:r>
+        <w:rPr>
+          <w:rFonts w:ascii="Bahnschrift Light SemiCondensed" w:hAnsi="Bahnschrift Light SemiCondensed"/>
+          <w:lang w:val="en-GB"/>
+        </w:rPr>
+      </w:r>
+    </w:p>
+    <w:p>
+      <w:pPr>
+        <w:pStyle w:val="Normal"/>
         <w:rPr>
           <w:rFonts w:ascii="Bahnschrift Light SemiCondensed" w:hAnsi="Bahnschrift Light SemiCondensed"/>
           <w:b/>
@@ -1386,6 +1117,7 @@
     </w:p>
     <w:p>
       <w:pPr>
+        <w:pStyle w:val="Normal"/>
         <w:rPr>
           <w:rFonts w:ascii="Bahnschrift Light SemiCondensed" w:hAnsi="Bahnschrift Light SemiCondensed"/>
           <w:lang w:val="en-GB"/>
@@ -1403,6 +1135,7 @@
     </w:p>
     <w:p>
       <w:pPr>
+        <w:pStyle w:val="Normal"/>
         <w:rPr>
           <w:rFonts w:ascii="Bahnschrift Light SemiCondensed" w:hAnsi="Bahnschrift Light SemiCondensed"/>
           <w:lang w:val="en-GB"/>
@@ -1418,6 +1151,7 @@
     </w:p>
     <w:p>
       <w:pPr>
+        <w:pStyle w:val="Normal"/>
         <w:rPr>
           <w:rFonts w:ascii="Bahnschrift Light SemiCondensed" w:hAnsi="Bahnschrift Light SemiCondensed"/>
           <w:lang w:val="en-GB"/>
@@ -1435,38 +1169,23 @@
     </w:p>
     <w:p>
       <w:pPr>
-        <w:rPr>
-          <w:rFonts w:ascii="Bahnschrift Light SemiCondensed" w:hAnsi="Bahnschrift Light SemiCondensed"/>
-          <w:lang w:val="en-GB"/>
-        </w:rPr>
-      </w:pPr>
-      <w:r>
-        <w:rPr>
-          <w:rFonts w:ascii="Bahnschrift Light SemiCondensed" w:hAnsi="Bahnschrift Light SemiCondensed"/>
-          <w:lang w:val="en-GB"/>
-        </w:rPr>
-        <w:lastRenderedPageBreak/>
-        <w:t xml:space="preserve">The incremental approach to the frontend worked well. Starting with a basic framework, then adding non-functional features, then hooking up the real data meant that at every stage we had something working and </w:t>
-      </w:r>
-      <w:proofErr w:type="gramStart"/>
-      <w:r>
-        <w:rPr>
-          <w:rFonts w:ascii="Bahnschrift Light SemiCondensed" w:hAnsi="Bahnschrift Light SemiCondensed"/>
-          <w:lang w:val="en-GB"/>
-        </w:rPr>
-        <w:t>demo-able</w:t>
-      </w:r>
-      <w:proofErr w:type="gramEnd"/>
-      <w:r>
-        <w:rPr>
-          <w:rFonts w:ascii="Bahnschrift Light SemiCondensed" w:hAnsi="Bahnschrift Light SemiCondensed"/>
-          <w:lang w:val="en-GB"/>
-        </w:rPr>
-        <w:t>. The dashboard design came together nicely once we settled on the radial chart approach.</w:t>
-      </w:r>
-    </w:p>
-    <w:p>
-      <w:pPr>
+        <w:pStyle w:val="Normal"/>
+        <w:rPr>
+          <w:rFonts w:ascii="Bahnschrift Light SemiCondensed" w:hAnsi="Bahnschrift Light SemiCondensed"/>
+          <w:lang w:val="en-GB"/>
+        </w:rPr>
+      </w:pPr>
+      <w:r>
+        <w:rPr>
+          <w:rFonts w:ascii="Bahnschrift Light SemiCondensed" w:hAnsi="Bahnschrift Light SemiCondensed"/>
+          <w:lang w:val="en-GB"/>
+        </w:rPr>
+        <w:t>The incremental approach to the frontend worked well. Starting with a basic framework, then adding non-functional features, then hooking up the real data meant that at every stage we had something working and demo-able. The dashboard design came together nicely once we settled on the radial chart approach.</w:t>
+      </w:r>
+    </w:p>
+    <w:p>
+      <w:pPr>
+        <w:pStyle w:val="Normal"/>
         <w:rPr>
           <w:rFonts w:ascii="Bahnschrift Light SemiCondensed" w:hAnsi="Bahnschrift Light SemiCondensed"/>
           <w:lang w:val="en-GB"/>
@@ -1484,35 +1203,23 @@
     </w:p>
     <w:p>
       <w:pPr>
-        <w:rPr>
-          <w:rFonts w:ascii="Bahnschrift Light SemiCondensed" w:hAnsi="Bahnschrift Light SemiCondensed"/>
-          <w:lang w:val="en-GB"/>
-        </w:rPr>
-      </w:pPr>
-      <w:r>
-        <w:rPr>
-          <w:rFonts w:ascii="Bahnschrift Light SemiCondensed" w:hAnsi="Bahnschrift Light SemiCondensed"/>
-          <w:lang w:val="en-GB"/>
-        </w:rPr>
-        <w:t xml:space="preserve">I would define the API contract between frontend and backend earlier. In this project, the frontend was sometimes developed against placeholder data, and when the real API came in, adjustments were needed. A simple agreed-upon API spec at the start would have saved time. I would also start the WLAN management feature earlier </w:t>
-      </w:r>
-      <w:r>
-        <w:rPr>
-          <w:rFonts w:ascii="Bahnschrift Light SemiCondensed" w:hAnsi="Bahnschrift Light SemiCondensed"/>
-          <w:lang w:val="en-GB"/>
-        </w:rPr>
-        <w:t>-</w:t>
-      </w:r>
-      <w:r>
-        <w:rPr>
-          <w:rFonts w:ascii="Bahnschrift Light SemiCondensed" w:hAnsi="Bahnschrift Light SemiCondensed"/>
-          <w:lang w:val="en-GB"/>
-        </w:rPr>
-        <w:t xml:space="preserve"> it was added late and felt rushed.</w:t>
-      </w:r>
-    </w:p>
-    <w:p>
-      <w:pPr>
+        <w:pStyle w:val="Normal"/>
+        <w:rPr>
+          <w:rFonts w:ascii="Bahnschrift Light SemiCondensed" w:hAnsi="Bahnschrift Light SemiCondensed"/>
+          <w:lang w:val="en-GB"/>
+        </w:rPr>
+      </w:pPr>
+      <w:r>
+        <w:rPr>
+          <w:rFonts w:ascii="Bahnschrift Light SemiCondensed" w:hAnsi="Bahnschrift Light SemiCondensed"/>
+          <w:lang w:val="en-GB"/>
+        </w:rPr>
+        <w:t>I would define the API contract between frontend and backend earlier. In this project, the frontend was sometimes developed against placeholder data, and when the real API came in, adjustments were needed. A simple agreed-upon API spec at the start would have saved time. I would also start the WLAN management feature earlier - it was added late and felt rushed.</w:t>
+      </w:r>
+    </w:p>
+    <w:p>
+      <w:pPr>
+        <w:pStyle w:val="Normal"/>
         <w:rPr>
           <w:rFonts w:ascii="Bahnschrift Light SemiCondensed" w:hAnsi="Bahnschrift Light SemiCondensed"/>
           <w:lang w:val="en-GB"/>
@@ -1530,45 +1237,38 @@
     </w:p>
     <w:p>
       <w:pPr>
-        <w:rPr>
-          <w:rFonts w:ascii="Bahnschrift Light SemiCondensed" w:hAnsi="Bahnschrift Light SemiCondensed"/>
-          <w:lang w:val="en-GB"/>
-        </w:rPr>
-      </w:pPr>
-      <w:r>
-        <w:rPr>
-          <w:rFonts w:ascii="Bahnschrift Light SemiCondensed" w:hAnsi="Bahnschrift Light SemiCondensed"/>
-          <w:lang w:val="en-GB"/>
-        </w:rPr>
-        <w:t xml:space="preserve">Working with real hardware added a dimension that pure software projects don't have. Seeing sensor values </w:t>
-      </w:r>
-      <w:proofErr w:type="gramStart"/>
-      <w:r>
-        <w:rPr>
-          <w:rFonts w:ascii="Bahnschrift Light SemiCondensed" w:hAnsi="Bahnschrift Light SemiCondensed"/>
-          <w:lang w:val="en-GB"/>
-        </w:rPr>
-        <w:t>actually appear</w:t>
-      </w:r>
-      <w:proofErr w:type="gramEnd"/>
-      <w:r>
-        <w:rPr>
-          <w:rFonts w:ascii="Bahnschrift Light SemiCondensed" w:hAnsi="Bahnschrift Light SemiCondensed"/>
-          <w:lang w:val="en-GB"/>
-        </w:rPr>
-        <w:t xml:space="preserve"> on a webpage you built yourself is a different feeling than displaying static mock data.</w:t>
-      </w:r>
-    </w:p>
-    <w:p>
-      <w:pPr>
-        <w:rPr>
-          <w:rFonts w:ascii="Bahnschrift Light SemiCondensed" w:hAnsi="Bahnschrift Light SemiCondensed"/>
-          <w:lang w:val="en-GB"/>
-        </w:rPr>
-      </w:pPr>
-    </w:p>
-    <w:p>
-      <w:pPr>
+        <w:pStyle w:val="Normal"/>
+        <w:rPr>
+          <w:rFonts w:ascii="Bahnschrift Light SemiCondensed" w:hAnsi="Bahnschrift Light SemiCondensed"/>
+          <w:lang w:val="en-GB"/>
+        </w:rPr>
+      </w:pPr>
+      <w:r>
+        <w:rPr>
+          <w:rFonts w:ascii="Bahnschrift Light SemiCondensed" w:hAnsi="Bahnschrift Light SemiCondensed"/>
+          <w:lang w:val="en-GB"/>
+        </w:rPr>
+        <w:t>Working with real hardware added a dimension that pure software projects don't have. Seeing sensor values actually appear on a webpage you built yourself is a different feeling than displaying static mock data.</w:t>
+      </w:r>
+    </w:p>
+    <w:p>
+      <w:pPr>
+        <w:pStyle w:val="Normal"/>
+        <w:rPr>
+          <w:rFonts w:ascii="Bahnschrift Light SemiCondensed" w:hAnsi="Bahnschrift Light SemiCondensed"/>
+          <w:lang w:val="en-GB"/>
+        </w:rPr>
+      </w:pPr>
+      <w:r>
+        <w:rPr>
+          <w:rFonts w:ascii="Bahnschrift Light SemiCondensed" w:hAnsi="Bahnschrift Light SemiCondensed"/>
+          <w:lang w:val="en-GB"/>
+        </w:rPr>
+      </w:r>
+    </w:p>
+    <w:p>
+      <w:pPr>
+        <w:pStyle w:val="Normal"/>
         <w:rPr>
           <w:rFonts w:ascii="Bahnschrift Light SemiCondensed" w:hAnsi="Bahnschrift Light SemiCondensed"/>
           <w:b/>
@@ -1590,6 +1290,7 @@
     </w:p>
     <w:p>
       <w:pPr>
+        <w:pStyle w:val="Normal"/>
         <w:rPr>
           <w:rFonts w:ascii="Bahnschrift Light SemiCondensed" w:hAnsi="Bahnschrift Light SemiCondensed"/>
           <w:lang w:val="en-GB"/>
@@ -1607,37 +1308,23 @@
     </w:p>
     <w:p>
       <w:pPr>
-        <w:rPr>
-          <w:rFonts w:ascii="Bahnschrift Light SemiCondensed" w:hAnsi="Bahnschrift Light SemiCondensed"/>
-          <w:lang w:val="en-GB"/>
-        </w:rPr>
-      </w:pPr>
-      <w:r>
-        <w:rPr>
-          <w:rFonts w:ascii="Bahnschrift Light SemiCondensed" w:hAnsi="Bahnschrift Light SemiCondensed"/>
-          <w:lang w:val="en-GB"/>
-        </w:rPr>
-        <w:t xml:space="preserve">I learned a huge amount about electronics, sensor wiring, and the physical side of embedded systems. Planning and building a self-designed anemometer from scratch using a Hall effect sensor was something I had never done before. I also learned </w:t>
-      </w:r>
-      <w:proofErr w:type="spellStart"/>
-      <w:r>
-        <w:rPr>
-          <w:rFonts w:ascii="Bahnschrift Light SemiCondensed" w:hAnsi="Bahnschrift Light SemiCondensed"/>
-          <w:lang w:val="en-GB"/>
-        </w:rPr>
-        <w:t>Tinkercad</w:t>
-      </w:r>
-      <w:proofErr w:type="spellEnd"/>
-      <w:r>
-        <w:rPr>
-          <w:rFonts w:ascii="Bahnschrift Light SemiCondensed" w:hAnsi="Bahnschrift Light SemiCondensed"/>
-          <w:lang w:val="en-GB"/>
-        </w:rPr>
-        <w:t xml:space="preserve"> for 3D modelling and had to iterate multiple times on the case design to get the dimensions right and to accommodate the anemometer.</w:t>
-      </w:r>
-    </w:p>
-    <w:p>
-      <w:pPr>
+        <w:pStyle w:val="Normal"/>
+        <w:rPr>
+          <w:rFonts w:ascii="Bahnschrift Light SemiCondensed" w:hAnsi="Bahnschrift Light SemiCondensed"/>
+          <w:lang w:val="en-GB"/>
+        </w:rPr>
+      </w:pPr>
+      <w:r>
+        <w:rPr>
+          <w:rFonts w:ascii="Bahnschrift Light SemiCondensed" w:hAnsi="Bahnschrift Light SemiCondensed"/>
+          <w:lang w:val="en-GB"/>
+        </w:rPr>
+        <w:t>I learned a huge amount about electronics, sensor wiring, and the physical side of embedded systems. Planning and building a self-designed anemometer from scratch using a Hall effect sensor was something I had never done before. I also learned Tinkercad for 3D modelling and had to iterate multiple times on the case design to get the dimensions right and to accommodate the anemometer.</w:t>
+      </w:r>
+    </w:p>
+    <w:p>
+      <w:pPr>
+        <w:pStyle w:val="Normal"/>
         <w:rPr>
           <w:rFonts w:ascii="Bahnschrift Light SemiCondensed" w:hAnsi="Bahnschrift Light SemiCondensed"/>
           <w:lang w:val="en-GB"/>
@@ -1655,37 +1342,23 @@
     </w:p>
     <w:p>
       <w:pPr>
-        <w:rPr>
-          <w:rFonts w:ascii="Bahnschrift Light SemiCondensed" w:hAnsi="Bahnschrift Light SemiCondensed"/>
-          <w:lang w:val="en-GB"/>
-        </w:rPr>
-      </w:pPr>
-      <w:r>
-        <w:rPr>
-          <w:rFonts w:ascii="Bahnschrift Light SemiCondensed" w:hAnsi="Bahnschrift Light SemiCondensed"/>
-          <w:lang w:val="en-GB"/>
-        </w:rPr>
-        <w:t xml:space="preserve">The decision to build a custom anemometer rather than buy one turned out well — it was cheaper, it fit the case better, and it gave me a much deeper understanding of how the sensor data is </w:t>
-      </w:r>
-      <w:proofErr w:type="gramStart"/>
-      <w:r>
-        <w:rPr>
-          <w:rFonts w:ascii="Bahnschrift Light SemiCondensed" w:hAnsi="Bahnschrift Light SemiCondensed"/>
-          <w:lang w:val="en-GB"/>
-        </w:rPr>
-        <w:t>actually generated</w:t>
-      </w:r>
-      <w:proofErr w:type="gramEnd"/>
-      <w:r>
-        <w:rPr>
-          <w:rFonts w:ascii="Bahnschrift Light SemiCondensed" w:hAnsi="Bahnschrift Light SemiCondensed"/>
-          <w:lang w:val="en-GB"/>
-        </w:rPr>
-        <w:t>. The test-print approach (print a small section first, check dimensions, then print the full part) saved a lot of filament and time.</w:t>
-      </w:r>
-    </w:p>
-    <w:p>
-      <w:pPr>
+        <w:pStyle w:val="Normal"/>
+        <w:rPr>
+          <w:rFonts w:ascii="Bahnschrift Light SemiCondensed" w:hAnsi="Bahnschrift Light SemiCondensed"/>
+          <w:lang w:val="en-GB"/>
+        </w:rPr>
+      </w:pPr>
+      <w:r>
+        <w:rPr>
+          <w:rFonts w:ascii="Bahnschrift Light SemiCondensed" w:hAnsi="Bahnschrift Light SemiCondensed"/>
+          <w:lang w:val="en-GB"/>
+        </w:rPr>
+        <w:t>The decision to build a custom anemometer rather than buy one turned out well — it was cheaper, it fit the case better, and it gave me a much deeper understanding of how the sensor data is actually generated. The test-print approach (print a small section first, check dimensions, then print the full part) saved a lot of filament and time.</w:t>
+      </w:r>
+    </w:p>
+    <w:p>
+      <w:pPr>
+        <w:pStyle w:val="Normal"/>
         <w:rPr>
           <w:rFonts w:ascii="Bahnschrift Light SemiCondensed" w:hAnsi="Bahnschrift Light SemiCondensed"/>
           <w:lang w:val="en-GB"/>
@@ -1703,6 +1376,7 @@
     </w:p>
     <w:p>
       <w:pPr>
+        <w:pStyle w:val="Normal"/>
         <w:rPr>
           <w:rFonts w:ascii="Bahnschrift Light SemiCondensed" w:hAnsi="Bahnschrift Light SemiCondensed"/>
           <w:lang w:val="en-GB"/>
@@ -1718,6 +1392,7 @@
     </w:p>
     <w:p>
       <w:pPr>
+        <w:pStyle w:val="Normal"/>
         <w:rPr>
           <w:rFonts w:ascii="Bahnschrift Light SemiCondensed" w:hAnsi="Bahnschrift Light SemiCondensed"/>
           <w:lang w:val="en-GB"/>
@@ -1735,67 +1410,66 @@
     </w:p>
     <w:p>
       <w:pPr>
-        <w:rPr>
-          <w:rFonts w:ascii="Bahnschrift Light SemiCondensed" w:hAnsi="Bahnschrift Light SemiCondensed"/>
-          <w:lang w:val="en-GB"/>
-        </w:rPr>
-      </w:pPr>
-      <w:r>
-        <w:rPr>
-          <w:rFonts w:ascii="Bahnschrift Light SemiCondensed" w:hAnsi="Bahnschrift Light SemiCondensed"/>
-          <w:lang w:val="en-GB"/>
-        </w:rPr>
-        <w:lastRenderedPageBreak/>
+        <w:pStyle w:val="Normal"/>
+        <w:spacing w:before="0" w:after="160"/>
+        <w:rPr>
+          <w:rFonts w:ascii="Bahnschrift Light SemiCondensed" w:hAnsi="Bahnschrift Light SemiCondensed"/>
+          <w:lang w:val="en-GB"/>
+        </w:rPr>
+      </w:pPr>
+      <w:r>
+        <w:rPr>
+          <w:rFonts w:ascii="Bahnschrift Light SemiCondensed" w:hAnsi="Bahnschrift Light SemiCondensed"/>
+          <w:lang w:val="en-GB"/>
+        </w:rPr>
         <w:t>The physical, tangible result of this project makes it stand out compared to purely software-based school projects. Having an actual device that you can hold, mount outside, and watch collect real weather data makes all the effort feel worth it.</w:t>
       </w:r>
     </w:p>
     <w:sectPr>
-      <w:footerReference w:type="default" r:id="rId7"/>
+      <w:footerReference w:type="even" r:id="rId2"/>
+      <w:footerReference w:type="default" r:id="rId3"/>
+      <w:footerReference w:type="first" r:id="rId4"/>
+      <w:type w:val="nextPage"/>
       <w:pgSz w:w="11906" w:h="16838"/>
-      <w:pgMar w:top="1417" w:right="1417" w:bottom="1134" w:left="1417" w:header="708" w:footer="708" w:gutter="0"/>
-      <w:cols w:space="708"/>
-      <w:docGrid w:linePitch="360"/>
+      <w:pgMar w:left="1417" w:right="1417" w:gutter="0" w:header="0" w:top="1417" w:footer="708" w:bottom="1134"/>
+      <w:pgNumType w:fmt="decimal"/>
+      <w:formProt w:val="false"/>
+      <w:textDirection w:val="lrTb"/>
+      <w:docGrid w:type="default" w:linePitch="360" w:charSpace="0"/>
     </w:sectPr>
   </w:body>
 </w:document>
 </file>
 
-<file path=word/endnotes.xml><?xml version="1.0" encoding="utf-8"?>
-<w:endnotes xmlns:wpc="http://schemas.microsoft.com/office/word/2010/wordprocessingCanvas" xmlns:cx="http://schemas.microsoft.com/office/drawing/2014/chartex" xmlns:cx1="http://schemas.microsoft.com/office/drawing/2015/9/8/chartex" xmlns:cx2="http://schemas.microsoft.com/office/drawing/2015/10/21/chartex" xmlns:cx3="http://schemas.microsoft.com/office/drawing/2016/5/9/chartex" xmlns:cx4="http://schemas.microsoft.com/office/drawing/2016/5/10/chartex" xmlns:cx5="http://schemas.microsoft.com/office/drawing/2016/5/11/chartex" xmlns:cx6="http://schemas.microsoft.com/office/drawing/2016/5/12/chartex" xmlns:cx7="http://schemas.microsoft.com/office/drawing/2016/5/13/chartex" xmlns:cx8="http://schemas.microsoft.com/office/drawing/2016/5/14/chartex" xmlns:mc="http://schemas.openxmlformats.org/markup-compatibility/2006" xmlns:aink="http://schemas.microsoft.com/office/drawing/2016/ink" xmlns:am3d="http://schemas.microsoft.com/office/drawing/2017/model3d" xmlns:o="urn:schemas-microsoft-com:office:office" xmlns:oel="http://schemas.microsoft.com/office/2019/extlst" xmlns:r="http://schemas.openxmlformats.org/officeDocument/2006/relationships" xmlns:m="http://schemas.openxmlformats.org/officeDocument/2006/math" xmlns:v="urn:schemas-microsoft-com:vml" xmlns:wp14="http://schemas.microsoft.com/office/word/2010/wordprocessingDrawing" xmlns:wp="http://schemas.openxmlformats.org/drawingml/2006/wordprocessingDrawing" xmlns:w10="urn:schemas-microsoft-com:office:word" xmlns:w="http://schemas.openxmlformats.org/wordprocessingml/2006/main" xmlns:w14="http://schemas.microsoft.com/office/word/2010/wordml" xmlns:w15="http://schemas.microsoft.com/office/word/2012/wordml" xmlns:w16cex="http://schemas.microsoft.com/office/word/2018/wordml/cex" xmlns:w16cid="http://schemas.microsoft.com/office/word/2016/wordml/cid" xmlns:w16="http://schemas.microsoft.com/office/word/2018/wordml" xmlns:w16du="http://schemas.microsoft.com/office/word/2023/wordml/word16du" xmlns:w16sdtdh="http://schemas.microsoft.com/office/word/2020/wordml/sdtdatahash" xmlns:w16sdtfl="http://schemas.microsoft.com/office/word/2024/wordml/sdtformatlock" xmlns:w16se="http://schemas.microsoft.com/office/word/2015/wordml/symex" xmlns:wpg="http://schemas.microsoft.com/office/word/2010/wordprocessingGroup" xmlns:wpi="http://schemas.microsoft.com/office/word/2010/wordprocessingInk" xmlns:wne="http://schemas.microsoft.com/office/word/2006/wordml" xmlns:wps="http://schemas.microsoft.com/office/word/2010/wordprocessingShape" mc:Ignorable="w14 w15 w16se w16cid w16 w16cex w16sdtdh w16sdtfl w16du wp14">
-  <w:endnote w:type="separator" w:id="-1">
-    <w:p>
-      <w:pPr>
-        <w:spacing w:after="0" w:line="240" w:lineRule="auto"/>
-      </w:pPr>
-      <w:r>
-        <w:separator/>
-      </w:r>
-    </w:p>
-  </w:endnote>
-  <w:endnote w:type="continuationSeparator" w:id="0">
-    <w:p>
-      <w:pPr>
-        <w:spacing w:after="0" w:line="240" w:lineRule="auto"/>
-      </w:pPr>
-      <w:r>
-        <w:continuationSeparator/>
-      </w:r>
-    </w:p>
-  </w:endnote>
-</w:endnotes>
+<file path=word/footer1.xml><?xml version="1.0" encoding="utf-8"?>
+<w:ftr xmlns:o="urn:schemas-microsoft-com:office:office" xmlns:r="http://schemas.openxmlformats.org/officeDocument/2006/relationships" xmlns:v="urn:schemas-microsoft-com:vml" xmlns:w="http://schemas.openxmlformats.org/wordprocessingml/2006/main" xmlns:w10="urn:schemas-microsoft-com:office:word" xmlns:wp="http://schemas.openxmlformats.org/drawingml/2006/wordprocessingDrawing" xmlns:pic="http://schemas.openxmlformats.org/drawingml/2006/picture" xmlns:wps="http://schemas.microsoft.com/office/word/2010/wordprocessingShape" xmlns:wpg="http://schemas.microsoft.com/office/word/2010/wordprocessingGroup" xmlns:mc="http://schemas.openxmlformats.org/markup-compatibility/2006" xmlns:wp14="http://schemas.microsoft.com/office/word/2010/wordprocessingDrawing" xmlns:w14="http://schemas.microsoft.com/office/word/2010/wordml" xmlns:w15="http://schemas.microsoft.com/office/word/2012/wordml" mc:Ignorable="w14 wp14 w15">
+  <w:p>
+    <w:pPr>
+      <w:pStyle w:val="Footer"/>
+      <w:rPr/>
+    </w:pPr>
+    <w:r>
+      <w:rPr/>
+    </w:r>
+  </w:p>
+</w:ftr>
 </file>
 
-<file path=word/footer1.xml><?xml version="1.0" encoding="utf-8"?>
-<w:ftr xmlns:wpc="http://schemas.microsoft.com/office/word/2010/wordprocessingCanvas" xmlns:cx="http://schemas.microsoft.com/office/drawing/2014/chartex" xmlns:cx1="http://schemas.microsoft.com/office/drawing/2015/9/8/chartex" xmlns:cx2="http://schemas.microsoft.com/office/drawing/2015/10/21/chartex" xmlns:cx3="http://schemas.microsoft.com/office/drawing/2016/5/9/chartex" xmlns:cx4="http://schemas.microsoft.com/office/drawing/2016/5/10/chartex" xmlns:cx5="http://schemas.microsoft.com/office/drawing/2016/5/11/chartex" xmlns:cx6="http://schemas.microsoft.com/office/drawing/2016/5/12/chartex" xmlns:cx7="http://schemas.microsoft.com/office/drawing/2016/5/13/chartex" xmlns:cx8="http://schemas.microsoft.com/office/drawing/2016/5/14/chartex" xmlns:mc="http://schemas.openxmlformats.org/markup-compatibility/2006" xmlns:aink="http://schemas.microsoft.com/office/drawing/2016/ink" xmlns:am3d="http://schemas.microsoft.com/office/drawing/2017/model3d" xmlns:o="urn:schemas-microsoft-com:office:office" xmlns:oel="http://schemas.microsoft.com/office/2019/extlst" xmlns:r="http://schemas.openxmlformats.org/officeDocument/2006/relationships" xmlns:m="http://schemas.openxmlformats.org/officeDocument/2006/math" xmlns:v="urn:schemas-microsoft-com:vml" xmlns:wp14="http://schemas.microsoft.com/office/word/2010/wordprocessingDrawing" xmlns:wp="http://schemas.openxmlformats.org/drawingml/2006/wordprocessingDrawing" xmlns:w10="urn:schemas-microsoft-com:office:word" xmlns:w="http://schemas.openxmlformats.org/wordprocessingml/2006/main" xmlns:w14="http://schemas.microsoft.com/office/word/2010/wordml" xmlns:w15="http://schemas.microsoft.com/office/word/2012/wordml" xmlns:w16cex="http://schemas.microsoft.com/office/word/2018/wordml/cex" xmlns:w16cid="http://schemas.microsoft.com/office/word/2016/wordml/cid" xmlns:w16="http://schemas.microsoft.com/office/word/2018/wordml" xmlns:w16du="http://schemas.microsoft.com/office/word/2023/wordml/word16du" xmlns:w16sdtdh="http://schemas.microsoft.com/office/word/2020/wordml/sdtdatahash" xmlns:w16sdtfl="http://schemas.microsoft.com/office/word/2024/wordml/sdtformatlock" xmlns:w16se="http://schemas.microsoft.com/office/word/2015/wordml/symex" xmlns:wpg="http://schemas.microsoft.com/office/word/2010/wordprocessingGroup" xmlns:wpi="http://schemas.microsoft.com/office/word/2010/wordprocessingInk" xmlns:wne="http://schemas.microsoft.com/office/word/2006/wordml" xmlns:wps="http://schemas.microsoft.com/office/word/2010/wordprocessingShape" mc:Ignorable="w14 w15 w16se w16cid w16 w16cex w16sdtdh w16sdtfl w16du wp14">
+<file path=word/footer2.xml><?xml version="1.0" encoding="utf-8"?>
+<w:ftr xmlns:o="urn:schemas-microsoft-com:office:office" xmlns:r="http://schemas.openxmlformats.org/officeDocument/2006/relationships" xmlns:v="urn:schemas-microsoft-com:vml" xmlns:w="http://schemas.openxmlformats.org/wordprocessingml/2006/main" xmlns:w10="urn:schemas-microsoft-com:office:word" xmlns:wp="http://schemas.openxmlformats.org/drawingml/2006/wordprocessingDrawing" xmlns:pic="http://schemas.openxmlformats.org/drawingml/2006/picture" xmlns:wps="http://schemas.microsoft.com/office/word/2010/wordprocessingShape" xmlns:wpg="http://schemas.microsoft.com/office/word/2010/wordprocessingGroup" xmlns:mc="http://schemas.openxmlformats.org/markup-compatibility/2006" xmlns:wp14="http://schemas.microsoft.com/office/word/2010/wordprocessingDrawing" xmlns:w14="http://schemas.microsoft.com/office/word/2010/wordml" xmlns:w15="http://schemas.microsoft.com/office/word/2012/wordml" mc:Ignorable="w14 wp14 w15">
   <w:p>
     <w:pPr>
-      <w:pStyle w:val="Fuzeile"/>
-      <w:jc w:val="right"/>
+      <w:pStyle w:val="Footer"/>
+      <w:jc w:val="end"/>
+      <w:rPr/>
     </w:pPr>
+    <w:r>
+      <w:rPr/>
+    </w:r>
   </w:p>
   <w:p>
     <w:pPr>
-      <w:pStyle w:val="Fuzeile"/>
+      <w:pStyle w:val="Footer"/>
       <w:rPr>
         <w:rFonts w:ascii="Bahnschrift Light SemiCondensed" w:hAnsi="Bahnschrift Light SemiCondensed"/>
       </w:rPr>
@@ -1805,26 +1479,8 @@
         <w:rFonts w:ascii="Bahnschrift Light SemiCondensed" w:hAnsi="Bahnschrift Light SemiCondensed"/>
       </w:rPr>
       <w:t>HTL-Wels</w:t>
-    </w:r>
-    <w:r>
-      <w:rPr>
-        <w:rFonts w:ascii="Bahnschrift Light SemiCondensed" w:hAnsi="Bahnschrift Light SemiCondensed"/>
-      </w:rPr>
       <w:tab/>
-      <w:t xml:space="preserve">Project Development </w:t>
-    </w:r>
-    <w:proofErr w:type="spellStart"/>
-    <w:r>
-      <w:rPr>
-        <w:rFonts w:ascii="Bahnschrift Light SemiCondensed" w:hAnsi="Bahnschrift Light SemiCondensed"/>
-      </w:rPr>
-      <w:t>Reflection</w:t>
-    </w:r>
-    <w:proofErr w:type="spellEnd"/>
-    <w:r>
-      <w:rPr>
-        <w:rFonts w:ascii="Bahnschrift Light SemiCondensed" w:hAnsi="Bahnschrift Light SemiCondensed"/>
-      </w:rPr>
+      <w:t>Project Development Reflection</w:t>
       <w:tab/>
     </w:r>
     <w:r>
@@ -1837,7 +1493,7 @@
       <w:rPr>
         <w:rFonts w:ascii="Bahnschrift Light SemiCondensed" w:hAnsi="Bahnschrift Light SemiCondensed"/>
       </w:rPr>
-      <w:instrText>PAGE   \* MERGEFORMAT</w:instrText>
+      <w:instrText xml:space="preserve"> PAGE </w:instrText>
     </w:r>
     <w:r>
       <w:rPr>
@@ -1849,7 +1505,7 @@
       <w:rPr>
         <w:rFonts w:ascii="Bahnschrift Light SemiCondensed" w:hAnsi="Bahnschrift Light SemiCondensed"/>
       </w:rPr>
-      <w:t>1</w:t>
+      <w:t>5</w:t>
     </w:r>
     <w:r>
       <w:rPr>
@@ -1861,650 +1517,797 @@
 </w:ftr>
 </file>
 
-<file path=word/footnotes.xml><?xml version="1.0" encoding="utf-8"?>
-<w:footnotes xmlns:wpc="http://schemas.microsoft.com/office/word/2010/wordprocessingCanvas" xmlns:cx="http://schemas.microsoft.com/office/drawing/2014/chartex" xmlns:cx1="http://schemas.microsoft.com/office/drawing/2015/9/8/chartex" xmlns:cx2="http://schemas.microsoft.com/office/drawing/2015/10/21/chartex" xmlns:cx3="http://schemas.microsoft.com/office/drawing/2016/5/9/chartex" xmlns:cx4="http://schemas.microsoft.com/office/drawing/2016/5/10/chartex" xmlns:cx5="http://schemas.microsoft.com/office/drawing/2016/5/11/chartex" xmlns:cx6="http://schemas.microsoft.com/office/drawing/2016/5/12/chartex" xmlns:cx7="http://schemas.microsoft.com/office/drawing/2016/5/13/chartex" xmlns:cx8="http://schemas.microsoft.com/office/drawing/2016/5/14/chartex" xmlns:mc="http://schemas.openxmlformats.org/markup-compatibility/2006" xmlns:aink="http://schemas.microsoft.com/office/drawing/2016/ink" xmlns:am3d="http://schemas.microsoft.com/office/drawing/2017/model3d" xmlns:o="urn:schemas-microsoft-com:office:office" xmlns:oel="http://schemas.microsoft.com/office/2019/extlst" xmlns:r="http://schemas.openxmlformats.org/officeDocument/2006/relationships" xmlns:m="http://schemas.openxmlformats.org/officeDocument/2006/math" xmlns:v="urn:schemas-microsoft-com:vml" xmlns:wp14="http://schemas.microsoft.com/office/word/2010/wordprocessingDrawing" xmlns:wp="http://schemas.openxmlformats.org/drawingml/2006/wordprocessingDrawing" xmlns:w10="urn:schemas-microsoft-com:office:word" xmlns:w="http://schemas.openxmlformats.org/wordprocessingml/2006/main" xmlns:w14="http://schemas.microsoft.com/office/word/2010/wordml" xmlns:w15="http://schemas.microsoft.com/office/word/2012/wordml" xmlns:w16cex="http://schemas.microsoft.com/office/word/2018/wordml/cex" xmlns:w16cid="http://schemas.microsoft.com/office/word/2016/wordml/cid" xmlns:w16="http://schemas.microsoft.com/office/word/2018/wordml" xmlns:w16du="http://schemas.microsoft.com/office/word/2023/wordml/word16du" xmlns:w16sdtdh="http://schemas.microsoft.com/office/word/2020/wordml/sdtdatahash" xmlns:w16sdtfl="http://schemas.microsoft.com/office/word/2024/wordml/sdtformatlock" xmlns:w16se="http://schemas.microsoft.com/office/word/2015/wordml/symex" xmlns:wpg="http://schemas.microsoft.com/office/word/2010/wordprocessingGroup" xmlns:wpi="http://schemas.microsoft.com/office/word/2010/wordprocessingInk" xmlns:wne="http://schemas.microsoft.com/office/word/2006/wordml" xmlns:wps="http://schemas.microsoft.com/office/word/2010/wordprocessingShape" mc:Ignorable="w14 w15 w16se w16cid w16 w16cex w16sdtdh w16sdtfl w16du wp14">
-  <w:footnote w:type="separator" w:id="-1">
-    <w:p>
-      <w:pPr>
-        <w:spacing w:after="0" w:line="240" w:lineRule="auto"/>
-      </w:pPr>
-      <w:r>
-        <w:separator/>
-      </w:r>
-    </w:p>
-  </w:footnote>
-  <w:footnote w:type="continuationSeparator" w:id="0">
-    <w:p>
-      <w:pPr>
-        <w:spacing w:after="0" w:line="240" w:lineRule="auto"/>
-      </w:pPr>
-      <w:r>
-        <w:continuationSeparator/>
-      </w:r>
-    </w:p>
-  </w:footnote>
-</w:footnotes>
+<file path=word/footer3.xml><?xml version="1.0" encoding="utf-8"?>
+<w:ftr xmlns:o="urn:schemas-microsoft-com:office:office" xmlns:r="http://schemas.openxmlformats.org/officeDocument/2006/relationships" xmlns:v="urn:schemas-microsoft-com:vml" xmlns:w="http://schemas.openxmlformats.org/wordprocessingml/2006/main" xmlns:w10="urn:schemas-microsoft-com:office:word" xmlns:wp="http://schemas.openxmlformats.org/drawingml/2006/wordprocessingDrawing" xmlns:pic="http://schemas.openxmlformats.org/drawingml/2006/picture" xmlns:wps="http://schemas.microsoft.com/office/word/2010/wordprocessingShape" xmlns:wpg="http://schemas.microsoft.com/office/word/2010/wordprocessingGroup" xmlns:mc="http://schemas.openxmlformats.org/markup-compatibility/2006" xmlns:wp14="http://schemas.microsoft.com/office/word/2010/wordprocessingDrawing" xmlns:w14="http://schemas.microsoft.com/office/word/2010/wordml" xmlns:w15="http://schemas.microsoft.com/office/word/2012/wordml" mc:Ignorable="w14 wp14 w15">
+  <w:p>
+    <w:pPr>
+      <w:pStyle w:val="Footer"/>
+      <w:jc w:val="end"/>
+      <w:rPr/>
+    </w:pPr>
+    <w:r>
+      <w:rPr/>
+    </w:r>
+  </w:p>
+  <w:p>
+    <w:pPr>
+      <w:pStyle w:val="Footer"/>
+      <w:rPr>
+        <w:rFonts w:ascii="Bahnschrift Light SemiCondensed" w:hAnsi="Bahnschrift Light SemiCondensed"/>
+      </w:rPr>
+    </w:pPr>
+    <w:r>
+      <w:rPr>
+        <w:rFonts w:ascii="Bahnschrift Light SemiCondensed" w:hAnsi="Bahnschrift Light SemiCondensed"/>
+      </w:rPr>
+      <w:t>HTL-Wels</w:t>
+      <w:tab/>
+      <w:t>Project Development Reflection</w:t>
+      <w:tab/>
+    </w:r>
+    <w:r>
+      <w:rPr>
+        <w:rFonts w:ascii="Bahnschrift Light SemiCondensed" w:hAnsi="Bahnschrift Light SemiCondensed"/>
+      </w:rPr>
+      <w:fldChar w:fldCharType="begin"/>
+    </w:r>
+    <w:r>
+      <w:rPr>
+        <w:rFonts w:ascii="Bahnschrift Light SemiCondensed" w:hAnsi="Bahnschrift Light SemiCondensed"/>
+      </w:rPr>
+      <w:instrText xml:space="preserve"> PAGE </w:instrText>
+    </w:r>
+    <w:r>
+      <w:rPr>
+        <w:rFonts w:ascii="Bahnschrift Light SemiCondensed" w:hAnsi="Bahnschrift Light SemiCondensed"/>
+      </w:rPr>
+      <w:fldChar w:fldCharType="separate"/>
+    </w:r>
+    <w:r>
+      <w:rPr>
+        <w:rFonts w:ascii="Bahnschrift Light SemiCondensed" w:hAnsi="Bahnschrift Light SemiCondensed"/>
+      </w:rPr>
+      <w:t>5</w:t>
+    </w:r>
+    <w:r>
+      <w:rPr>
+        <w:rFonts w:ascii="Bahnschrift Light SemiCondensed" w:hAnsi="Bahnschrift Light SemiCondensed"/>
+      </w:rPr>
+      <w:fldChar w:fldCharType="end"/>
+    </w:r>
+  </w:p>
+</w:ftr>
 </file>
 
 <file path=word/numbering.xml><?xml version="1.0" encoding="utf-8"?>
-<w:numbering xmlns:wpc="http://schemas.microsoft.com/office/word/2010/wordprocessingCanvas" xmlns:cx="http://schemas.microsoft.com/office/drawing/2014/chartex" xmlns:cx1="http://schemas.microsoft.com/office/drawing/2015/9/8/chartex" xmlns:cx2="http://schemas.microsoft.com/office/drawing/2015/10/21/chartex" xmlns:cx3="http://schemas.microsoft.com/office/drawing/2016/5/9/chartex" xmlns:cx4="http://schemas.microsoft.com/office/drawing/2016/5/10/chartex" xmlns:cx5="http://schemas.microsoft.com/office/drawing/2016/5/11/chartex" xmlns:cx6="http://schemas.microsoft.com/office/drawing/2016/5/12/chartex" xmlns:cx7="http://schemas.microsoft.com/office/drawing/2016/5/13/chartex" xmlns:cx8="http://schemas.microsoft.com/office/drawing/2016/5/14/chartex" xmlns:mc="http://schemas.openxmlformats.org/markup-compatibility/2006" xmlns:aink="http://schemas.microsoft.com/office/drawing/2016/ink" xmlns:am3d="http://schemas.microsoft.com/office/drawing/2017/model3d" xmlns:o="urn:schemas-microsoft-com:office:office" xmlns:oel="http://schemas.microsoft.com/office/2019/extlst" xmlns:r="http://schemas.openxmlformats.org/officeDocument/2006/relationships" xmlns:m="http://schemas.openxmlformats.org/officeDocument/2006/math" xmlns:v="urn:schemas-microsoft-com:vml" xmlns:wp14="http://schemas.microsoft.com/office/word/2010/wordprocessingDrawing" xmlns:wp="http://schemas.openxmlformats.org/drawingml/2006/wordprocessingDrawing" xmlns:w10="urn:schemas-microsoft-com:office:word" xmlns:w="http://schemas.openxmlformats.org/wordprocessingml/2006/main" xmlns:w14="http://schemas.microsoft.com/office/word/2010/wordml" xmlns:w15="http://schemas.microsoft.com/office/word/2012/wordml" xmlns:w16cex="http://schemas.microsoft.com/office/word/2018/wordml/cex" xmlns:w16cid="http://schemas.microsoft.com/office/word/2016/wordml/cid" xmlns:w16="http://schemas.microsoft.com/office/word/2018/wordml" xmlns:w16du="http://schemas.microsoft.com/office/word/2023/wordml/word16du" xmlns:w16sdtdh="http://schemas.microsoft.com/office/word/2020/wordml/sdtdatahash" xmlns:w16sdtfl="http://schemas.microsoft.com/office/word/2024/wordml/sdtformatlock" xmlns:w16se="http://schemas.microsoft.com/office/word/2015/wordml/symex" xmlns:wpg="http://schemas.microsoft.com/office/word/2010/wordprocessingGroup" xmlns:wpi="http://schemas.microsoft.com/office/word/2010/wordprocessingInk" xmlns:wne="http://schemas.microsoft.com/office/word/2006/wordml" xmlns:wps="http://schemas.microsoft.com/office/word/2010/wordprocessingShape" mc:Ignorable="w14 w15 w16se w16cid w16 w16cex w16sdtdh w16sdtfl w16du wp14">
-  <w:abstractNum w:abstractNumId="0" w15:restartNumberingAfterBreak="0">
-    <w:nsid w:val="464D3436"/>
-    <w:multiLevelType w:val="multilevel"/>
-    <w:tmpl w:val="7EB2D6E6"/>
+<w:numbering xmlns:w="http://schemas.openxmlformats.org/wordprocessingml/2006/main" xmlns:o="urn:schemas-microsoft-com:office:office" xmlns:r="http://schemas.openxmlformats.org/officeDocument/2006/relationships" xmlns:v="urn:schemas-microsoft-com:vml" xmlns:mc="http://schemas.openxmlformats.org/markup-compatibility/2006" xmlns:w14="http://schemas.microsoft.com/office/word/2010/wordml" mc:Ignorable="w14">
+  <w:abstractNum w:abstractNumId="1">
     <w:lvl w:ilvl="0">
       <w:start w:val="1"/>
       <w:numFmt w:val="bullet"/>
       <w:lvlText w:val=""/>
-      <w:lvlJc w:val="left"/>
+      <w:lvlJc w:val="start"/>
       <w:pPr>
         <w:tabs>
           <w:tab w:val="num" w:pos="720"/>
         </w:tabs>
-        <w:ind w:left="720" w:hanging="360"/>
-      </w:pPr>
-      <w:rPr>
-        <w:rFonts w:ascii="Symbol" w:hAnsi="Symbol" w:hint="default"/>
+        <w:ind w:start="720" w:hanging="360"/>
+      </w:pPr>
+      <w:rPr>
+        <w:rFonts w:ascii="Symbol" w:hAnsi="Symbol" w:cs="Symbol" w:hint="default"/>
         <w:sz w:val="20"/>
       </w:rPr>
     </w:lvl>
-    <w:lvl w:ilvl="1" w:tentative="1">
+    <w:lvl w:ilvl="1">
       <w:start w:val="1"/>
       <w:numFmt w:val="bullet"/>
       <w:lvlText w:val="o"/>
-      <w:lvlJc w:val="left"/>
+      <w:lvlJc w:val="start"/>
       <w:pPr>
         <w:tabs>
           <w:tab w:val="num" w:pos="1440"/>
         </w:tabs>
-        <w:ind w:left="1440" w:hanging="360"/>
-      </w:pPr>
-      <w:rPr>
-        <w:rFonts w:ascii="Courier New" w:hAnsi="Courier New" w:hint="default"/>
+        <w:ind w:start="1440" w:hanging="360"/>
+      </w:pPr>
+      <w:rPr>
+        <w:rFonts w:ascii="Courier New" w:hAnsi="Courier New" w:cs="Courier New" w:hint="default"/>
         <w:sz w:val="20"/>
       </w:rPr>
     </w:lvl>
-    <w:lvl w:ilvl="2" w:tentative="1">
+    <w:lvl w:ilvl="2">
       <w:start w:val="1"/>
       <w:numFmt w:val="bullet"/>
       <w:lvlText w:val=""/>
-      <w:lvlJc w:val="left"/>
+      <w:lvlJc w:val="start"/>
       <w:pPr>
         <w:tabs>
           <w:tab w:val="num" w:pos="2160"/>
         </w:tabs>
-        <w:ind w:left="2160" w:hanging="360"/>
-      </w:pPr>
-      <w:rPr>
-        <w:rFonts w:ascii="Wingdings" w:hAnsi="Wingdings" w:hint="default"/>
+        <w:ind w:start="2160" w:hanging="360"/>
+      </w:pPr>
+      <w:rPr>
+        <w:rFonts w:ascii="Wingdings" w:hAnsi="Wingdings" w:cs="Wingdings" w:hint="default"/>
         <w:sz w:val="20"/>
       </w:rPr>
     </w:lvl>
-    <w:lvl w:ilvl="3" w:tentative="1">
+    <w:lvl w:ilvl="3">
       <w:start w:val="1"/>
       <w:numFmt w:val="bullet"/>
       <w:lvlText w:val=""/>
-      <w:lvlJc w:val="left"/>
+      <w:lvlJc w:val="start"/>
       <w:pPr>
         <w:tabs>
           <w:tab w:val="num" w:pos="2880"/>
         </w:tabs>
-        <w:ind w:left="2880" w:hanging="360"/>
-      </w:pPr>
-      <w:rPr>
-        <w:rFonts w:ascii="Wingdings" w:hAnsi="Wingdings" w:hint="default"/>
+        <w:ind w:start="2880" w:hanging="360"/>
+      </w:pPr>
+      <w:rPr>
+        <w:rFonts w:ascii="Wingdings" w:hAnsi="Wingdings" w:cs="Wingdings" w:hint="default"/>
         <w:sz w:val="20"/>
       </w:rPr>
     </w:lvl>
-    <w:lvl w:ilvl="4" w:tentative="1">
+    <w:lvl w:ilvl="4">
       <w:start w:val="1"/>
       <w:numFmt w:val="bullet"/>
       <w:lvlText w:val=""/>
-      <w:lvlJc w:val="left"/>
+      <w:lvlJc w:val="start"/>
       <w:pPr>
         <w:tabs>
           <w:tab w:val="num" w:pos="3600"/>
         </w:tabs>
-        <w:ind w:left="3600" w:hanging="360"/>
-      </w:pPr>
-      <w:rPr>
-        <w:rFonts w:ascii="Wingdings" w:hAnsi="Wingdings" w:hint="default"/>
+        <w:ind w:start="3600" w:hanging="360"/>
+      </w:pPr>
+      <w:rPr>
+        <w:rFonts w:ascii="Wingdings" w:hAnsi="Wingdings" w:cs="Wingdings" w:hint="default"/>
         <w:sz w:val="20"/>
       </w:rPr>
     </w:lvl>
-    <w:lvl w:ilvl="5" w:tentative="1">
+    <w:lvl w:ilvl="5">
       <w:start w:val="1"/>
       <w:numFmt w:val="bullet"/>
       <w:lvlText w:val=""/>
-      <w:lvlJc w:val="left"/>
+      <w:lvlJc w:val="start"/>
       <w:pPr>
         <w:tabs>
           <w:tab w:val="num" w:pos="4320"/>
         </w:tabs>
-        <w:ind w:left="4320" w:hanging="360"/>
-      </w:pPr>
-      <w:rPr>
-        <w:rFonts w:ascii="Wingdings" w:hAnsi="Wingdings" w:hint="default"/>
+        <w:ind w:start="4320" w:hanging="360"/>
+      </w:pPr>
+      <w:rPr>
+        <w:rFonts w:ascii="Wingdings" w:hAnsi="Wingdings" w:cs="Wingdings" w:hint="default"/>
         <w:sz w:val="20"/>
       </w:rPr>
     </w:lvl>
-    <w:lvl w:ilvl="6" w:tentative="1">
+    <w:lvl w:ilvl="6">
       <w:start w:val="1"/>
       <w:numFmt w:val="bullet"/>
       <w:lvlText w:val=""/>
-      <w:lvlJc w:val="left"/>
+      <w:lvlJc w:val="start"/>
       <w:pPr>
         <w:tabs>
           <w:tab w:val="num" w:pos="5040"/>
         </w:tabs>
-        <w:ind w:left="5040" w:hanging="360"/>
-      </w:pPr>
-      <w:rPr>
-        <w:rFonts w:ascii="Wingdings" w:hAnsi="Wingdings" w:hint="default"/>
+        <w:ind w:start="5040" w:hanging="360"/>
+      </w:pPr>
+      <w:rPr>
+        <w:rFonts w:ascii="Wingdings" w:hAnsi="Wingdings" w:cs="Wingdings" w:hint="default"/>
         <w:sz w:val="20"/>
       </w:rPr>
     </w:lvl>
-    <w:lvl w:ilvl="7" w:tentative="1">
+    <w:lvl w:ilvl="7">
       <w:start w:val="1"/>
       <w:numFmt w:val="bullet"/>
       <w:lvlText w:val=""/>
-      <w:lvlJc w:val="left"/>
+      <w:lvlJc w:val="start"/>
       <w:pPr>
         <w:tabs>
           <w:tab w:val="num" w:pos="5760"/>
         </w:tabs>
-        <w:ind w:left="5760" w:hanging="360"/>
-      </w:pPr>
-      <w:rPr>
-        <w:rFonts w:ascii="Wingdings" w:hAnsi="Wingdings" w:hint="default"/>
+        <w:ind w:start="5760" w:hanging="360"/>
+      </w:pPr>
+      <w:rPr>
+        <w:rFonts w:ascii="Wingdings" w:hAnsi="Wingdings" w:cs="Wingdings" w:hint="default"/>
         <w:sz w:val="20"/>
       </w:rPr>
     </w:lvl>
-    <w:lvl w:ilvl="8" w:tentative="1">
+    <w:lvl w:ilvl="8">
       <w:start w:val="1"/>
       <w:numFmt w:val="bullet"/>
       <w:lvlText w:val=""/>
-      <w:lvlJc w:val="left"/>
+      <w:lvlJc w:val="start"/>
       <w:pPr>
         <w:tabs>
           <w:tab w:val="num" w:pos="6480"/>
         </w:tabs>
-        <w:ind w:left="6480" w:hanging="360"/>
-      </w:pPr>
-      <w:rPr>
-        <w:rFonts w:ascii="Wingdings" w:hAnsi="Wingdings" w:hint="default"/>
+        <w:ind w:start="6480" w:hanging="360"/>
+      </w:pPr>
+      <w:rPr>
+        <w:rFonts w:ascii="Wingdings" w:hAnsi="Wingdings" w:cs="Wingdings" w:hint="default"/>
         <w:sz w:val="20"/>
       </w:rPr>
     </w:lvl>
   </w:abstractNum>
-  <w:abstractNum w:abstractNumId="1" w15:restartNumberingAfterBreak="0">
-    <w:nsid w:val="57B91C10"/>
-    <w:multiLevelType w:val="multilevel"/>
-    <w:tmpl w:val="8702D502"/>
+  <w:abstractNum w:abstractNumId="2">
     <w:lvl w:ilvl="0">
       <w:start w:val="1"/>
       <w:numFmt w:val="bullet"/>
       <w:lvlText w:val=""/>
-      <w:lvlJc w:val="left"/>
+      <w:lvlJc w:val="start"/>
       <w:pPr>
         <w:tabs>
           <w:tab w:val="num" w:pos="720"/>
         </w:tabs>
-        <w:ind w:left="720" w:hanging="360"/>
-      </w:pPr>
-      <w:rPr>
-        <w:rFonts w:ascii="Symbol" w:hAnsi="Symbol" w:hint="default"/>
+        <w:ind w:start="720" w:hanging="360"/>
+      </w:pPr>
+      <w:rPr>
+        <w:rFonts w:ascii="Symbol" w:hAnsi="Symbol" w:cs="Symbol" w:hint="default"/>
         <w:sz w:val="20"/>
       </w:rPr>
     </w:lvl>
-    <w:lvl w:ilvl="1" w:tentative="1">
+    <w:lvl w:ilvl="1">
       <w:start w:val="1"/>
       <w:numFmt w:val="bullet"/>
       <w:lvlText w:val="o"/>
-      <w:lvlJc w:val="left"/>
+      <w:lvlJc w:val="start"/>
       <w:pPr>
         <w:tabs>
           <w:tab w:val="num" w:pos="1440"/>
         </w:tabs>
-        <w:ind w:left="1440" w:hanging="360"/>
-      </w:pPr>
-      <w:rPr>
-        <w:rFonts w:ascii="Courier New" w:hAnsi="Courier New" w:hint="default"/>
+        <w:ind w:start="1440" w:hanging="360"/>
+      </w:pPr>
+      <w:rPr>
+        <w:rFonts w:ascii="Courier New" w:hAnsi="Courier New" w:cs="Courier New" w:hint="default"/>
         <w:sz w:val="20"/>
       </w:rPr>
     </w:lvl>
-    <w:lvl w:ilvl="2" w:tentative="1">
+    <w:lvl w:ilvl="2">
       <w:start w:val="1"/>
       <w:numFmt w:val="bullet"/>
       <w:lvlText w:val=""/>
-      <w:lvlJc w:val="left"/>
+      <w:lvlJc w:val="start"/>
       <w:pPr>
         <w:tabs>
           <w:tab w:val="num" w:pos="2160"/>
         </w:tabs>
-        <w:ind w:left="2160" w:hanging="360"/>
-      </w:pPr>
-      <w:rPr>
-        <w:rFonts w:ascii="Wingdings" w:hAnsi="Wingdings" w:hint="default"/>
+        <w:ind w:start="2160" w:hanging="360"/>
+      </w:pPr>
+      <w:rPr>
+        <w:rFonts w:ascii="Wingdings" w:hAnsi="Wingdings" w:cs="Wingdings" w:hint="default"/>
         <w:sz w:val="20"/>
       </w:rPr>
     </w:lvl>
-    <w:lvl w:ilvl="3" w:tentative="1">
+    <w:lvl w:ilvl="3">
       <w:start w:val="1"/>
       <w:numFmt w:val="bullet"/>
       <w:lvlText w:val=""/>
-      <w:lvlJc w:val="left"/>
+      <w:lvlJc w:val="start"/>
       <w:pPr>
         <w:tabs>
           <w:tab w:val="num" w:pos="2880"/>
         </w:tabs>
-        <w:ind w:left="2880" w:hanging="360"/>
-      </w:pPr>
-      <w:rPr>
-        <w:rFonts w:ascii="Wingdings" w:hAnsi="Wingdings" w:hint="default"/>
+        <w:ind w:start="2880" w:hanging="360"/>
+      </w:pPr>
+      <w:rPr>
+        <w:rFonts w:ascii="Wingdings" w:hAnsi="Wingdings" w:cs="Wingdings" w:hint="default"/>
         <w:sz w:val="20"/>
       </w:rPr>
     </w:lvl>
-    <w:lvl w:ilvl="4" w:tentative="1">
+    <w:lvl w:ilvl="4">
       <w:start w:val="1"/>
       <w:numFmt w:val="bullet"/>
       <w:lvlText w:val=""/>
-      <w:lvlJc w:val="left"/>
+      <w:lvlJc w:val="start"/>
       <w:pPr>
         <w:tabs>
           <w:tab w:val="num" w:pos="3600"/>
         </w:tabs>
-        <w:ind w:left="3600" w:hanging="360"/>
-      </w:pPr>
-      <w:rPr>
-        <w:rFonts w:ascii="Wingdings" w:hAnsi="Wingdings" w:hint="default"/>
+        <w:ind w:start="3600" w:hanging="360"/>
+      </w:pPr>
+      <w:rPr>
+        <w:rFonts w:ascii="Wingdings" w:hAnsi="Wingdings" w:cs="Wingdings" w:hint="default"/>
         <w:sz w:val="20"/>
       </w:rPr>
     </w:lvl>
-    <w:lvl w:ilvl="5" w:tentative="1">
+    <w:lvl w:ilvl="5">
       <w:start w:val="1"/>
       <w:numFmt w:val="bullet"/>
       <w:lvlText w:val=""/>
-      <w:lvlJc w:val="left"/>
+      <w:lvlJc w:val="start"/>
       <w:pPr>
         <w:tabs>
           <w:tab w:val="num" w:pos="4320"/>
         </w:tabs>
-        <w:ind w:left="4320" w:hanging="360"/>
-      </w:pPr>
-      <w:rPr>
-        <w:rFonts w:ascii="Wingdings" w:hAnsi="Wingdings" w:hint="default"/>
+        <w:ind w:start="4320" w:hanging="360"/>
+      </w:pPr>
+      <w:rPr>
+        <w:rFonts w:ascii="Wingdings" w:hAnsi="Wingdings" w:cs="Wingdings" w:hint="default"/>
         <w:sz w:val="20"/>
       </w:rPr>
     </w:lvl>
-    <w:lvl w:ilvl="6" w:tentative="1">
+    <w:lvl w:ilvl="6">
       <w:start w:val="1"/>
       <w:numFmt w:val="bullet"/>
       <w:lvlText w:val=""/>
-      <w:lvlJc w:val="left"/>
+      <w:lvlJc w:val="start"/>
       <w:pPr>
         <w:tabs>
           <w:tab w:val="num" w:pos="5040"/>
         </w:tabs>
-        <w:ind w:left="5040" w:hanging="360"/>
-      </w:pPr>
-      <w:rPr>
-        <w:rFonts w:ascii="Wingdings" w:hAnsi="Wingdings" w:hint="default"/>
+        <w:ind w:start="5040" w:hanging="360"/>
+      </w:pPr>
+      <w:rPr>
+        <w:rFonts w:ascii="Wingdings" w:hAnsi="Wingdings" w:cs="Wingdings" w:hint="default"/>
         <w:sz w:val="20"/>
       </w:rPr>
     </w:lvl>
-    <w:lvl w:ilvl="7" w:tentative="1">
+    <w:lvl w:ilvl="7">
       <w:start w:val="1"/>
       <w:numFmt w:val="bullet"/>
       <w:lvlText w:val=""/>
-      <w:lvlJc w:val="left"/>
+      <w:lvlJc w:val="start"/>
       <w:pPr>
         <w:tabs>
           <w:tab w:val="num" w:pos="5760"/>
         </w:tabs>
-        <w:ind w:left="5760" w:hanging="360"/>
-      </w:pPr>
-      <w:rPr>
-        <w:rFonts w:ascii="Wingdings" w:hAnsi="Wingdings" w:hint="default"/>
+        <w:ind w:start="5760" w:hanging="360"/>
+      </w:pPr>
+      <w:rPr>
+        <w:rFonts w:ascii="Wingdings" w:hAnsi="Wingdings" w:cs="Wingdings" w:hint="default"/>
         <w:sz w:val="20"/>
       </w:rPr>
     </w:lvl>
-    <w:lvl w:ilvl="8" w:tentative="1">
+    <w:lvl w:ilvl="8">
       <w:start w:val="1"/>
       <w:numFmt w:val="bullet"/>
       <w:lvlText w:val=""/>
-      <w:lvlJc w:val="left"/>
+      <w:lvlJc w:val="start"/>
       <w:pPr>
         <w:tabs>
           <w:tab w:val="num" w:pos="6480"/>
         </w:tabs>
-        <w:ind w:left="6480" w:hanging="360"/>
-      </w:pPr>
-      <w:rPr>
-        <w:rFonts w:ascii="Wingdings" w:hAnsi="Wingdings" w:hint="default"/>
+        <w:ind w:start="6480" w:hanging="360"/>
+      </w:pPr>
+      <w:rPr>
+        <w:rFonts w:ascii="Wingdings" w:hAnsi="Wingdings" w:cs="Wingdings" w:hint="default"/>
         <w:sz w:val="20"/>
       </w:rPr>
     </w:lvl>
   </w:abstractNum>
-  <w:abstractNum w:abstractNumId="2" w15:restartNumberingAfterBreak="0">
-    <w:nsid w:val="653E375F"/>
-    <w:multiLevelType w:val="multilevel"/>
-    <w:tmpl w:val="FC7A65CC"/>
+  <w:abstractNum w:abstractNumId="3">
     <w:lvl w:ilvl="0">
       <w:start w:val="1"/>
       <w:numFmt w:val="bullet"/>
       <w:lvlText w:val=""/>
-      <w:lvlJc w:val="left"/>
+      <w:lvlJc w:val="start"/>
       <w:pPr>
         <w:tabs>
           <w:tab w:val="num" w:pos="720"/>
         </w:tabs>
-        <w:ind w:left="720" w:hanging="360"/>
-      </w:pPr>
-      <w:rPr>
-        <w:rFonts w:ascii="Symbol" w:hAnsi="Symbol" w:hint="default"/>
+        <w:ind w:start="720" w:hanging="360"/>
+      </w:pPr>
+      <w:rPr>
+        <w:rFonts w:ascii="Symbol" w:hAnsi="Symbol" w:cs="Symbol" w:hint="default"/>
         <w:sz w:val="20"/>
       </w:rPr>
     </w:lvl>
-    <w:lvl w:ilvl="1" w:tentative="1">
+    <w:lvl w:ilvl="1">
       <w:start w:val="1"/>
       <w:numFmt w:val="bullet"/>
       <w:lvlText w:val="o"/>
-      <w:lvlJc w:val="left"/>
+      <w:lvlJc w:val="start"/>
       <w:pPr>
         <w:tabs>
           <w:tab w:val="num" w:pos="1440"/>
         </w:tabs>
-        <w:ind w:left="1440" w:hanging="360"/>
-      </w:pPr>
-      <w:rPr>
-        <w:rFonts w:ascii="Courier New" w:hAnsi="Courier New" w:hint="default"/>
+        <w:ind w:start="1440" w:hanging="360"/>
+      </w:pPr>
+      <w:rPr>
+        <w:rFonts w:ascii="Courier New" w:hAnsi="Courier New" w:cs="Courier New" w:hint="default"/>
         <w:sz w:val="20"/>
       </w:rPr>
     </w:lvl>
-    <w:lvl w:ilvl="2" w:tentative="1">
+    <w:lvl w:ilvl="2">
       <w:start w:val="1"/>
       <w:numFmt w:val="bullet"/>
       <w:lvlText w:val=""/>
-      <w:lvlJc w:val="left"/>
+      <w:lvlJc w:val="start"/>
       <w:pPr>
         <w:tabs>
           <w:tab w:val="num" w:pos="2160"/>
         </w:tabs>
-        <w:ind w:left="2160" w:hanging="360"/>
-      </w:pPr>
-      <w:rPr>
-        <w:rFonts w:ascii="Wingdings" w:hAnsi="Wingdings" w:hint="default"/>
+        <w:ind w:start="2160" w:hanging="360"/>
+      </w:pPr>
+      <w:rPr>
+        <w:rFonts w:ascii="Wingdings" w:hAnsi="Wingdings" w:cs="Wingdings" w:hint="default"/>
         <w:sz w:val="20"/>
       </w:rPr>
     </w:lvl>
-    <w:lvl w:ilvl="3" w:tentative="1">
+    <w:lvl w:ilvl="3">
       <w:start w:val="1"/>
       <w:numFmt w:val="bullet"/>
       <w:lvlText w:val=""/>
-      <w:lvlJc w:val="left"/>
+      <w:lvlJc w:val="start"/>
       <w:pPr>
         <w:tabs>
           <w:tab w:val="num" w:pos="2880"/>
         </w:tabs>
-        <w:ind w:left="2880" w:hanging="360"/>
-      </w:pPr>
-      <w:rPr>
-        <w:rFonts w:ascii="Wingdings" w:hAnsi="Wingdings" w:hint="default"/>
+        <w:ind w:start="2880" w:hanging="360"/>
+      </w:pPr>
+      <w:rPr>
+        <w:rFonts w:ascii="Wingdings" w:hAnsi="Wingdings" w:cs="Wingdings" w:hint="default"/>
         <w:sz w:val="20"/>
       </w:rPr>
     </w:lvl>
-    <w:lvl w:ilvl="4" w:tentative="1">
+    <w:lvl w:ilvl="4">
       <w:start w:val="1"/>
       <w:numFmt w:val="bullet"/>
       <w:lvlText w:val=""/>
-      <w:lvlJc w:val="left"/>
+      <w:lvlJc w:val="start"/>
       <w:pPr>
         <w:tabs>
           <w:tab w:val="num" w:pos="3600"/>
         </w:tabs>
-        <w:ind w:left="3600" w:hanging="360"/>
-      </w:pPr>
-      <w:rPr>
-        <w:rFonts w:ascii="Wingdings" w:hAnsi="Wingdings" w:hint="default"/>
+        <w:ind w:start="3600" w:hanging="360"/>
+      </w:pPr>
+      <w:rPr>
+        <w:rFonts w:ascii="Wingdings" w:hAnsi="Wingdings" w:cs="Wingdings" w:hint="default"/>
         <w:sz w:val="20"/>
       </w:rPr>
     </w:lvl>
-    <w:lvl w:ilvl="5" w:tentative="1">
+    <w:lvl w:ilvl="5">
       <w:start w:val="1"/>
       <w:numFmt w:val="bullet"/>
       <w:lvlText w:val=""/>
-      <w:lvlJc w:val="left"/>
+      <w:lvlJc w:val="start"/>
       <w:pPr>
         <w:tabs>
           <w:tab w:val="num" w:pos="4320"/>
         </w:tabs>
-        <w:ind w:left="4320" w:hanging="360"/>
-      </w:pPr>
-      <w:rPr>
-        <w:rFonts w:ascii="Wingdings" w:hAnsi="Wingdings" w:hint="default"/>
+        <w:ind w:start="4320" w:hanging="360"/>
+      </w:pPr>
+      <w:rPr>
+        <w:rFonts w:ascii="Wingdings" w:hAnsi="Wingdings" w:cs="Wingdings" w:hint="default"/>
         <w:sz w:val="20"/>
       </w:rPr>
     </w:lvl>
-    <w:lvl w:ilvl="6" w:tentative="1">
+    <w:lvl w:ilvl="6">
       <w:start w:val="1"/>
       <w:numFmt w:val="bullet"/>
       <w:lvlText w:val=""/>
-      <w:lvlJc w:val="left"/>
+      <w:lvlJc w:val="start"/>
       <w:pPr>
         <w:tabs>
           <w:tab w:val="num" w:pos="5040"/>
         </w:tabs>
-        <w:ind w:left="5040" w:hanging="360"/>
-      </w:pPr>
-      <w:rPr>
-        <w:rFonts w:ascii="Wingdings" w:hAnsi="Wingdings" w:hint="default"/>
+        <w:ind w:start="5040" w:hanging="360"/>
+      </w:pPr>
+      <w:rPr>
+        <w:rFonts w:ascii="Wingdings" w:hAnsi="Wingdings" w:cs="Wingdings" w:hint="default"/>
         <w:sz w:val="20"/>
       </w:rPr>
     </w:lvl>
-    <w:lvl w:ilvl="7" w:tentative="1">
+    <w:lvl w:ilvl="7">
       <w:start w:val="1"/>
       <w:numFmt w:val="bullet"/>
       <w:lvlText w:val=""/>
-      <w:lvlJc w:val="left"/>
+      <w:lvlJc w:val="start"/>
       <w:pPr>
         <w:tabs>
           <w:tab w:val="num" w:pos="5760"/>
         </w:tabs>
-        <w:ind w:left="5760" w:hanging="360"/>
-      </w:pPr>
-      <w:rPr>
-        <w:rFonts w:ascii="Wingdings" w:hAnsi="Wingdings" w:hint="default"/>
+        <w:ind w:start="5760" w:hanging="360"/>
+      </w:pPr>
+      <w:rPr>
+        <w:rFonts w:ascii="Wingdings" w:hAnsi="Wingdings" w:cs="Wingdings" w:hint="default"/>
         <w:sz w:val="20"/>
       </w:rPr>
     </w:lvl>
-    <w:lvl w:ilvl="8" w:tentative="1">
+    <w:lvl w:ilvl="8">
       <w:start w:val="1"/>
       <w:numFmt w:val="bullet"/>
       <w:lvlText w:val=""/>
-      <w:lvlJc w:val="left"/>
+      <w:lvlJc w:val="start"/>
       <w:pPr>
         <w:tabs>
           <w:tab w:val="num" w:pos="6480"/>
         </w:tabs>
-        <w:ind w:left="6480" w:hanging="360"/>
-      </w:pPr>
-      <w:rPr>
-        <w:rFonts w:ascii="Wingdings" w:hAnsi="Wingdings" w:hint="default"/>
+        <w:ind w:start="6480" w:hanging="360"/>
+      </w:pPr>
+      <w:rPr>
+        <w:rFonts w:ascii="Wingdings" w:hAnsi="Wingdings" w:cs="Wingdings" w:hint="default"/>
         <w:sz w:val="20"/>
       </w:rPr>
     </w:lvl>
   </w:abstractNum>
-  <w:abstractNum w:abstractNumId="3" w15:restartNumberingAfterBreak="0">
-    <w:nsid w:val="6D7B50A9"/>
-    <w:multiLevelType w:val="multilevel"/>
-    <w:tmpl w:val="56626C68"/>
+  <w:abstractNum w:abstractNumId="4">
     <w:lvl w:ilvl="0">
       <w:start w:val="1"/>
       <w:numFmt w:val="bullet"/>
       <w:lvlText w:val=""/>
-      <w:lvlJc w:val="left"/>
+      <w:lvlJc w:val="start"/>
       <w:pPr>
         <w:tabs>
           <w:tab w:val="num" w:pos="720"/>
         </w:tabs>
-        <w:ind w:left="720" w:hanging="360"/>
-      </w:pPr>
-      <w:rPr>
-        <w:rFonts w:ascii="Symbol" w:hAnsi="Symbol" w:hint="default"/>
+        <w:ind w:start="720" w:hanging="360"/>
+      </w:pPr>
+      <w:rPr>
+        <w:rFonts w:ascii="Symbol" w:hAnsi="Symbol" w:cs="Symbol" w:hint="default"/>
         <w:sz w:val="20"/>
       </w:rPr>
     </w:lvl>
-    <w:lvl w:ilvl="1" w:tentative="1">
+    <w:lvl w:ilvl="1">
       <w:start w:val="1"/>
       <w:numFmt w:val="bullet"/>
       <w:lvlText w:val="o"/>
-      <w:lvlJc w:val="left"/>
+      <w:lvlJc w:val="start"/>
       <w:pPr>
         <w:tabs>
           <w:tab w:val="num" w:pos="1440"/>
         </w:tabs>
-        <w:ind w:left="1440" w:hanging="360"/>
-      </w:pPr>
-      <w:rPr>
-        <w:rFonts w:ascii="Courier New" w:hAnsi="Courier New" w:hint="default"/>
+        <w:ind w:start="1440" w:hanging="360"/>
+      </w:pPr>
+      <w:rPr>
+        <w:rFonts w:ascii="Courier New" w:hAnsi="Courier New" w:cs="Courier New" w:hint="default"/>
         <w:sz w:val="20"/>
       </w:rPr>
     </w:lvl>
-    <w:lvl w:ilvl="2" w:tentative="1">
+    <w:lvl w:ilvl="2">
       <w:start w:val="1"/>
       <w:numFmt w:val="bullet"/>
       <w:lvlText w:val=""/>
-      <w:lvlJc w:val="left"/>
+      <w:lvlJc w:val="start"/>
       <w:pPr>
         <w:tabs>
           <w:tab w:val="num" w:pos="2160"/>
         </w:tabs>
-        <w:ind w:left="2160" w:hanging="360"/>
-      </w:pPr>
-      <w:rPr>
-        <w:rFonts w:ascii="Wingdings" w:hAnsi="Wingdings" w:hint="default"/>
+        <w:ind w:start="2160" w:hanging="360"/>
+      </w:pPr>
+      <w:rPr>
+        <w:rFonts w:ascii="Wingdings" w:hAnsi="Wingdings" w:cs="Wingdings" w:hint="default"/>
         <w:sz w:val="20"/>
       </w:rPr>
     </w:lvl>
-    <w:lvl w:ilvl="3" w:tentative="1">
+    <w:lvl w:ilvl="3">
       <w:start w:val="1"/>
       <w:numFmt w:val="bullet"/>
       <w:lvlText w:val=""/>
-      <w:lvlJc w:val="left"/>
+      <w:lvlJc w:val="start"/>
       <w:pPr>
         <w:tabs>
           <w:tab w:val="num" w:pos="2880"/>
         </w:tabs>
-        <w:ind w:left="2880" w:hanging="360"/>
-      </w:pPr>
-      <w:rPr>
-        <w:rFonts w:ascii="Wingdings" w:hAnsi="Wingdings" w:hint="default"/>
+        <w:ind w:start="2880" w:hanging="360"/>
+      </w:pPr>
+      <w:rPr>
+        <w:rFonts w:ascii="Wingdings" w:hAnsi="Wingdings" w:cs="Wingdings" w:hint="default"/>
         <w:sz w:val="20"/>
       </w:rPr>
     </w:lvl>
-    <w:lvl w:ilvl="4" w:tentative="1">
+    <w:lvl w:ilvl="4">
       <w:start w:val="1"/>
       <w:numFmt w:val="bullet"/>
       <w:lvlText w:val=""/>
-      <w:lvlJc w:val="left"/>
+      <w:lvlJc w:val="start"/>
       <w:pPr>
         <w:tabs>
           <w:tab w:val="num" w:pos="3600"/>
         </w:tabs>
-        <w:ind w:left="3600" w:hanging="360"/>
-      </w:pPr>
-      <w:rPr>
-        <w:rFonts w:ascii="Wingdings" w:hAnsi="Wingdings" w:hint="default"/>
+        <w:ind w:start="3600" w:hanging="360"/>
+      </w:pPr>
+      <w:rPr>
+        <w:rFonts w:ascii="Wingdings" w:hAnsi="Wingdings" w:cs="Wingdings" w:hint="default"/>
         <w:sz w:val="20"/>
       </w:rPr>
     </w:lvl>
-    <w:lvl w:ilvl="5" w:tentative="1">
+    <w:lvl w:ilvl="5">
       <w:start w:val="1"/>
       <w:numFmt w:val="bullet"/>
       <w:lvlText w:val=""/>
-      <w:lvlJc w:val="left"/>
+      <w:lvlJc w:val="start"/>
       <w:pPr>
         <w:tabs>
           <w:tab w:val="num" w:pos="4320"/>
         </w:tabs>
-        <w:ind w:left="4320" w:hanging="360"/>
-      </w:pPr>
-      <w:rPr>
-        <w:rFonts w:ascii="Wingdings" w:hAnsi="Wingdings" w:hint="default"/>
+        <w:ind w:start="4320" w:hanging="360"/>
+      </w:pPr>
+      <w:rPr>
+        <w:rFonts w:ascii="Wingdings" w:hAnsi="Wingdings" w:cs="Wingdings" w:hint="default"/>
         <w:sz w:val="20"/>
       </w:rPr>
     </w:lvl>
-    <w:lvl w:ilvl="6" w:tentative="1">
+    <w:lvl w:ilvl="6">
       <w:start w:val="1"/>
       <w:numFmt w:val="bullet"/>
       <w:lvlText w:val=""/>
-      <w:lvlJc w:val="left"/>
+      <w:lvlJc w:val="start"/>
       <w:pPr>
         <w:tabs>
           <w:tab w:val="num" w:pos="5040"/>
         </w:tabs>
-        <w:ind w:left="5040" w:hanging="360"/>
-      </w:pPr>
-      <w:rPr>
-        <w:rFonts w:ascii="Wingdings" w:hAnsi="Wingdings" w:hint="default"/>
+        <w:ind w:start="5040" w:hanging="360"/>
+      </w:pPr>
+      <w:rPr>
+        <w:rFonts w:ascii="Wingdings" w:hAnsi="Wingdings" w:cs="Wingdings" w:hint="default"/>
         <w:sz w:val="20"/>
       </w:rPr>
     </w:lvl>
-    <w:lvl w:ilvl="7" w:tentative="1">
+    <w:lvl w:ilvl="7">
       <w:start w:val="1"/>
       <w:numFmt w:val="bullet"/>
       <w:lvlText w:val=""/>
-      <w:lvlJc w:val="left"/>
+      <w:lvlJc w:val="start"/>
       <w:pPr>
         <w:tabs>
           <w:tab w:val="num" w:pos="5760"/>
         </w:tabs>
-        <w:ind w:left="5760" w:hanging="360"/>
-      </w:pPr>
-      <w:rPr>
-        <w:rFonts w:ascii="Wingdings" w:hAnsi="Wingdings" w:hint="default"/>
+        <w:ind w:start="5760" w:hanging="360"/>
+      </w:pPr>
+      <w:rPr>
+        <w:rFonts w:ascii="Wingdings" w:hAnsi="Wingdings" w:cs="Wingdings" w:hint="default"/>
         <w:sz w:val="20"/>
       </w:rPr>
     </w:lvl>
-    <w:lvl w:ilvl="8" w:tentative="1">
+    <w:lvl w:ilvl="8">
       <w:start w:val="1"/>
       <w:numFmt w:val="bullet"/>
       <w:lvlText w:val=""/>
-      <w:lvlJc w:val="left"/>
+      <w:lvlJc w:val="start"/>
       <w:pPr>
         <w:tabs>
           <w:tab w:val="num" w:pos="6480"/>
         </w:tabs>
-        <w:ind w:left="6480" w:hanging="360"/>
-      </w:pPr>
-      <w:rPr>
-        <w:rFonts w:ascii="Wingdings" w:hAnsi="Wingdings" w:hint="default"/>
+        <w:ind w:start="6480" w:hanging="360"/>
+      </w:pPr>
+      <w:rPr>
+        <w:rFonts w:ascii="Wingdings" w:hAnsi="Wingdings" w:cs="Wingdings" w:hint="default"/>
         <w:sz w:val="20"/>
       </w:rPr>
     </w:lvl>
   </w:abstractNum>
-  <w:num w:numId="1" w16cid:durableId="1585069907">
-    <w:abstractNumId w:val="0"/>
+  <w:abstractNum w:abstractNumId="5">
+    <w:lvl w:ilvl="0">
+      <w:start w:val="1"/>
+      <w:numFmt w:val="none"/>
+      <w:suff w:val="nothing"/>
+      <w:lvlText w:val=""/>
+      <w:lvlJc w:val="start"/>
+      <w:pPr>
+        <w:tabs>
+          <w:tab w:val="num" w:pos="0"/>
+        </w:tabs>
+        <w:ind w:start="0" w:hanging="0"/>
+      </w:pPr>
+    </w:lvl>
+    <w:lvl w:ilvl="1">
+      <w:start w:val="1"/>
+      <w:numFmt w:val="none"/>
+      <w:suff w:val="nothing"/>
+      <w:lvlText w:val=""/>
+      <w:lvlJc w:val="start"/>
+      <w:pPr>
+        <w:tabs>
+          <w:tab w:val="num" w:pos="0"/>
+        </w:tabs>
+        <w:ind w:start="0" w:hanging="0"/>
+      </w:pPr>
+    </w:lvl>
+    <w:lvl w:ilvl="2">
+      <w:start w:val="1"/>
+      <w:numFmt w:val="none"/>
+      <w:suff w:val="nothing"/>
+      <w:lvlText w:val=""/>
+      <w:lvlJc w:val="start"/>
+      <w:pPr>
+        <w:tabs>
+          <w:tab w:val="num" w:pos="0"/>
+        </w:tabs>
+        <w:ind w:start="0" w:hanging="0"/>
+      </w:pPr>
+    </w:lvl>
+    <w:lvl w:ilvl="3">
+      <w:start w:val="1"/>
+      <w:numFmt w:val="none"/>
+      <w:suff w:val="nothing"/>
+      <w:lvlText w:val=""/>
+      <w:lvlJc w:val="start"/>
+      <w:pPr>
+        <w:tabs>
+          <w:tab w:val="num" w:pos="0"/>
+        </w:tabs>
+        <w:ind w:start="0" w:hanging="0"/>
+      </w:pPr>
+    </w:lvl>
+    <w:lvl w:ilvl="4">
+      <w:start w:val="1"/>
+      <w:numFmt w:val="none"/>
+      <w:suff w:val="nothing"/>
+      <w:lvlText w:val=""/>
+      <w:lvlJc w:val="start"/>
+      <w:pPr>
+        <w:tabs>
+          <w:tab w:val="num" w:pos="0"/>
+        </w:tabs>
+        <w:ind w:start="0" w:hanging="0"/>
+      </w:pPr>
+    </w:lvl>
+    <w:lvl w:ilvl="5">
+      <w:start w:val="1"/>
+      <w:numFmt w:val="none"/>
+      <w:suff w:val="nothing"/>
+      <w:lvlText w:val=""/>
+      <w:lvlJc w:val="start"/>
+      <w:pPr>
+        <w:tabs>
+          <w:tab w:val="num" w:pos="0"/>
+        </w:tabs>
+        <w:ind w:start="0" w:hanging="0"/>
+      </w:pPr>
+    </w:lvl>
+    <w:lvl w:ilvl="6">
+      <w:start w:val="1"/>
+      <w:numFmt w:val="none"/>
+      <w:suff w:val="nothing"/>
+      <w:lvlText w:val=""/>
+      <w:lvlJc w:val="start"/>
+      <w:pPr>
+        <w:tabs>
+          <w:tab w:val="num" w:pos="0"/>
+        </w:tabs>
+        <w:ind w:start="0" w:hanging="0"/>
+      </w:pPr>
+    </w:lvl>
+    <w:lvl w:ilvl="7">
+      <w:start w:val="1"/>
+      <w:numFmt w:val="none"/>
+      <w:suff w:val="nothing"/>
+      <w:lvlText w:val=""/>
+      <w:lvlJc w:val="start"/>
+      <w:pPr>
+        <w:tabs>
+          <w:tab w:val="num" w:pos="0"/>
+        </w:tabs>
+        <w:ind w:start="0" w:hanging="0"/>
+      </w:pPr>
+    </w:lvl>
+    <w:lvl w:ilvl="8">
+      <w:start w:val="1"/>
+      <w:numFmt w:val="none"/>
+      <w:suff w:val="nothing"/>
+      <w:lvlText w:val=""/>
+      <w:lvlJc w:val="start"/>
+      <w:pPr>
+        <w:tabs>
+          <w:tab w:val="num" w:pos="0"/>
+        </w:tabs>
+        <w:ind w:start="0" w:hanging="0"/>
+      </w:pPr>
+    </w:lvl>
+  </w:abstractNum>
+  <w:num w:numId="1">
+    <w:abstractNumId w:val="1"/>
   </w:num>
-  <w:num w:numId="2" w16cid:durableId="517237040">
+  <w:num w:numId="2">
+    <w:abstractNumId w:val="2"/>
+  </w:num>
+  <w:num w:numId="3">
     <w:abstractNumId w:val="3"/>
   </w:num>
-  <w:num w:numId="3" w16cid:durableId="579489432">
-    <w:abstractNumId w:val="1"/>
+  <w:num w:numId="4">
+    <w:abstractNumId w:val="4"/>
   </w:num>
-  <w:num w:numId="4" w16cid:durableId="1549999595">
-    <w:abstractNumId w:val="2"/>
+  <w:num w:numId="5">
+    <w:abstractNumId w:val="5"/>
   </w:num>
 </w:numbering>
 </file>
 
 <file path=word/styles.xml><?xml version="1.0" encoding="utf-8"?>
-<w:styles xmlns:mc="http://schemas.openxmlformats.org/markup-compatibility/2006" xmlns:r="http://schemas.openxmlformats.org/officeDocument/2006/relationships" xmlns:w="http://schemas.openxmlformats.org/wordprocessingml/2006/main" xmlns:w14="http://schemas.microsoft.com/office/word/2010/wordml" xmlns:w15="http://schemas.microsoft.com/office/word/2012/wordml" xmlns:w16cex="http://schemas.microsoft.com/office/word/2018/wordml/cex" xmlns:w16cid="http://schemas.microsoft.com/office/word/2016/wordml/cid" xmlns:w16="http://schemas.microsoft.com/office/word/2018/wordml" xmlns:w16du="http://schemas.microsoft.com/office/word/2023/wordml/word16du" xmlns:w16sdtdh="http://schemas.microsoft.com/office/word/2020/wordml/sdtdatahash" xmlns:w16sdtfl="http://schemas.microsoft.com/office/word/2024/wordml/sdtformatlock" xmlns:w16se="http://schemas.microsoft.com/office/word/2015/wordml/symex" mc:Ignorable="w14 w15 w16se w16cid w16 w16cex w16sdtdh w16sdtfl w16du">
+<w:styles xmlns:w="http://schemas.openxmlformats.org/wordprocessingml/2006/main" xmlns:w14="http://schemas.microsoft.com/office/word/2010/wordml" xmlns:mc="http://schemas.openxmlformats.org/markup-compatibility/2006" mc:Ignorable="w14">
   <w:docDefaults>
     <w:rPrDefault>
       <w:rPr>
-        <w:rFonts w:asciiTheme="minorHAnsi" w:eastAsiaTheme="minorHAnsi" w:hAnsiTheme="minorHAnsi" w:cstheme="minorBidi"/>
+        <w:rFonts w:ascii="Aptos" w:hAnsi="Aptos" w:eastAsia="Aptos" w:cs="" w:asciiTheme="minorHAnsi" w:cstheme="minorBidi" w:eastAsiaTheme="minorHAnsi" w:hAnsiTheme="minorHAnsi"/>
         <w:kern w:val="2"/>
         <w:sz w:val="24"/>
         <w:szCs w:val="24"/>
@@ -2514,21 +2317,21 @@
     </w:rPrDefault>
     <w:pPrDefault>
       <w:pPr>
-        <w:spacing w:after="160" w:line="278" w:lineRule="auto"/>
+        <w:suppressAutoHyphens w:val="true"/>
       </w:pPr>
     </w:pPrDefault>
   </w:docDefaults>
   <w:latentStyles w:defLockedState="0" w:defUIPriority="99" w:defSemiHidden="0" w:defUnhideWhenUsed="0" w:defQFormat="0" w:count="376">
     <w:lsdException w:name="Normal" w:uiPriority="0" w:qFormat="1"/>
     <w:lsdException w:name="heading 1" w:uiPriority="9" w:qFormat="1"/>
-    <w:lsdException w:name="heading 2" w:semiHidden="1" w:uiPriority="9" w:unhideWhenUsed="1" w:qFormat="1"/>
-    <w:lsdException w:name="heading 3" w:semiHidden="1" w:uiPriority="9" w:unhideWhenUsed="1" w:qFormat="1"/>
-    <w:lsdException w:name="heading 4" w:semiHidden="1" w:uiPriority="9" w:unhideWhenUsed="1" w:qFormat="1"/>
-    <w:lsdException w:name="heading 5" w:semiHidden="1" w:uiPriority="9" w:unhideWhenUsed="1" w:qFormat="1"/>
-    <w:lsdException w:name="heading 6" w:semiHidden="1" w:uiPriority="9" w:unhideWhenUsed="1" w:qFormat="1"/>
-    <w:lsdException w:name="heading 7" w:semiHidden="1" w:uiPriority="9" w:unhideWhenUsed="1" w:qFormat="1"/>
-    <w:lsdException w:name="heading 8" w:semiHidden="1" w:uiPriority="9" w:unhideWhenUsed="1" w:qFormat="1"/>
-    <w:lsdException w:name="heading 9" w:semiHidden="1" w:uiPriority="9" w:unhideWhenUsed="1" w:qFormat="1"/>
+    <w:lsdException w:name="heading 2" w:uiPriority="9" w:semiHidden="1" w:unhideWhenUsed="1" w:qFormat="1"/>
+    <w:lsdException w:name="heading 3" w:uiPriority="9" w:semiHidden="1" w:unhideWhenUsed="1" w:qFormat="1"/>
+    <w:lsdException w:name="heading 4" w:uiPriority="9" w:semiHidden="1" w:unhideWhenUsed="1" w:qFormat="1"/>
+    <w:lsdException w:name="heading 5" w:uiPriority="9" w:semiHidden="1" w:unhideWhenUsed="1" w:qFormat="1"/>
+    <w:lsdException w:name="heading 6" w:uiPriority="9" w:semiHidden="1" w:unhideWhenUsed="1" w:qFormat="1"/>
+    <w:lsdException w:name="heading 7" w:uiPriority="9" w:semiHidden="1" w:unhideWhenUsed="1" w:qFormat="1"/>
+    <w:lsdException w:name="heading 8" w:uiPriority="9" w:semiHidden="1" w:unhideWhenUsed="1" w:qFormat="1"/>
+    <w:lsdException w:name="heading 9" w:uiPriority="9" w:semiHidden="1" w:unhideWhenUsed="1" w:qFormat="1"/>
     <w:lsdException w:name="index 1" w:semiHidden="1" w:unhideWhenUsed="1"/>
     <w:lsdException w:name="index 2" w:semiHidden="1" w:unhideWhenUsed="1"/>
     <w:lsdException w:name="index 3" w:semiHidden="1" w:unhideWhenUsed="1"/>
@@ -2538,22 +2341,22 @@
     <w:lsdException w:name="index 7" w:semiHidden="1" w:unhideWhenUsed="1"/>
     <w:lsdException w:name="index 8" w:semiHidden="1" w:unhideWhenUsed="1"/>
     <w:lsdException w:name="index 9" w:semiHidden="1" w:unhideWhenUsed="1"/>
-    <w:lsdException w:name="toc 1" w:semiHidden="1" w:uiPriority="39" w:unhideWhenUsed="1"/>
-    <w:lsdException w:name="toc 2" w:semiHidden="1" w:uiPriority="39" w:unhideWhenUsed="1"/>
-    <w:lsdException w:name="toc 3" w:semiHidden="1" w:uiPriority="39" w:unhideWhenUsed="1"/>
-    <w:lsdException w:name="toc 4" w:semiHidden="1" w:uiPriority="39" w:unhideWhenUsed="1"/>
-    <w:lsdException w:name="toc 5" w:semiHidden="1" w:uiPriority="39" w:unhideWhenUsed="1"/>
-    <w:lsdException w:name="toc 6" w:semiHidden="1" w:uiPriority="39" w:unhideWhenUsed="1"/>
-    <w:lsdException w:name="toc 7" w:semiHidden="1" w:uiPriority="39" w:unhideWhenUsed="1"/>
-    <w:lsdException w:name="toc 8" w:semiHidden="1" w:uiPriority="39" w:unhideWhenUsed="1"/>
-    <w:lsdException w:name="toc 9" w:semiHidden="1" w:uiPriority="39" w:unhideWhenUsed="1"/>
+    <w:lsdException w:name="toc 1" w:uiPriority="39" w:semiHidden="1" w:unhideWhenUsed="1"/>
+    <w:lsdException w:name="toc 2" w:uiPriority="39" w:semiHidden="1" w:unhideWhenUsed="1"/>
+    <w:lsdException w:name="toc 3" w:uiPriority="39" w:semiHidden="1" w:unhideWhenUsed="1"/>
+    <w:lsdException w:name="toc 4" w:uiPriority="39" w:semiHidden="1" w:unhideWhenUsed="1"/>
+    <w:lsdException w:name="toc 5" w:uiPriority="39" w:semiHidden="1" w:unhideWhenUsed="1"/>
+    <w:lsdException w:name="toc 6" w:uiPriority="39" w:semiHidden="1" w:unhideWhenUsed="1"/>
+    <w:lsdException w:name="toc 7" w:uiPriority="39" w:semiHidden="1" w:unhideWhenUsed="1"/>
+    <w:lsdException w:name="toc 8" w:uiPriority="39" w:semiHidden="1" w:unhideWhenUsed="1"/>
+    <w:lsdException w:name="toc 9" w:uiPriority="39" w:semiHidden="1" w:unhideWhenUsed="1"/>
     <w:lsdException w:name="Normal Indent" w:semiHidden="1" w:unhideWhenUsed="1"/>
     <w:lsdException w:name="footnote text" w:semiHidden="1" w:unhideWhenUsed="1"/>
     <w:lsdException w:name="annotation text" w:semiHidden="1" w:unhideWhenUsed="1"/>
     <w:lsdException w:name="header" w:semiHidden="1" w:unhideWhenUsed="1"/>
     <w:lsdException w:name="footer" w:semiHidden="1" w:unhideWhenUsed="1"/>
     <w:lsdException w:name="index heading" w:semiHidden="1" w:unhideWhenUsed="1"/>
-    <w:lsdException w:name="caption" w:semiHidden="1" w:uiPriority="35" w:unhideWhenUsed="1" w:qFormat="1"/>
+    <w:lsdException w:name="caption" w:uiPriority="35" w:semiHidden="1" w:unhideWhenUsed="1" w:qFormat="1"/>
     <w:lsdException w:name="table of figures" w:semiHidden="1" w:unhideWhenUsed="1"/>
     <w:lsdException w:name="envelope address" w:semiHidden="1" w:unhideWhenUsed="1"/>
     <w:lsdException w:name="envelope return" w:semiHidden="1" w:unhideWhenUsed="1"/>
@@ -2584,7 +2387,7 @@
     <w:lsdException w:name="Title" w:uiPriority="10" w:qFormat="1"/>
     <w:lsdException w:name="Closing" w:semiHidden="1" w:unhideWhenUsed="1"/>
     <w:lsdException w:name="Signature" w:semiHidden="1" w:unhideWhenUsed="1"/>
-    <w:lsdException w:name="Default Paragraph Font" w:semiHidden="1" w:uiPriority="1" w:unhideWhenUsed="1"/>
+    <w:lsdException w:name="Default Paragraph Font" w:uiPriority="1" w:semiHidden="1" w:unhideWhenUsed="1"/>
     <w:lsdException w:name="Body Text" w:semiHidden="1" w:unhideWhenUsed="1"/>
     <w:lsdException w:name="Body Text Indent" w:semiHidden="1" w:unhideWhenUsed="1"/>
     <w:lsdException w:name="List Continue" w:semiHidden="1" w:unhideWhenUsed="1"/>
@@ -2784,8 +2587,8 @@
     <w:lsdException w:name="Subtle Reference" w:uiPriority="31" w:qFormat="1"/>
     <w:lsdException w:name="Intense Reference" w:uiPriority="32" w:qFormat="1"/>
     <w:lsdException w:name="Book Title" w:uiPriority="33" w:qFormat="1"/>
-    <w:lsdException w:name="Bibliography" w:semiHidden="1" w:uiPriority="37" w:unhideWhenUsed="1"/>
-    <w:lsdException w:name="TOC Heading" w:semiHidden="1" w:uiPriority="39" w:unhideWhenUsed="1" w:qFormat="1"/>
+    <w:lsdException w:name="Bibliography" w:uiPriority="37" w:semiHidden="1" w:unhideWhenUsed="1"/>
+    <w:lsdException w:name="TOC Heading" w:uiPriority="39" w:semiHidden="1" w:unhideWhenUsed="1" w:qFormat="1"/>
     <w:lsdException w:name="Plain Table 1" w:uiPriority="41"/>
     <w:lsdException w:name="Plain Table 2" w:uiPriority="42"/>
     <w:lsdException w:name="Plain Table 3" w:uiPriority="43"/>
@@ -2896,213 +2699,655 @@
     <w:lsdException w:name="Unresolved Mention" w:semiHidden="1" w:unhideWhenUsed="1"/>
     <w:lsdException w:name="Smart Link" w:semiHidden="1" w:unhideWhenUsed="1"/>
   </w:latentStyles>
-  <w:style w:type="paragraph" w:default="1" w:styleId="Standard">
+  <w:style w:type="paragraph" w:styleId="Normal" w:default="1">
     <w:name w:val="Normal"/>
     <w:qFormat/>
-  </w:style>
-  <w:style w:type="paragraph" w:styleId="berschrift1">
+    <w:pPr>
+      <w:widowControl/>
+      <w:bidi w:val="0"/>
+      <w:spacing w:lineRule="auto" w:line="278" w:before="0" w:after="160"/>
+      <w:jc w:val="start"/>
+    </w:pPr>
+    <w:rPr>
+      <w:rFonts w:ascii="Aptos" w:hAnsi="Aptos" w:eastAsia="Aptos" w:cs="" w:asciiTheme="minorHAnsi" w:cstheme="minorBidi" w:eastAsiaTheme="minorHAnsi" w:hAnsiTheme="minorHAnsi"/>
+      <w:color w:val="auto"/>
+      <w:kern w:val="2"/>
+      <w:sz w:val="24"/>
+      <w:szCs w:val="24"/>
+      <w:lang w:val="de-DE" w:eastAsia="en-US" w:bidi="ar-SA"/>
+      <w14:ligatures w14:val="standardContextual"/>
+    </w:rPr>
+  </w:style>
+  <w:style w:type="paragraph" w:styleId="Heading1">
     <w:name w:val="heading 1"/>
-    <w:basedOn w:val="Standard"/>
-    <w:next w:val="Standard"/>
+    <w:basedOn w:val="Normal"/>
+    <w:next w:val="Normal"/>
     <w:link w:val="berschrift1Zchn"/>
     <w:uiPriority w:val="9"/>
     <w:qFormat/>
-    <w:rsid w:val="00CD07FE"/>
+    <w:rsid w:val="00cd07fe"/>
     <w:pPr>
-      <w:keepNext/>
+      <w:keepNext w:val="true"/>
       <w:keepLines/>
       <w:spacing w:before="360" w:after="80"/>
       <w:outlineLvl w:val="0"/>
     </w:pPr>
     <w:rPr>
-      <w:rFonts w:asciiTheme="majorHAnsi" w:eastAsiaTheme="majorEastAsia" w:hAnsiTheme="majorHAnsi" w:cstheme="majorBidi"/>
-      <w:color w:val="0F4761" w:themeColor="accent1" w:themeShade="BF"/>
+      <w:rFonts w:ascii="Aptos Display" w:hAnsi="Aptos Display" w:eastAsia="" w:cs="" w:asciiTheme="majorHAnsi" w:cstheme="majorBidi" w:eastAsiaTheme="majorEastAsia" w:hAnsiTheme="majorHAnsi"/>
+      <w:color w:themeColor="accent1" w:themeShade="bf" w:val="0F4761"/>
       <w:sz w:val="40"/>
       <w:szCs w:val="40"/>
     </w:rPr>
   </w:style>
-  <w:style w:type="paragraph" w:styleId="berschrift2">
+  <w:style w:type="paragraph" w:styleId="Heading2">
     <w:name w:val="heading 2"/>
-    <w:basedOn w:val="Standard"/>
-    <w:next w:val="Standard"/>
+    <w:basedOn w:val="Normal"/>
+    <w:next w:val="Normal"/>
     <w:link w:val="berschrift2Zchn"/>
     <w:uiPriority w:val="9"/>
     <w:semiHidden/>
     <w:unhideWhenUsed/>
     <w:qFormat/>
-    <w:rsid w:val="00CD07FE"/>
+    <w:rsid w:val="00cd07fe"/>
     <w:pPr>
-      <w:keepNext/>
+      <w:keepNext w:val="true"/>
       <w:keepLines/>
       <w:spacing w:before="160" w:after="80"/>
       <w:outlineLvl w:val="1"/>
     </w:pPr>
     <w:rPr>
-      <w:rFonts w:asciiTheme="majorHAnsi" w:eastAsiaTheme="majorEastAsia" w:hAnsiTheme="majorHAnsi" w:cstheme="majorBidi"/>
-      <w:color w:val="0F4761" w:themeColor="accent1" w:themeShade="BF"/>
+      <w:rFonts w:ascii="Aptos Display" w:hAnsi="Aptos Display" w:eastAsia="" w:cs="" w:asciiTheme="majorHAnsi" w:cstheme="majorBidi" w:eastAsiaTheme="majorEastAsia" w:hAnsiTheme="majorHAnsi"/>
+      <w:color w:themeColor="accent1" w:themeShade="bf" w:val="0F4761"/>
       <w:sz w:val="32"/>
       <w:szCs w:val="32"/>
     </w:rPr>
   </w:style>
-  <w:style w:type="paragraph" w:styleId="berschrift3">
+  <w:style w:type="paragraph" w:styleId="Heading3">
     <w:name w:val="heading 3"/>
-    <w:basedOn w:val="Standard"/>
-    <w:next w:val="Standard"/>
+    <w:basedOn w:val="Normal"/>
+    <w:next w:val="Normal"/>
     <w:link w:val="berschrift3Zchn"/>
     <w:uiPriority w:val="9"/>
     <w:semiHidden/>
     <w:unhideWhenUsed/>
     <w:qFormat/>
-    <w:rsid w:val="00CD07FE"/>
+    <w:rsid w:val="00cd07fe"/>
     <w:pPr>
-      <w:keepNext/>
+      <w:keepNext w:val="true"/>
       <w:keepLines/>
       <w:spacing w:before="160" w:after="80"/>
       <w:outlineLvl w:val="2"/>
     </w:pPr>
     <w:rPr>
-      <w:rFonts w:eastAsiaTheme="majorEastAsia" w:cstheme="majorBidi"/>
-      <w:color w:val="0F4761" w:themeColor="accent1" w:themeShade="BF"/>
+      <w:rFonts w:eastAsia="" w:cs="" w:cstheme="majorBidi" w:eastAsiaTheme="majorEastAsia"/>
+      <w:color w:themeColor="accent1" w:themeShade="bf" w:val="0F4761"/>
       <w:sz w:val="28"/>
       <w:szCs w:val="28"/>
     </w:rPr>
   </w:style>
-  <w:style w:type="paragraph" w:styleId="berschrift4">
+  <w:style w:type="paragraph" w:styleId="Heading4">
     <w:name w:val="heading 4"/>
-    <w:basedOn w:val="Standard"/>
-    <w:next w:val="Standard"/>
+    <w:basedOn w:val="Normal"/>
+    <w:next w:val="Normal"/>
     <w:link w:val="berschrift4Zchn"/>
     <w:uiPriority w:val="9"/>
     <w:semiHidden/>
     <w:unhideWhenUsed/>
     <w:qFormat/>
-    <w:rsid w:val="00CD07FE"/>
+    <w:rsid w:val="00cd07fe"/>
     <w:pPr>
-      <w:keepNext/>
+      <w:keepNext w:val="true"/>
       <w:keepLines/>
       <w:spacing w:before="80" w:after="40"/>
       <w:outlineLvl w:val="3"/>
     </w:pPr>
     <w:rPr>
-      <w:rFonts w:eastAsiaTheme="majorEastAsia" w:cstheme="majorBidi"/>
+      <w:rFonts w:eastAsia="" w:cs="" w:cstheme="majorBidi" w:eastAsiaTheme="majorEastAsia"/>
       <w:i/>
       <w:iCs/>
-      <w:color w:val="0F4761" w:themeColor="accent1" w:themeShade="BF"/>
+      <w:color w:themeColor="accent1" w:themeShade="bf" w:val="0F4761"/>
     </w:rPr>
   </w:style>
-  <w:style w:type="paragraph" w:styleId="berschrift5">
+  <w:style w:type="paragraph" w:styleId="Heading5">
     <w:name w:val="heading 5"/>
-    <w:basedOn w:val="Standard"/>
-    <w:next w:val="Standard"/>
+    <w:basedOn w:val="Normal"/>
+    <w:next w:val="Normal"/>
     <w:link w:val="berschrift5Zchn"/>
     <w:uiPriority w:val="9"/>
     <w:semiHidden/>
     <w:unhideWhenUsed/>
     <w:qFormat/>
-    <w:rsid w:val="00CD07FE"/>
+    <w:rsid w:val="00cd07fe"/>
     <w:pPr>
-      <w:keepNext/>
+      <w:keepNext w:val="true"/>
       <w:keepLines/>
       <w:spacing w:before="80" w:after="40"/>
       <w:outlineLvl w:val="4"/>
     </w:pPr>
     <w:rPr>
-      <w:rFonts w:eastAsiaTheme="majorEastAsia" w:cstheme="majorBidi"/>
-      <w:color w:val="0F4761" w:themeColor="accent1" w:themeShade="BF"/>
+      <w:rFonts w:eastAsia="" w:cs="" w:cstheme="majorBidi" w:eastAsiaTheme="majorEastAsia"/>
+      <w:color w:themeColor="accent1" w:themeShade="bf" w:val="0F4761"/>
     </w:rPr>
   </w:style>
-  <w:style w:type="paragraph" w:styleId="berschrift6">
+  <w:style w:type="paragraph" w:styleId="Heading6">
     <w:name w:val="heading 6"/>
-    <w:basedOn w:val="Standard"/>
-    <w:next w:val="Standard"/>
+    <w:basedOn w:val="Normal"/>
+    <w:next w:val="Normal"/>
     <w:link w:val="berschrift6Zchn"/>
     <w:uiPriority w:val="9"/>
     <w:semiHidden/>
     <w:unhideWhenUsed/>
     <w:qFormat/>
-    <w:rsid w:val="00CD07FE"/>
+    <w:rsid w:val="00cd07fe"/>
     <w:pPr>
-      <w:keepNext/>
+      <w:keepNext w:val="true"/>
       <w:keepLines/>
       <w:spacing w:before="40" w:after="0"/>
       <w:outlineLvl w:val="5"/>
     </w:pPr>
     <w:rPr>
-      <w:rFonts w:eastAsiaTheme="majorEastAsia" w:cstheme="majorBidi"/>
+      <w:rFonts w:eastAsia="" w:cs="" w:cstheme="majorBidi" w:eastAsiaTheme="majorEastAsia"/>
       <w:i/>
       <w:iCs/>
-      <w:color w:val="595959" w:themeColor="text1" w:themeTint="A6"/>
+      <w:color w:themeColor="text1" w:themeTint="a6" w:val="595959"/>
     </w:rPr>
   </w:style>
-  <w:style w:type="paragraph" w:styleId="berschrift7">
+  <w:style w:type="paragraph" w:styleId="Heading7">
     <w:name w:val="heading 7"/>
-    <w:basedOn w:val="Standard"/>
-    <w:next w:val="Standard"/>
+    <w:basedOn w:val="Normal"/>
+    <w:next w:val="Normal"/>
     <w:link w:val="berschrift7Zchn"/>
     <w:uiPriority w:val="9"/>
     <w:semiHidden/>
     <w:unhideWhenUsed/>
     <w:qFormat/>
-    <w:rsid w:val="00CD07FE"/>
+    <w:rsid w:val="00cd07fe"/>
     <w:pPr>
-      <w:keepNext/>
+      <w:keepNext w:val="true"/>
       <w:keepLines/>
       <w:spacing w:before="40" w:after="0"/>
       <w:outlineLvl w:val="6"/>
     </w:pPr>
     <w:rPr>
-      <w:rFonts w:eastAsiaTheme="majorEastAsia" w:cstheme="majorBidi"/>
-      <w:color w:val="595959" w:themeColor="text1" w:themeTint="A6"/>
+      <w:rFonts w:eastAsia="" w:cs="" w:cstheme="majorBidi" w:eastAsiaTheme="majorEastAsia"/>
+      <w:color w:themeColor="text1" w:themeTint="a6" w:val="595959"/>
     </w:rPr>
   </w:style>
-  <w:style w:type="paragraph" w:styleId="berschrift8">
+  <w:style w:type="paragraph" w:styleId="Heading8">
     <w:name w:val="heading 8"/>
-    <w:basedOn w:val="Standard"/>
-    <w:next w:val="Standard"/>
+    <w:basedOn w:val="Normal"/>
+    <w:next w:val="Normal"/>
     <w:link w:val="berschrift8Zchn"/>
     <w:uiPriority w:val="9"/>
     <w:semiHidden/>
     <w:unhideWhenUsed/>
     <w:qFormat/>
-    <w:rsid w:val="00CD07FE"/>
+    <w:rsid w:val="00cd07fe"/>
     <w:pPr>
-      <w:keepNext/>
+      <w:keepNext w:val="true"/>
       <w:keepLines/>
-      <w:spacing w:after="0"/>
+      <w:spacing w:before="0" w:after="0"/>
       <w:outlineLvl w:val="7"/>
     </w:pPr>
     <w:rPr>
-      <w:rFonts w:eastAsiaTheme="majorEastAsia" w:cstheme="majorBidi"/>
+      <w:rFonts w:eastAsia="" w:cs="" w:cstheme="majorBidi" w:eastAsiaTheme="majorEastAsia"/>
       <w:i/>
       <w:iCs/>
-      <w:color w:val="272727" w:themeColor="text1" w:themeTint="D8"/>
+      <w:color w:themeColor="text1" w:themeTint="d8" w:val="272727"/>
     </w:rPr>
   </w:style>
-  <w:style w:type="paragraph" w:styleId="berschrift9">
+  <w:style w:type="paragraph" w:styleId="Heading9">
     <w:name w:val="heading 9"/>
-    <w:basedOn w:val="Standard"/>
-    <w:next w:val="Standard"/>
+    <w:basedOn w:val="Normal"/>
+    <w:next w:val="Normal"/>
     <w:link w:val="berschrift9Zchn"/>
     <w:uiPriority w:val="9"/>
     <w:semiHidden/>
     <w:unhideWhenUsed/>
     <w:qFormat/>
-    <w:rsid w:val="00CD07FE"/>
+    <w:rsid w:val="00cd07fe"/>
     <w:pPr>
-      <w:keepNext/>
+      <w:keepNext w:val="true"/>
       <w:keepLines/>
-      <w:spacing w:after="0"/>
+      <w:spacing w:before="0" w:after="0"/>
       <w:outlineLvl w:val="8"/>
     </w:pPr>
     <w:rPr>
-      <w:rFonts w:eastAsiaTheme="majorEastAsia" w:cstheme="majorBidi"/>
-      <w:color w:val="272727" w:themeColor="text1" w:themeTint="D8"/>
+      <w:rFonts w:eastAsia="" w:cs="" w:cstheme="majorBidi" w:eastAsiaTheme="majorEastAsia"/>
+      <w:color w:themeColor="text1" w:themeTint="d8" w:val="272727"/>
     </w:rPr>
   </w:style>
-  <w:style w:type="character" w:default="1" w:styleId="Absatz-Standardschriftart">
+  <w:style w:type="character" w:styleId="DefaultParagraphFont" w:default="1">
     <w:name w:val="Default Paragraph Font"/>
     <w:uiPriority w:val="1"/>
     <w:unhideWhenUsed/>
+    <w:qFormat/>
+    <w:rPr/>
+  </w:style>
+  <w:style w:type="character" w:styleId="berschrift1Zchn" w:customStyle="1">
+    <w:name w:val="Überschrift 1 Zchn"/>
+    <w:basedOn w:val="DefaultParagraphFont"/>
+    <w:link w:val="Heading1"/>
+    <w:uiPriority w:val="9"/>
+    <w:qFormat/>
+    <w:rsid w:val="00cd07fe"/>
+    <w:rPr>
+      <w:rFonts w:ascii="Aptos Display" w:hAnsi="Aptos Display" w:eastAsia="" w:cs="" w:asciiTheme="majorHAnsi" w:cstheme="majorBidi" w:eastAsiaTheme="majorEastAsia" w:hAnsiTheme="majorHAnsi"/>
+      <w:color w:themeColor="accent1" w:themeShade="bf" w:val="0F4761"/>
+      <w:sz w:val="40"/>
+      <w:szCs w:val="40"/>
+    </w:rPr>
+  </w:style>
+  <w:style w:type="character" w:styleId="berschrift2Zchn" w:customStyle="1">
+    <w:name w:val="Überschrift 2 Zchn"/>
+    <w:basedOn w:val="DefaultParagraphFont"/>
+    <w:link w:val="Heading2"/>
+    <w:uiPriority w:val="9"/>
+    <w:semiHidden/>
+    <w:qFormat/>
+    <w:rsid w:val="00cd07fe"/>
+    <w:rPr>
+      <w:rFonts w:ascii="Aptos Display" w:hAnsi="Aptos Display" w:eastAsia="" w:cs="" w:asciiTheme="majorHAnsi" w:cstheme="majorBidi" w:eastAsiaTheme="majorEastAsia" w:hAnsiTheme="majorHAnsi"/>
+      <w:color w:themeColor="accent1" w:themeShade="bf" w:val="0F4761"/>
+      <w:sz w:val="32"/>
+      <w:szCs w:val="32"/>
+    </w:rPr>
+  </w:style>
+  <w:style w:type="character" w:styleId="berschrift3Zchn" w:customStyle="1">
+    <w:name w:val="Überschrift 3 Zchn"/>
+    <w:basedOn w:val="DefaultParagraphFont"/>
+    <w:link w:val="Heading3"/>
+    <w:uiPriority w:val="9"/>
+    <w:semiHidden/>
+    <w:qFormat/>
+    <w:rsid w:val="00cd07fe"/>
+    <w:rPr>
+      <w:rFonts w:eastAsia="" w:cs="" w:cstheme="majorBidi" w:eastAsiaTheme="majorEastAsia"/>
+      <w:color w:themeColor="accent1" w:themeShade="bf" w:val="0F4761"/>
+      <w:sz w:val="28"/>
+      <w:szCs w:val="28"/>
+    </w:rPr>
+  </w:style>
+  <w:style w:type="character" w:styleId="berschrift4Zchn" w:customStyle="1">
+    <w:name w:val="Überschrift 4 Zchn"/>
+    <w:basedOn w:val="DefaultParagraphFont"/>
+    <w:link w:val="Heading4"/>
+    <w:uiPriority w:val="9"/>
+    <w:semiHidden/>
+    <w:qFormat/>
+    <w:rsid w:val="00cd07fe"/>
+    <w:rPr>
+      <w:rFonts w:eastAsia="" w:cs="" w:cstheme="majorBidi" w:eastAsiaTheme="majorEastAsia"/>
+      <w:i/>
+      <w:iCs/>
+      <w:color w:themeColor="accent1" w:themeShade="bf" w:val="0F4761"/>
+    </w:rPr>
+  </w:style>
+  <w:style w:type="character" w:styleId="berschrift5Zchn" w:customStyle="1">
+    <w:name w:val="Überschrift 5 Zchn"/>
+    <w:basedOn w:val="DefaultParagraphFont"/>
+    <w:link w:val="Heading5"/>
+    <w:uiPriority w:val="9"/>
+    <w:semiHidden/>
+    <w:qFormat/>
+    <w:rsid w:val="00cd07fe"/>
+    <w:rPr>
+      <w:rFonts w:eastAsia="" w:cs="" w:cstheme="majorBidi" w:eastAsiaTheme="majorEastAsia"/>
+      <w:color w:themeColor="accent1" w:themeShade="bf" w:val="0F4761"/>
+    </w:rPr>
+  </w:style>
+  <w:style w:type="character" w:styleId="berschrift6Zchn" w:customStyle="1">
+    <w:name w:val="Überschrift 6 Zchn"/>
+    <w:basedOn w:val="DefaultParagraphFont"/>
+    <w:link w:val="Heading6"/>
+    <w:uiPriority w:val="9"/>
+    <w:semiHidden/>
+    <w:qFormat/>
+    <w:rsid w:val="00cd07fe"/>
+    <w:rPr>
+      <w:rFonts w:eastAsia="" w:cs="" w:cstheme="majorBidi" w:eastAsiaTheme="majorEastAsia"/>
+      <w:i/>
+      <w:iCs/>
+      <w:color w:themeColor="text1" w:themeTint="a6" w:val="595959"/>
+    </w:rPr>
+  </w:style>
+  <w:style w:type="character" w:styleId="berschrift7Zchn" w:customStyle="1">
+    <w:name w:val="Überschrift 7 Zchn"/>
+    <w:basedOn w:val="DefaultParagraphFont"/>
+    <w:link w:val="Heading7"/>
+    <w:uiPriority w:val="9"/>
+    <w:semiHidden/>
+    <w:qFormat/>
+    <w:rsid w:val="00cd07fe"/>
+    <w:rPr>
+      <w:rFonts w:eastAsia="" w:cs="" w:cstheme="majorBidi" w:eastAsiaTheme="majorEastAsia"/>
+      <w:color w:themeColor="text1" w:themeTint="a6" w:val="595959"/>
+    </w:rPr>
+  </w:style>
+  <w:style w:type="character" w:styleId="berschrift8Zchn" w:customStyle="1">
+    <w:name w:val="Überschrift 8 Zchn"/>
+    <w:basedOn w:val="DefaultParagraphFont"/>
+    <w:link w:val="Heading8"/>
+    <w:uiPriority w:val="9"/>
+    <w:semiHidden/>
+    <w:qFormat/>
+    <w:rsid w:val="00cd07fe"/>
+    <w:rPr>
+      <w:rFonts w:eastAsia="" w:cs="" w:cstheme="majorBidi" w:eastAsiaTheme="majorEastAsia"/>
+      <w:i/>
+      <w:iCs/>
+      <w:color w:themeColor="text1" w:themeTint="d8" w:val="272727"/>
+    </w:rPr>
+  </w:style>
+  <w:style w:type="character" w:styleId="berschrift9Zchn" w:customStyle="1">
+    <w:name w:val="Überschrift 9 Zchn"/>
+    <w:basedOn w:val="DefaultParagraphFont"/>
+    <w:link w:val="Heading9"/>
+    <w:uiPriority w:val="9"/>
+    <w:semiHidden/>
+    <w:qFormat/>
+    <w:rsid w:val="00cd07fe"/>
+    <w:rPr>
+      <w:rFonts w:eastAsia="" w:cs="" w:cstheme="majorBidi" w:eastAsiaTheme="majorEastAsia"/>
+      <w:color w:themeColor="text1" w:themeTint="d8" w:val="272727"/>
+    </w:rPr>
+  </w:style>
+  <w:style w:type="character" w:styleId="TitelZchn" w:customStyle="1">
+    <w:name w:val="Titel Zchn"/>
+    <w:basedOn w:val="DefaultParagraphFont"/>
+    <w:link w:val="Title"/>
+    <w:uiPriority w:val="10"/>
+    <w:qFormat/>
+    <w:rsid w:val="00cd07fe"/>
+    <w:rPr>
+      <w:rFonts w:ascii="Aptos Display" w:hAnsi="Aptos Display" w:eastAsia="" w:cs="" w:asciiTheme="majorHAnsi" w:cstheme="majorBidi" w:eastAsiaTheme="majorEastAsia" w:hAnsiTheme="majorHAnsi"/>
+      <w:spacing w:val="-10"/>
+      <w:kern w:val="2"/>
+      <w:sz w:val="56"/>
+      <w:szCs w:val="56"/>
+    </w:rPr>
+  </w:style>
+  <w:style w:type="character" w:styleId="UntertitelZchn" w:customStyle="1">
+    <w:name w:val="Untertitel Zchn"/>
+    <w:basedOn w:val="DefaultParagraphFont"/>
+    <w:link w:val="Subtitle"/>
+    <w:uiPriority w:val="11"/>
+    <w:qFormat/>
+    <w:rsid w:val="00cd07fe"/>
+    <w:rPr>
+      <w:rFonts w:eastAsia="" w:cs="" w:cstheme="majorBidi" w:eastAsiaTheme="majorEastAsia"/>
+      <w:color w:themeColor="text1" w:themeTint="a6" w:val="595959"/>
+      <w:spacing w:val="15"/>
+      <w:sz w:val="28"/>
+      <w:szCs w:val="28"/>
+    </w:rPr>
+  </w:style>
+  <w:style w:type="character" w:styleId="ZitatZchn" w:customStyle="1">
+    <w:name w:val="Zitat Zchn"/>
+    <w:basedOn w:val="DefaultParagraphFont"/>
+    <w:link w:val="Quote"/>
+    <w:uiPriority w:val="29"/>
+    <w:qFormat/>
+    <w:rsid w:val="00cd07fe"/>
+    <w:rPr>
+      <w:i/>
+      <w:iCs/>
+      <w:color w:themeColor="text1" w:themeTint="bf" w:val="404040"/>
+    </w:rPr>
+  </w:style>
+  <w:style w:type="character" w:styleId="IntenseEmphasis">
+    <w:name w:val="Intense Emphasis"/>
+    <w:basedOn w:val="DefaultParagraphFont"/>
+    <w:uiPriority w:val="21"/>
+    <w:qFormat/>
+    <w:rsid w:val="00cd07fe"/>
+    <w:rPr>
+      <w:i/>
+      <w:iCs/>
+      <w:color w:themeColor="accent1" w:themeShade="bf" w:val="0F4761"/>
+    </w:rPr>
+  </w:style>
+  <w:style w:type="character" w:styleId="IntensivesZitatZchn" w:customStyle="1">
+    <w:name w:val="Intensives Zitat Zchn"/>
+    <w:basedOn w:val="DefaultParagraphFont"/>
+    <w:link w:val="IntenseQuote"/>
+    <w:uiPriority w:val="30"/>
+    <w:qFormat/>
+    <w:rsid w:val="00cd07fe"/>
+    <w:rPr>
+      <w:i/>
+      <w:iCs/>
+      <w:color w:themeColor="accent1" w:themeShade="bf" w:val="0F4761"/>
+    </w:rPr>
+  </w:style>
+  <w:style w:type="character" w:styleId="IntenseReference">
+    <w:name w:val="Intense Reference"/>
+    <w:basedOn w:val="DefaultParagraphFont"/>
+    <w:uiPriority w:val="32"/>
+    <w:qFormat/>
+    <w:rsid w:val="00cd07fe"/>
+    <w:rPr>
+      <w:b/>
+      <w:bCs/>
+      <w:smallCaps/>
+      <w:color w:themeColor="accent1" w:themeShade="bf" w:val="0F4761"/>
+      <w:spacing w:val="5"/>
+    </w:rPr>
+  </w:style>
+  <w:style w:type="character" w:styleId="KopfzeileZchn" w:customStyle="1">
+    <w:name w:val="Kopfzeile Zchn"/>
+    <w:basedOn w:val="DefaultParagraphFont"/>
+    <w:link w:val="Header"/>
+    <w:uiPriority w:val="99"/>
+    <w:qFormat/>
+    <w:rsid w:val="00aa60da"/>
+    <w:rPr/>
+  </w:style>
+  <w:style w:type="character" w:styleId="FuzeileZchn" w:customStyle="1">
+    <w:name w:val="Fußzeile Zchn"/>
+    <w:basedOn w:val="DefaultParagraphFont"/>
+    <w:link w:val="Footer"/>
+    <w:uiPriority w:val="99"/>
+    <w:qFormat/>
+    <w:rsid w:val="00aa60da"/>
+    <w:rPr/>
+  </w:style>
+  <w:style w:type="paragraph" w:styleId="Heading">
+    <w:name w:val="Heading"/>
+    <w:basedOn w:val="Normal"/>
+    <w:next w:val="BodyText"/>
+    <w:qFormat/>
+    <w:pPr>
+      <w:keepNext w:val="true"/>
+      <w:spacing w:before="240" w:after="120"/>
+    </w:pPr>
+    <w:rPr>
+      <w:rFonts w:ascii="Liberation Sans" w:hAnsi="Liberation Sans" w:eastAsia="Noto Sans CJK SC" w:cs="Noto Sans Devanagari"/>
+      <w:sz w:val="28"/>
+      <w:szCs w:val="28"/>
+    </w:rPr>
+  </w:style>
+  <w:style w:type="paragraph" w:styleId="BodyText">
+    <w:name w:val="Body Text"/>
+    <w:basedOn w:val="Normal"/>
+    <w:pPr>
+      <w:spacing w:lineRule="auto" w:line="276" w:before="0" w:after="140"/>
+    </w:pPr>
+    <w:rPr/>
+  </w:style>
+  <w:style w:type="paragraph" w:styleId="List">
+    <w:name w:val="List"/>
+    <w:basedOn w:val="BodyText"/>
+    <w:pPr/>
+    <w:rPr>
+      <w:rFonts w:cs="Noto Sans Devanagari"/>
+    </w:rPr>
+  </w:style>
+  <w:style w:type="paragraph" w:styleId="Caption">
+    <w:name w:val="caption"/>
+    <w:basedOn w:val="Normal"/>
+    <w:qFormat/>
+    <w:pPr>
+      <w:suppressLineNumbers/>
+      <w:spacing w:before="120" w:after="120"/>
+    </w:pPr>
+    <w:rPr>
+      <w:rFonts w:cs="Noto Sans Devanagari"/>
+      <w:i/>
+      <w:iCs/>
+      <w:sz w:val="24"/>
+      <w:szCs w:val="24"/>
+    </w:rPr>
+  </w:style>
+  <w:style w:type="paragraph" w:styleId="Index">
+    <w:name w:val="Index"/>
+    <w:basedOn w:val="Normal"/>
+    <w:qFormat/>
+    <w:pPr>
+      <w:suppressLineNumbers/>
+    </w:pPr>
+    <w:rPr>
+      <w:rFonts w:cs="Noto Sans Devanagari"/>
+    </w:rPr>
+  </w:style>
+  <w:style w:type="paragraph" w:styleId="Title">
+    <w:name w:val="Title"/>
+    <w:basedOn w:val="Normal"/>
+    <w:next w:val="Normal"/>
+    <w:link w:val="TitelZchn"/>
+    <w:uiPriority w:val="10"/>
+    <w:qFormat/>
+    <w:rsid w:val="00cd07fe"/>
+    <w:pPr>
+      <w:spacing w:lineRule="auto" w:line="240" w:before="0" w:after="80"/>
+      <w:contextualSpacing/>
+    </w:pPr>
+    <w:rPr>
+      <w:rFonts w:ascii="Aptos Display" w:hAnsi="Aptos Display" w:eastAsia="" w:cs="" w:asciiTheme="majorHAnsi" w:cstheme="majorBidi" w:eastAsiaTheme="majorEastAsia" w:hAnsiTheme="majorHAnsi"/>
+      <w:spacing w:val="-10"/>
+      <w:kern w:val="2"/>
+      <w:sz w:val="56"/>
+      <w:szCs w:val="56"/>
+    </w:rPr>
+  </w:style>
+  <w:style w:type="paragraph" w:styleId="Subtitle">
+    <w:name w:val="Subtitle"/>
+    <w:basedOn w:val="Normal"/>
+    <w:next w:val="Normal"/>
+    <w:link w:val="UntertitelZchn"/>
+    <w:uiPriority w:val="11"/>
+    <w:qFormat/>
+    <w:rsid w:val="00cd07fe"/>
+    <w:pPr/>
+    <w:rPr>
+      <w:rFonts w:eastAsia="" w:cs="" w:cstheme="majorBidi" w:eastAsiaTheme="majorEastAsia"/>
+      <w:color w:themeColor="text1" w:themeTint="a6" w:val="595959"/>
+      <w:spacing w:val="15"/>
+      <w:sz w:val="28"/>
+      <w:szCs w:val="28"/>
+    </w:rPr>
+  </w:style>
+  <w:style w:type="paragraph" w:styleId="Quote">
+    <w:name w:val="Quote"/>
+    <w:basedOn w:val="Normal"/>
+    <w:next w:val="Normal"/>
+    <w:link w:val="ZitatZchn"/>
+    <w:uiPriority w:val="29"/>
+    <w:qFormat/>
+    <w:rsid w:val="00cd07fe"/>
+    <w:pPr>
+      <w:spacing w:before="160" w:after="160"/>
+      <w:jc w:val="center"/>
+    </w:pPr>
+    <w:rPr>
+      <w:i/>
+      <w:iCs/>
+      <w:color w:themeColor="text1" w:themeTint="bf" w:val="404040"/>
+    </w:rPr>
+  </w:style>
+  <w:style w:type="paragraph" w:styleId="ListParagraph">
+    <w:name w:val="List Paragraph"/>
+    <w:basedOn w:val="Normal"/>
+    <w:uiPriority w:val="34"/>
+    <w:qFormat/>
+    <w:rsid w:val="00cd07fe"/>
+    <w:pPr>
+      <w:spacing w:before="0" w:after="160"/>
+      <w:ind w:start="720"/>
+      <w:contextualSpacing/>
+    </w:pPr>
+    <w:rPr/>
+  </w:style>
+  <w:style w:type="paragraph" w:styleId="IntenseQuote">
+    <w:name w:val="Intense Quote"/>
+    <w:basedOn w:val="Normal"/>
+    <w:next w:val="Normal"/>
+    <w:link w:val="IntensivesZitatZchn"/>
+    <w:uiPriority w:val="30"/>
+    <w:qFormat/>
+    <w:rsid w:val="00cd07fe"/>
+    <w:pPr>
+      <w:pBdr>
+        <w:top w:val="single" w:sz="4" w:space="10" w:color="0F4761" w:themeColor="accent1" w:themeShade="bf"/>
+        <w:bottom w:val="single" w:sz="4" w:space="10" w:color="0F4761" w:themeColor="accent1" w:themeShade="bf"/>
+      </w:pBdr>
+      <w:spacing w:before="360" w:after="360"/>
+      <w:ind w:start="864" w:end="864"/>
+      <w:jc w:val="center"/>
+    </w:pPr>
+    <w:rPr>
+      <w:i/>
+      <w:iCs/>
+      <w:color w:themeColor="accent1" w:themeShade="bf" w:val="0F4761"/>
+    </w:rPr>
+  </w:style>
+  <w:style w:type="paragraph" w:styleId="HeaderandFooter">
+    <w:name w:val="Header and Footer"/>
+    <w:basedOn w:val="Normal"/>
+    <w:qFormat/>
+    <w:pPr/>
+    <w:rPr/>
+  </w:style>
+  <w:style w:type="paragraph" w:styleId="Header">
+    <w:name w:val="header"/>
+    <w:basedOn w:val="Normal"/>
+    <w:link w:val="KopfzeileZchn"/>
+    <w:uiPriority w:val="99"/>
+    <w:unhideWhenUsed/>
+    <w:rsid w:val="00aa60da"/>
+    <w:pPr>
+      <w:tabs>
+        <w:tab w:val="clear" w:pos="708"/>
+        <w:tab w:val="center" w:pos="4536" w:leader="none"/>
+        <w:tab w:val="right" w:pos="9072" w:leader="none"/>
+      </w:tabs>
+      <w:spacing w:lineRule="auto" w:line="240" w:before="0" w:after="0"/>
+    </w:pPr>
+    <w:rPr/>
+  </w:style>
+  <w:style w:type="paragraph" w:styleId="Footer">
+    <w:name w:val="footer"/>
+    <w:basedOn w:val="Normal"/>
+    <w:link w:val="FuzeileZchn"/>
+    <w:uiPriority w:val="99"/>
+    <w:unhideWhenUsed/>
+    <w:rsid w:val="00aa60da"/>
+    <w:pPr>
+      <w:tabs>
+        <w:tab w:val="clear" w:pos="708"/>
+        <w:tab w:val="center" w:pos="4536" w:leader="none"/>
+        <w:tab w:val="right" w:pos="9072" w:leader="none"/>
+      </w:tabs>
+      <w:spacing w:lineRule="auto" w:line="240" w:before="0" w:after="0"/>
+    </w:pPr>
+    <w:rPr/>
+  </w:style>
+  <w:style w:type="numbering" w:styleId="NoList" w:default="1">
+    <w:name w:val="No List"/>
+    <w:uiPriority w:val="99"/>
+    <w:semiHidden/>
+    <w:unhideWhenUsed/>
+    <w:qFormat/>
   </w:style>
   <w:style w:type="table" w:default="1" w:styleId="NormaleTabelle">
     <w:name w:val="Normal Table"/>
@@ -3110,7 +3355,6 @@
     <w:semiHidden/>
     <w:unhideWhenUsed/>
     <w:tblPr>
-      <w:tblInd w:w="0" w:type="dxa"/>
       <w:tblCellMar>
         <w:top w:w="0" w:type="dxa"/>
         <w:left w:w="108" w:type="dxa"/>
@@ -3119,358 +3363,18 @@
       </w:tblCellMar>
     </w:tblPr>
   </w:style>
-  <w:style w:type="numbering" w:default="1" w:styleId="KeineListe">
-    <w:name w:val="No List"/>
-    <w:uiPriority w:val="99"/>
-    <w:semiHidden/>
-    <w:unhideWhenUsed/>
-  </w:style>
-  <w:style w:type="character" w:customStyle="1" w:styleId="berschrift1Zchn">
-    <w:name w:val="Überschrift 1 Zchn"/>
-    <w:basedOn w:val="Absatz-Standardschriftart"/>
-    <w:link w:val="berschrift1"/>
-    <w:uiPriority w:val="9"/>
-    <w:rsid w:val="00CD07FE"/>
-    <w:rPr>
-      <w:rFonts w:asciiTheme="majorHAnsi" w:eastAsiaTheme="majorEastAsia" w:hAnsiTheme="majorHAnsi" w:cstheme="majorBidi"/>
-      <w:color w:val="0F4761" w:themeColor="accent1" w:themeShade="BF"/>
-      <w:sz w:val="40"/>
-      <w:szCs w:val="40"/>
-    </w:rPr>
-  </w:style>
-  <w:style w:type="character" w:customStyle="1" w:styleId="berschrift2Zchn">
-    <w:name w:val="Überschrift 2 Zchn"/>
-    <w:basedOn w:val="Absatz-Standardschriftart"/>
-    <w:link w:val="berschrift2"/>
-    <w:uiPriority w:val="9"/>
-    <w:semiHidden/>
-    <w:rsid w:val="00CD07FE"/>
-    <w:rPr>
-      <w:rFonts w:asciiTheme="majorHAnsi" w:eastAsiaTheme="majorEastAsia" w:hAnsiTheme="majorHAnsi" w:cstheme="majorBidi"/>
-      <w:color w:val="0F4761" w:themeColor="accent1" w:themeShade="BF"/>
-      <w:sz w:val="32"/>
-      <w:szCs w:val="32"/>
-    </w:rPr>
-  </w:style>
-  <w:style w:type="character" w:customStyle="1" w:styleId="berschrift3Zchn">
-    <w:name w:val="Überschrift 3 Zchn"/>
-    <w:basedOn w:val="Absatz-Standardschriftart"/>
-    <w:link w:val="berschrift3"/>
-    <w:uiPriority w:val="9"/>
-    <w:semiHidden/>
-    <w:rsid w:val="00CD07FE"/>
-    <w:rPr>
-      <w:rFonts w:eastAsiaTheme="majorEastAsia" w:cstheme="majorBidi"/>
-      <w:color w:val="0F4761" w:themeColor="accent1" w:themeShade="BF"/>
-      <w:sz w:val="28"/>
-      <w:szCs w:val="28"/>
-    </w:rPr>
-  </w:style>
-  <w:style w:type="character" w:customStyle="1" w:styleId="berschrift4Zchn">
-    <w:name w:val="Überschrift 4 Zchn"/>
-    <w:basedOn w:val="Absatz-Standardschriftart"/>
-    <w:link w:val="berschrift4"/>
-    <w:uiPriority w:val="9"/>
-    <w:semiHidden/>
-    <w:rsid w:val="00CD07FE"/>
-    <w:rPr>
-      <w:rFonts w:eastAsiaTheme="majorEastAsia" w:cstheme="majorBidi"/>
-      <w:i/>
-      <w:iCs/>
-      <w:color w:val="0F4761" w:themeColor="accent1" w:themeShade="BF"/>
-    </w:rPr>
-  </w:style>
-  <w:style w:type="character" w:customStyle="1" w:styleId="berschrift5Zchn">
-    <w:name w:val="Überschrift 5 Zchn"/>
-    <w:basedOn w:val="Absatz-Standardschriftart"/>
-    <w:link w:val="berschrift5"/>
-    <w:uiPriority w:val="9"/>
-    <w:semiHidden/>
-    <w:rsid w:val="00CD07FE"/>
-    <w:rPr>
-      <w:rFonts w:eastAsiaTheme="majorEastAsia" w:cstheme="majorBidi"/>
-      <w:color w:val="0F4761" w:themeColor="accent1" w:themeShade="BF"/>
-    </w:rPr>
-  </w:style>
-  <w:style w:type="character" w:customStyle="1" w:styleId="berschrift6Zchn">
-    <w:name w:val="Überschrift 6 Zchn"/>
-    <w:basedOn w:val="Absatz-Standardschriftart"/>
-    <w:link w:val="berschrift6"/>
-    <w:uiPriority w:val="9"/>
-    <w:semiHidden/>
-    <w:rsid w:val="00CD07FE"/>
-    <w:rPr>
-      <w:rFonts w:eastAsiaTheme="majorEastAsia" w:cstheme="majorBidi"/>
-      <w:i/>
-      <w:iCs/>
-      <w:color w:val="595959" w:themeColor="text1" w:themeTint="A6"/>
-    </w:rPr>
-  </w:style>
-  <w:style w:type="character" w:customStyle="1" w:styleId="berschrift7Zchn">
-    <w:name w:val="Überschrift 7 Zchn"/>
-    <w:basedOn w:val="Absatz-Standardschriftart"/>
-    <w:link w:val="berschrift7"/>
-    <w:uiPriority w:val="9"/>
-    <w:semiHidden/>
-    <w:rsid w:val="00CD07FE"/>
-    <w:rPr>
-      <w:rFonts w:eastAsiaTheme="majorEastAsia" w:cstheme="majorBidi"/>
-      <w:color w:val="595959" w:themeColor="text1" w:themeTint="A6"/>
-    </w:rPr>
-  </w:style>
-  <w:style w:type="character" w:customStyle="1" w:styleId="berschrift8Zchn">
-    <w:name w:val="Überschrift 8 Zchn"/>
-    <w:basedOn w:val="Absatz-Standardschriftart"/>
-    <w:link w:val="berschrift8"/>
-    <w:uiPriority w:val="9"/>
-    <w:semiHidden/>
-    <w:rsid w:val="00CD07FE"/>
-    <w:rPr>
-      <w:rFonts w:eastAsiaTheme="majorEastAsia" w:cstheme="majorBidi"/>
-      <w:i/>
-      <w:iCs/>
-      <w:color w:val="272727" w:themeColor="text1" w:themeTint="D8"/>
-    </w:rPr>
-  </w:style>
-  <w:style w:type="character" w:customStyle="1" w:styleId="berschrift9Zchn">
-    <w:name w:val="Überschrift 9 Zchn"/>
-    <w:basedOn w:val="Absatz-Standardschriftart"/>
-    <w:link w:val="berschrift9"/>
-    <w:uiPriority w:val="9"/>
-    <w:semiHidden/>
-    <w:rsid w:val="00CD07FE"/>
-    <w:rPr>
-      <w:rFonts w:eastAsiaTheme="majorEastAsia" w:cstheme="majorBidi"/>
-      <w:color w:val="272727" w:themeColor="text1" w:themeTint="D8"/>
-    </w:rPr>
-  </w:style>
-  <w:style w:type="paragraph" w:styleId="Titel">
-    <w:name w:val="Title"/>
-    <w:basedOn w:val="Standard"/>
-    <w:next w:val="Standard"/>
-    <w:link w:val="TitelZchn"/>
-    <w:uiPriority w:val="10"/>
-    <w:qFormat/>
-    <w:rsid w:val="00CD07FE"/>
-    <w:pPr>
-      <w:spacing w:after="80" w:line="240" w:lineRule="auto"/>
-      <w:contextualSpacing/>
-    </w:pPr>
-    <w:rPr>
-      <w:rFonts w:asciiTheme="majorHAnsi" w:eastAsiaTheme="majorEastAsia" w:hAnsiTheme="majorHAnsi" w:cstheme="majorBidi"/>
-      <w:spacing w:val="-10"/>
-      <w:kern w:val="28"/>
-      <w:sz w:val="56"/>
-      <w:szCs w:val="56"/>
-    </w:rPr>
-  </w:style>
-  <w:style w:type="character" w:customStyle="1" w:styleId="TitelZchn">
-    <w:name w:val="Titel Zchn"/>
-    <w:basedOn w:val="Absatz-Standardschriftart"/>
-    <w:link w:val="Titel"/>
-    <w:uiPriority w:val="10"/>
-    <w:rsid w:val="00CD07FE"/>
-    <w:rPr>
-      <w:rFonts w:asciiTheme="majorHAnsi" w:eastAsiaTheme="majorEastAsia" w:hAnsiTheme="majorHAnsi" w:cstheme="majorBidi"/>
-      <w:spacing w:val="-10"/>
-      <w:kern w:val="28"/>
-      <w:sz w:val="56"/>
-      <w:szCs w:val="56"/>
-    </w:rPr>
-  </w:style>
-  <w:style w:type="paragraph" w:styleId="Untertitel">
-    <w:name w:val="Subtitle"/>
-    <w:basedOn w:val="Standard"/>
-    <w:next w:val="Standard"/>
-    <w:link w:val="UntertitelZchn"/>
-    <w:uiPriority w:val="11"/>
-    <w:qFormat/>
-    <w:rsid w:val="00CD07FE"/>
-    <w:pPr>
-      <w:numPr>
-        <w:ilvl w:val="1"/>
-      </w:numPr>
-    </w:pPr>
-    <w:rPr>
-      <w:rFonts w:eastAsiaTheme="majorEastAsia" w:cstheme="majorBidi"/>
-      <w:color w:val="595959" w:themeColor="text1" w:themeTint="A6"/>
-      <w:spacing w:val="15"/>
-      <w:sz w:val="28"/>
-      <w:szCs w:val="28"/>
-    </w:rPr>
-  </w:style>
-  <w:style w:type="character" w:customStyle="1" w:styleId="UntertitelZchn">
-    <w:name w:val="Untertitel Zchn"/>
-    <w:basedOn w:val="Absatz-Standardschriftart"/>
-    <w:link w:val="Untertitel"/>
-    <w:uiPriority w:val="11"/>
-    <w:rsid w:val="00CD07FE"/>
-    <w:rPr>
-      <w:rFonts w:eastAsiaTheme="majorEastAsia" w:cstheme="majorBidi"/>
-      <w:color w:val="595959" w:themeColor="text1" w:themeTint="A6"/>
-      <w:spacing w:val="15"/>
-      <w:sz w:val="28"/>
-      <w:szCs w:val="28"/>
-    </w:rPr>
-  </w:style>
-  <w:style w:type="paragraph" w:styleId="Zitat">
-    <w:name w:val="Quote"/>
-    <w:basedOn w:val="Standard"/>
-    <w:next w:val="Standard"/>
-    <w:link w:val="ZitatZchn"/>
-    <w:uiPriority w:val="29"/>
-    <w:qFormat/>
-    <w:rsid w:val="00CD07FE"/>
-    <w:pPr>
-      <w:spacing w:before="160"/>
-      <w:jc w:val="center"/>
-    </w:pPr>
-    <w:rPr>
-      <w:i/>
-      <w:iCs/>
-      <w:color w:val="404040" w:themeColor="text1" w:themeTint="BF"/>
-    </w:rPr>
-  </w:style>
-  <w:style w:type="character" w:customStyle="1" w:styleId="ZitatZchn">
-    <w:name w:val="Zitat Zchn"/>
-    <w:basedOn w:val="Absatz-Standardschriftart"/>
-    <w:link w:val="Zitat"/>
-    <w:uiPriority w:val="29"/>
-    <w:rsid w:val="00CD07FE"/>
-    <w:rPr>
-      <w:i/>
-      <w:iCs/>
-      <w:color w:val="404040" w:themeColor="text1" w:themeTint="BF"/>
-    </w:rPr>
-  </w:style>
-  <w:style w:type="paragraph" w:styleId="Listenabsatz">
-    <w:name w:val="List Paragraph"/>
-    <w:basedOn w:val="Standard"/>
-    <w:uiPriority w:val="34"/>
-    <w:qFormat/>
-    <w:rsid w:val="00CD07FE"/>
-    <w:pPr>
-      <w:ind w:left="720"/>
-      <w:contextualSpacing/>
-    </w:pPr>
-  </w:style>
-  <w:style w:type="character" w:styleId="IntensiveHervorhebung">
-    <w:name w:val="Intense Emphasis"/>
-    <w:basedOn w:val="Absatz-Standardschriftart"/>
-    <w:uiPriority w:val="21"/>
-    <w:qFormat/>
-    <w:rsid w:val="00CD07FE"/>
-    <w:rPr>
-      <w:i/>
-      <w:iCs/>
-      <w:color w:val="0F4761" w:themeColor="accent1" w:themeShade="BF"/>
-    </w:rPr>
-  </w:style>
-  <w:style w:type="paragraph" w:styleId="IntensivesZitat">
-    <w:name w:val="Intense Quote"/>
-    <w:basedOn w:val="Standard"/>
-    <w:next w:val="Standard"/>
-    <w:link w:val="IntensivesZitatZchn"/>
-    <w:uiPriority w:val="30"/>
-    <w:qFormat/>
-    <w:rsid w:val="00CD07FE"/>
-    <w:pPr>
-      <w:pBdr>
-        <w:top w:val="single" w:sz="4" w:space="10" w:color="0F4761" w:themeColor="accent1" w:themeShade="BF"/>
-        <w:bottom w:val="single" w:sz="4" w:space="10" w:color="0F4761" w:themeColor="accent1" w:themeShade="BF"/>
-      </w:pBdr>
-      <w:spacing w:before="360" w:after="360"/>
-      <w:ind w:left="864" w:right="864"/>
-      <w:jc w:val="center"/>
-    </w:pPr>
-    <w:rPr>
-      <w:i/>
-      <w:iCs/>
-      <w:color w:val="0F4761" w:themeColor="accent1" w:themeShade="BF"/>
-    </w:rPr>
-  </w:style>
-  <w:style w:type="character" w:customStyle="1" w:styleId="IntensivesZitatZchn">
-    <w:name w:val="Intensives Zitat Zchn"/>
-    <w:basedOn w:val="Absatz-Standardschriftart"/>
-    <w:link w:val="IntensivesZitat"/>
-    <w:uiPriority w:val="30"/>
-    <w:rsid w:val="00CD07FE"/>
-    <w:rPr>
-      <w:i/>
-      <w:iCs/>
-      <w:color w:val="0F4761" w:themeColor="accent1" w:themeShade="BF"/>
-    </w:rPr>
-  </w:style>
-  <w:style w:type="character" w:styleId="IntensiverVerweis">
-    <w:name w:val="Intense Reference"/>
-    <w:basedOn w:val="Absatz-Standardschriftart"/>
-    <w:uiPriority w:val="32"/>
-    <w:qFormat/>
-    <w:rsid w:val="00CD07FE"/>
-    <w:rPr>
-      <w:b/>
-      <w:bCs/>
-      <w:smallCaps/>
-      <w:color w:val="0F4761" w:themeColor="accent1" w:themeShade="BF"/>
-      <w:spacing w:val="5"/>
-    </w:rPr>
-  </w:style>
-  <w:style w:type="paragraph" w:styleId="Kopfzeile">
-    <w:name w:val="header"/>
-    <w:basedOn w:val="Standard"/>
-    <w:link w:val="KopfzeileZchn"/>
-    <w:uiPriority w:val="99"/>
-    <w:unhideWhenUsed/>
-    <w:rsid w:val="00AA60DA"/>
-    <w:pPr>
-      <w:tabs>
-        <w:tab w:val="center" w:pos="4536"/>
-        <w:tab w:val="right" w:pos="9072"/>
-      </w:tabs>
-      <w:spacing w:after="0" w:line="240" w:lineRule="auto"/>
-    </w:pPr>
-  </w:style>
-  <w:style w:type="character" w:customStyle="1" w:styleId="KopfzeileZchn">
-    <w:name w:val="Kopfzeile Zchn"/>
-    <w:basedOn w:val="Absatz-Standardschriftart"/>
-    <w:link w:val="Kopfzeile"/>
-    <w:uiPriority w:val="99"/>
-    <w:rsid w:val="00AA60DA"/>
-  </w:style>
-  <w:style w:type="paragraph" w:styleId="Fuzeile">
-    <w:name w:val="footer"/>
-    <w:basedOn w:val="Standard"/>
-    <w:link w:val="FuzeileZchn"/>
-    <w:uiPriority w:val="99"/>
-    <w:unhideWhenUsed/>
-    <w:rsid w:val="00AA60DA"/>
-    <w:pPr>
-      <w:tabs>
-        <w:tab w:val="center" w:pos="4536"/>
-        <w:tab w:val="right" w:pos="9072"/>
-      </w:tabs>
-      <w:spacing w:after="0" w:line="240" w:lineRule="auto"/>
-    </w:pPr>
-  </w:style>
-  <w:style w:type="character" w:customStyle="1" w:styleId="FuzeileZchn">
-    <w:name w:val="Fußzeile Zchn"/>
-    <w:basedOn w:val="Absatz-Standardschriftart"/>
-    <w:link w:val="Fuzeile"/>
-    <w:uiPriority w:val="99"/>
-    <w:rsid w:val="00AA60DA"/>
-  </w:style>
 </w:styles>
 </file>
 
 <file path=word/theme/theme1.xml><?xml version="1.0" encoding="utf-8"?>
-<a:theme xmlns:a="http://schemas.openxmlformats.org/drawingml/2006/main" name="Office">
+<a:theme xmlns:a="http://schemas.openxmlformats.org/drawingml/2006/main" xmlns:r="http://schemas.openxmlformats.org/officeDocument/2006/relationships" name="Office">
   <a:themeElements>
     <a:clrScheme name="Office">
       <a:dk1>
-        <a:sysClr val="windowText" lastClr="000000"/>
+        <a:srgbClr val="000000"/>
       </a:dk1>
       <a:lt1>
-        <a:sysClr val="window" lastClr="FFFFFF"/>
+        <a:srgbClr val="FFFFFF"/>
       </a:lt1>
       <a:dk2>
         <a:srgbClr val="0E2841"/>
@@ -3505,153 +3409,55 @@
     </a:clrScheme>
     <a:fontScheme name="Office">
       <a:majorFont>
-        <a:latin typeface="Aptos Display" panose="02110004020202020204"/>
+        <a:latin typeface="Aptos Display" panose="02110004020202020204" pitchFamily="0" charset="1"/>
         <a:ea typeface=""/>
         <a:cs typeface=""/>
-        <a:font script="Jpan" typeface="游ゴシック Light"/>
-        <a:font script="Hang" typeface="맑은 고딕"/>
-        <a:font script="Hans" typeface="等线 Light"/>
-        <a:font script="Hant" typeface="新細明體"/>
-        <a:font script="Arab" typeface="Times New Roman"/>
-        <a:font script="Hebr" typeface="Times New Roman"/>
-        <a:font script="Thai" typeface="Angsana New"/>
-        <a:font script="Ethi" typeface="Nyala"/>
-        <a:font script="Beng" typeface="Vrinda"/>
-        <a:font script="Gujr" typeface="Shruti"/>
-        <a:font script="Khmr" typeface="MoolBoran"/>
-        <a:font script="Knda" typeface="Tunga"/>
-        <a:font script="Guru" typeface="Raavi"/>
-        <a:font script="Cans" typeface="Euphemia"/>
-        <a:font script="Cher" typeface="Plantagenet Cherokee"/>
-        <a:font script="Yiii" typeface="Microsoft Yi Baiti"/>
-        <a:font script="Tibt" typeface="Microsoft Himalaya"/>
-        <a:font script="Thaa" typeface="MV Boli"/>
-        <a:font script="Deva" typeface="Mangal"/>
-        <a:font script="Telu" typeface="Gautami"/>
-        <a:font script="Taml" typeface="Latha"/>
-        <a:font script="Syrc" typeface="Estrangelo Edessa"/>
-        <a:font script="Orya" typeface="Kalinga"/>
-        <a:font script="Mlym" typeface="Kartika"/>
-        <a:font script="Laoo" typeface="DokChampa"/>
-        <a:font script="Sinh" typeface="Iskoola Pota"/>
-        <a:font script="Mong" typeface="Mongolian Baiti"/>
-        <a:font script="Viet" typeface="Times New Roman"/>
-        <a:font script="Uigh" typeface="Microsoft Uighur"/>
-        <a:font script="Geor" typeface="Sylfaen"/>
-        <a:font script="Armn" typeface="Arial"/>
-        <a:font script="Bugi" typeface="Leelawadee UI"/>
-        <a:font script="Bopo" typeface="Microsoft JhengHei"/>
-        <a:font script="Java" typeface="Javanese Text"/>
-        <a:font script="Lisu" typeface="Segoe UI"/>
-        <a:font script="Mymr" typeface="Myanmar Text"/>
-        <a:font script="Nkoo" typeface="Ebrima"/>
-        <a:font script="Olck" typeface="Nirmala UI"/>
-        <a:font script="Osma" typeface="Ebrima"/>
-        <a:font script="Phag" typeface="Phagspa"/>
-        <a:font script="Syrn" typeface="Estrangelo Edessa"/>
-        <a:font script="Syrj" typeface="Estrangelo Edessa"/>
-        <a:font script="Syre" typeface="Estrangelo Edessa"/>
-        <a:font script="Sora" typeface="Nirmala UI"/>
-        <a:font script="Tale" typeface="Microsoft Tai Le"/>
-        <a:font script="Talu" typeface="Microsoft New Tai Lue"/>
-        <a:font script="Tfng" typeface="Ebrima"/>
       </a:majorFont>
       <a:minorFont>
-        <a:latin typeface="Aptos" panose="02110004020202020204"/>
+        <a:latin typeface="Aptos" panose="02110004020202020204" pitchFamily="0" charset="1"/>
         <a:ea typeface=""/>
         <a:cs typeface=""/>
-        <a:font script="Jpan" typeface="游明朝"/>
-        <a:font script="Hang" typeface="맑은 고딕"/>
-        <a:font script="Hans" typeface="等线"/>
-        <a:font script="Hant" typeface="新細明體"/>
-        <a:font script="Arab" typeface="Arial"/>
-        <a:font script="Hebr" typeface="Arial"/>
-        <a:font script="Thai" typeface="Cordia New"/>
-        <a:font script="Ethi" typeface="Nyala"/>
-        <a:font script="Beng" typeface="Vrinda"/>
-        <a:font script="Gujr" typeface="Shruti"/>
-        <a:font script="Khmr" typeface="DaunPenh"/>
-        <a:font script="Knda" typeface="Tunga"/>
-        <a:font script="Guru" typeface="Raavi"/>
-        <a:font script="Cans" typeface="Euphemia"/>
-        <a:font script="Cher" typeface="Plantagenet Cherokee"/>
-        <a:font script="Yiii" typeface="Microsoft Yi Baiti"/>
-        <a:font script="Tibt" typeface="Microsoft Himalaya"/>
-        <a:font script="Thaa" typeface="MV Boli"/>
-        <a:font script="Deva" typeface="Mangal"/>
-        <a:font script="Telu" typeface="Gautami"/>
-        <a:font script="Taml" typeface="Latha"/>
-        <a:font script="Syrc" typeface="Estrangelo Edessa"/>
-        <a:font script="Orya" typeface="Kalinga"/>
-        <a:font script="Mlym" typeface="Kartika"/>
-        <a:font script="Laoo" typeface="DokChampa"/>
-        <a:font script="Sinh" typeface="Iskoola Pota"/>
-        <a:font script="Mong" typeface="Mongolian Baiti"/>
-        <a:font script="Viet" typeface="Arial"/>
-        <a:font script="Uigh" typeface="Microsoft Uighur"/>
-        <a:font script="Geor" typeface="Sylfaen"/>
-        <a:font script="Armn" typeface="Arial"/>
-        <a:font script="Bugi" typeface="Leelawadee UI"/>
-        <a:font script="Bopo" typeface="Microsoft JhengHei"/>
-        <a:font script="Java" typeface="Javanese Text"/>
-        <a:font script="Lisu" typeface="Segoe UI"/>
-        <a:font script="Mymr" typeface="Myanmar Text"/>
-        <a:font script="Nkoo" typeface="Ebrima"/>
-        <a:font script="Olck" typeface="Nirmala UI"/>
-        <a:font script="Osma" typeface="Ebrima"/>
-        <a:font script="Phag" typeface="Phagspa"/>
-        <a:font script="Syrn" typeface="Estrangelo Edessa"/>
-        <a:font script="Syrj" typeface="Estrangelo Edessa"/>
-        <a:font script="Syre" typeface="Estrangelo Edessa"/>
-        <a:font script="Sora" typeface="Nirmala UI"/>
-        <a:font script="Tale" typeface="Microsoft Tai Le"/>
-        <a:font script="Talu" typeface="Microsoft New Tai Lue"/>
-        <a:font script="Tfng" typeface="Ebrima"/>
       </a:minorFont>
     </a:fontScheme>
-    <a:fmtScheme name="Office">
+    <a:fmtScheme>
       <a:fillStyleLst>
         <a:solidFill>
           <a:schemeClr val="phClr"/>
         </a:solidFill>
-        <a:gradFill rotWithShape="1">
+        <a:gradFill>
           <a:gsLst>
             <a:gs pos="0">
               <a:schemeClr val="phClr">
                 <a:lumMod val="110000"/>
-                <a:satMod val="105000"/>
                 <a:tint val="67000"/>
               </a:schemeClr>
             </a:gs>
             <a:gs pos="50000">
               <a:schemeClr val="phClr">
                 <a:lumMod val="105000"/>
-                <a:satMod val="103000"/>
                 <a:tint val="73000"/>
               </a:schemeClr>
             </a:gs>
             <a:gs pos="100000">
               <a:schemeClr val="phClr">
                 <a:lumMod val="105000"/>
-                <a:satMod val="109000"/>
                 <a:tint val="81000"/>
               </a:schemeClr>
             </a:gs>
           </a:gsLst>
           <a:lin ang="5400000" scaled="0"/>
+          <a:tileRect l="0" t="0" r="0" b="0"/>
         </a:gradFill>
-        <a:gradFill rotWithShape="1">
+        <a:gradFill>
           <a:gsLst>
             <a:gs pos="0">
               <a:schemeClr val="phClr">
-                <a:satMod val="103000"/>
                 <a:lumMod val="102000"/>
                 <a:tint val="94000"/>
               </a:schemeClr>
             </a:gs>
             <a:gs pos="50000">
               <a:schemeClr val="phClr">
-                <a:satMod val="110000"/>
                 <a:lumMod val="100000"/>
                 <a:shade val="100000"/>
               </a:schemeClr>
@@ -3659,33 +3465,24 @@
             <a:gs pos="100000">
               <a:schemeClr val="phClr">
                 <a:lumMod val="99000"/>
-                <a:satMod val="120000"/>
                 <a:shade val="78000"/>
               </a:schemeClr>
             </a:gs>
           </a:gsLst>
           <a:lin ang="5400000" scaled="0"/>
+          <a:tileRect l="0" t="0" r="0" b="0"/>
         </a:gradFill>
       </a:fillStyleLst>
       <a:lnStyleLst>
         <a:ln w="12700" cap="flat" cmpd="sng" algn="ctr">
-          <a:solidFill>
-            <a:schemeClr val="phClr"/>
-          </a:solidFill>
           <a:prstDash val="solid"/>
           <a:miter lim="800000"/>
         </a:ln>
         <a:ln w="19050" cap="flat" cmpd="sng" algn="ctr">
-          <a:solidFill>
-            <a:schemeClr val="phClr"/>
-          </a:solidFill>
           <a:prstDash val="solid"/>
           <a:miter lim="800000"/>
         </a:ln>
         <a:ln w="25400" cap="flat" cmpd="sng" algn="ctr">
-          <a:solidFill>
-            <a:schemeClr val="phClr"/>
-          </a:solidFill>
           <a:prstDash val="solid"/>
           <a:miter lim="800000"/>
         </a:ln>
@@ -3698,13 +3495,7 @@
           <a:effectLst/>
         </a:effectStyle>
         <a:effectStyle>
-          <a:effectLst>
-            <a:outerShdw blurRad="57150" dist="19050" dir="5400000" algn="ctr" rotWithShape="0">
-              <a:srgbClr val="000000">
-                <a:alpha val="63000"/>
-              </a:srgbClr>
-            </a:outerShdw>
-          </a:effectLst>
+          <a:effectLst/>
         </a:effectStyle>
       </a:effectStyleLst>
       <a:bgFillStyleLst>
@@ -3714,15 +3505,13 @@
         <a:solidFill>
           <a:schemeClr val="phClr">
             <a:tint val="95000"/>
-            <a:satMod val="170000"/>
           </a:schemeClr>
         </a:solidFill>
-        <a:gradFill rotWithShape="1">
+        <a:gradFill>
           <a:gsLst>
             <a:gs pos="0">
               <a:schemeClr val="phClr">
                 <a:tint val="93000"/>
-                <a:satMod val="150000"/>
                 <a:shade val="98000"/>
                 <a:lumMod val="102000"/>
               </a:schemeClr>
@@ -3730,7 +3519,6 @@
             <a:gs pos="50000">
               <a:schemeClr val="phClr">
                 <a:tint val="98000"/>
-                <a:satMod val="130000"/>
                 <a:shade val="90000"/>
                 <a:lumMod val="103000"/>
               </a:schemeClr>
@@ -3738,41 +3526,14 @@
             <a:gs pos="100000">
               <a:schemeClr val="phClr">
                 <a:shade val="63000"/>
-                <a:satMod val="120000"/>
               </a:schemeClr>
             </a:gs>
           </a:gsLst>
           <a:lin ang="5400000" scaled="0"/>
+          <a:tileRect l="0" t="0" r="0" b="0"/>
         </a:gradFill>
       </a:bgFillStyleLst>
     </a:fmtScheme>
   </a:themeElements>
-  <a:objectDefaults>
-    <a:lnDef>
-      <a:spPr/>
-      <a:bodyPr/>
-      <a:lstStyle/>
-      <a:style>
-        <a:lnRef idx="2">
-          <a:schemeClr val="accent1"/>
-        </a:lnRef>
-        <a:fillRef idx="0">
-          <a:schemeClr val="accent1"/>
-        </a:fillRef>
-        <a:effectRef idx="1">
-          <a:schemeClr val="accent1"/>
-        </a:effectRef>
-        <a:fontRef idx="minor">
-          <a:schemeClr val="tx1"/>
-        </a:fontRef>
-      </a:style>
-    </a:lnDef>
-  </a:objectDefaults>
-  <a:extraClrSchemeLst/>
-  <a:extLst>
-    <a:ext uri="{05A4C25C-085E-4340-85A3-A5531E510DB2}">
-      <thm15:themeFamily xmlns:thm15="http://schemas.microsoft.com/office/thememl/2012/main" name="Office Theme" id="{2E142A2C-CD16-42D6-873A-C26D2A0506FA}" vid="{1BDDFF52-6CD6-40A5-AB3C-68EB2F1E4D0A}"/>
-    </a:ext>
-  </a:extLst>
 </a:theme>
 </file>